--- a/report/DSS_Report_Group2_Euronext.docx
+++ b/report/DSS_Report_Group2_Euronext.docx
@@ -308,7 +308,7 @@
         <w:rPr>
           <w:noProof/>
         </w:rPr>
-        <w:instrText xml:space="preserve"> PAGEREF _Toc243648110 \h </w:instrText>
+        <w:instrText xml:space="preserve"> PAGEREF _Toc243648497 \h </w:instrText>
       </w:r>
       <w:r>
         <w:rPr>
@@ -366,7 +366,7 @@
         <w:rPr>
           <w:noProof/>
         </w:rPr>
-        <w:instrText xml:space="preserve"> PAGEREF _Toc243648111 \h </w:instrText>
+        <w:instrText xml:space="preserve"> PAGEREF _Toc243648498 \h </w:instrText>
       </w:r>
       <w:r>
         <w:rPr>
@@ -424,7 +424,7 @@
         <w:rPr>
           <w:noProof/>
         </w:rPr>
-        <w:instrText xml:space="preserve"> PAGEREF _Toc243648112 \h </w:instrText>
+        <w:instrText xml:space="preserve"> PAGEREF _Toc243648499 \h </w:instrText>
       </w:r>
       <w:r>
         <w:rPr>
@@ -482,7 +482,7 @@
         <w:rPr>
           <w:noProof/>
         </w:rPr>
-        <w:instrText xml:space="preserve"> PAGEREF _Toc243648113 \h </w:instrText>
+        <w:instrText xml:space="preserve"> PAGEREF _Toc243648500 \h </w:instrText>
       </w:r>
       <w:r>
         <w:rPr>
@@ -540,7 +540,7 @@
         <w:rPr>
           <w:noProof/>
         </w:rPr>
-        <w:instrText xml:space="preserve"> PAGEREF _Toc243648114 \h </w:instrText>
+        <w:instrText xml:space="preserve"> PAGEREF _Toc243648501 \h </w:instrText>
       </w:r>
       <w:r>
         <w:rPr>
@@ -598,7 +598,7 @@
         <w:rPr>
           <w:noProof/>
         </w:rPr>
-        <w:instrText xml:space="preserve"> PAGEREF _Toc243648115 \h </w:instrText>
+        <w:instrText xml:space="preserve"> PAGEREF _Toc243648502 \h </w:instrText>
       </w:r>
       <w:r>
         <w:rPr>
@@ -656,7 +656,7 @@
         <w:rPr>
           <w:noProof/>
         </w:rPr>
-        <w:instrText xml:space="preserve"> PAGEREF _Toc243648116 \h </w:instrText>
+        <w:instrText xml:space="preserve"> PAGEREF _Toc243648503 \h </w:instrText>
       </w:r>
       <w:r>
         <w:rPr>
@@ -714,7 +714,7 @@
         <w:rPr>
           <w:noProof/>
         </w:rPr>
-        <w:instrText xml:space="preserve"> PAGEREF _Toc243648117 \h </w:instrText>
+        <w:instrText xml:space="preserve"> PAGEREF _Toc243648504 \h </w:instrText>
       </w:r>
       <w:r>
         <w:rPr>
@@ -772,7 +772,7 @@
         <w:rPr>
           <w:noProof/>
         </w:rPr>
-        <w:instrText xml:space="preserve"> PAGEREF _Toc243648118 \h </w:instrText>
+        <w:instrText xml:space="preserve"> PAGEREF _Toc243648505 \h </w:instrText>
       </w:r>
       <w:r>
         <w:rPr>
@@ -830,7 +830,7 @@
         <w:rPr>
           <w:noProof/>
         </w:rPr>
-        <w:instrText xml:space="preserve"> PAGEREF _Toc243648119 \h </w:instrText>
+        <w:instrText xml:space="preserve"> PAGEREF _Toc243648506 \h </w:instrText>
       </w:r>
       <w:r>
         <w:rPr>
@@ -888,7 +888,7 @@
         <w:rPr>
           <w:noProof/>
         </w:rPr>
-        <w:instrText xml:space="preserve"> PAGEREF _Toc243648120 \h </w:instrText>
+        <w:instrText xml:space="preserve"> PAGEREF _Toc243648507 \h </w:instrText>
       </w:r>
       <w:r>
         <w:rPr>
@@ -946,7 +946,7 @@
         <w:rPr>
           <w:noProof/>
         </w:rPr>
-        <w:instrText xml:space="preserve"> PAGEREF _Toc243648121 \h </w:instrText>
+        <w:instrText xml:space="preserve"> PAGEREF _Toc243648508 \h </w:instrText>
       </w:r>
       <w:r>
         <w:rPr>
@@ -1004,7 +1004,7 @@
         <w:rPr>
           <w:noProof/>
         </w:rPr>
-        <w:instrText xml:space="preserve"> PAGEREF _Toc243648122 \h </w:instrText>
+        <w:instrText xml:space="preserve"> PAGEREF _Toc243648509 \h </w:instrText>
       </w:r>
       <w:r>
         <w:rPr>
@@ -1062,7 +1062,7 @@
         <w:rPr>
           <w:noProof/>
         </w:rPr>
-        <w:instrText xml:space="preserve"> PAGEREF _Toc243648123 \h </w:instrText>
+        <w:instrText xml:space="preserve"> PAGEREF _Toc243648510 \h </w:instrText>
       </w:r>
       <w:r>
         <w:rPr>
@@ -1120,7 +1120,7 @@
         <w:rPr>
           <w:noProof/>
         </w:rPr>
-        <w:instrText xml:space="preserve"> PAGEREF _Toc243648124 \h </w:instrText>
+        <w:instrText xml:space="preserve"> PAGEREF _Toc243648511 \h </w:instrText>
       </w:r>
       <w:r>
         <w:rPr>
@@ -1178,7 +1178,7 @@
         <w:rPr>
           <w:noProof/>
         </w:rPr>
-        <w:instrText xml:space="preserve"> PAGEREF _Toc243648125 \h </w:instrText>
+        <w:instrText xml:space="preserve"> PAGEREF _Toc243648512 \h </w:instrText>
       </w:r>
       <w:r>
         <w:rPr>
@@ -1236,7 +1236,7 @@
         <w:rPr>
           <w:noProof/>
         </w:rPr>
-        <w:instrText xml:space="preserve"> PAGEREF _Toc243648126 \h </w:instrText>
+        <w:instrText xml:space="preserve"> PAGEREF _Toc243648513 \h </w:instrText>
       </w:r>
       <w:r>
         <w:rPr>
@@ -1294,7 +1294,7 @@
         <w:rPr>
           <w:noProof/>
         </w:rPr>
-        <w:instrText xml:space="preserve"> PAGEREF _Toc243648127 \h </w:instrText>
+        <w:instrText xml:space="preserve"> PAGEREF _Toc243648514 \h </w:instrText>
       </w:r>
       <w:r>
         <w:rPr>
@@ -1352,7 +1352,7 @@
         <w:rPr>
           <w:noProof/>
         </w:rPr>
-        <w:instrText xml:space="preserve"> PAGEREF _Toc243648128 \h </w:instrText>
+        <w:instrText xml:space="preserve"> PAGEREF _Toc243648515 \h </w:instrText>
       </w:r>
       <w:r>
         <w:rPr>
@@ -1410,7 +1410,7 @@
         <w:rPr>
           <w:noProof/>
         </w:rPr>
-        <w:instrText xml:space="preserve"> PAGEREF _Toc243648129 \h </w:instrText>
+        <w:instrText xml:space="preserve"> PAGEREF _Toc243648516 \h </w:instrText>
       </w:r>
       <w:r>
         <w:rPr>
@@ -1468,7 +1468,7 @@
         <w:rPr>
           <w:noProof/>
         </w:rPr>
-        <w:instrText xml:space="preserve"> PAGEREF _Toc243648130 \h </w:instrText>
+        <w:instrText xml:space="preserve"> PAGEREF _Toc243648517 \h </w:instrText>
       </w:r>
       <w:r>
         <w:rPr>
@@ -1526,7 +1526,7 @@
         <w:rPr>
           <w:noProof/>
         </w:rPr>
-        <w:instrText xml:space="preserve"> PAGEREF _Toc243648131 \h </w:instrText>
+        <w:instrText xml:space="preserve"> PAGEREF _Toc243648518 \h </w:instrText>
       </w:r>
       <w:r>
         <w:rPr>
@@ -1584,7 +1584,7 @@
         <w:rPr>
           <w:noProof/>
         </w:rPr>
-        <w:instrText xml:space="preserve"> PAGEREF _Toc243648132 \h </w:instrText>
+        <w:instrText xml:space="preserve"> PAGEREF _Toc243648519 \h </w:instrText>
       </w:r>
       <w:r>
         <w:rPr>
@@ -1642,7 +1642,7 @@
         <w:rPr>
           <w:noProof/>
         </w:rPr>
-        <w:instrText xml:space="preserve"> PAGEREF _Toc243648133 \h </w:instrText>
+        <w:instrText xml:space="preserve"> PAGEREF _Toc243648520 \h </w:instrText>
       </w:r>
       <w:r>
         <w:rPr>
@@ -1700,7 +1700,7 @@
         <w:rPr>
           <w:noProof/>
         </w:rPr>
-        <w:instrText xml:space="preserve"> PAGEREF _Toc243648134 \h </w:instrText>
+        <w:instrText xml:space="preserve"> PAGEREF _Toc243648521 \h </w:instrText>
       </w:r>
       <w:r>
         <w:rPr>
@@ -1758,7 +1758,7 @@
         <w:rPr>
           <w:noProof/>
         </w:rPr>
-        <w:instrText xml:space="preserve"> PAGEREF _Toc243648135 \h </w:instrText>
+        <w:instrText xml:space="preserve"> PAGEREF _Toc243648522 \h </w:instrText>
       </w:r>
       <w:r>
         <w:rPr>
@@ -1816,7 +1816,7 @@
         <w:rPr>
           <w:noProof/>
         </w:rPr>
-        <w:instrText xml:space="preserve"> PAGEREF _Toc243648136 \h </w:instrText>
+        <w:instrText xml:space="preserve"> PAGEREF _Toc243648523 \h </w:instrText>
       </w:r>
       <w:r>
         <w:rPr>
@@ -1874,7 +1874,7 @@
         <w:rPr>
           <w:noProof/>
         </w:rPr>
-        <w:instrText xml:space="preserve"> PAGEREF _Toc243648137 \h </w:instrText>
+        <w:instrText xml:space="preserve"> PAGEREF _Toc243648524 \h </w:instrText>
       </w:r>
       <w:r>
         <w:rPr>
@@ -1932,7 +1932,7 @@
         <w:rPr>
           <w:noProof/>
         </w:rPr>
-        <w:instrText xml:space="preserve"> PAGEREF _Toc243648138 \h </w:instrText>
+        <w:instrText xml:space="preserve"> PAGEREF _Toc243648525 \h </w:instrText>
       </w:r>
       <w:r>
         <w:rPr>
@@ -1990,7 +1990,7 @@
         <w:rPr>
           <w:noProof/>
         </w:rPr>
-        <w:instrText xml:space="preserve"> PAGEREF _Toc243648139 \h </w:instrText>
+        <w:instrText xml:space="preserve"> PAGEREF _Toc243648526 \h </w:instrText>
       </w:r>
       <w:r>
         <w:rPr>
@@ -2048,7 +2048,7 @@
         <w:rPr>
           <w:noProof/>
         </w:rPr>
-        <w:instrText xml:space="preserve"> PAGEREF _Toc243648140 \h </w:instrText>
+        <w:instrText xml:space="preserve"> PAGEREF _Toc243648527 \h </w:instrText>
       </w:r>
       <w:r>
         <w:rPr>
@@ -2106,7 +2106,7 @@
         <w:rPr>
           <w:noProof/>
         </w:rPr>
-        <w:instrText xml:space="preserve"> PAGEREF _Toc243648141 \h </w:instrText>
+        <w:instrText xml:space="preserve"> PAGEREF _Toc243648528 \h </w:instrText>
       </w:r>
       <w:r>
         <w:rPr>
@@ -2164,7 +2164,7 @@
         <w:rPr>
           <w:noProof/>
         </w:rPr>
-        <w:instrText xml:space="preserve"> PAGEREF _Toc243648142 \h </w:instrText>
+        <w:instrText xml:space="preserve"> PAGEREF _Toc243648529 \h </w:instrText>
       </w:r>
       <w:r>
         <w:rPr>
@@ -2222,7 +2222,7 @@
         <w:rPr>
           <w:noProof/>
         </w:rPr>
-        <w:instrText xml:space="preserve"> PAGEREF _Toc243648143 \h </w:instrText>
+        <w:instrText xml:space="preserve"> PAGEREF _Toc243648530 \h </w:instrText>
       </w:r>
       <w:r>
         <w:rPr>
@@ -2280,7 +2280,7 @@
         <w:rPr>
           <w:noProof/>
         </w:rPr>
-        <w:instrText xml:space="preserve"> PAGEREF _Toc243648144 \h </w:instrText>
+        <w:instrText xml:space="preserve"> PAGEREF _Toc243648531 \h </w:instrText>
       </w:r>
       <w:r>
         <w:rPr>
@@ -2338,7 +2338,7 @@
         <w:rPr>
           <w:noProof/>
         </w:rPr>
-        <w:instrText xml:space="preserve"> PAGEREF _Toc243648145 \h </w:instrText>
+        <w:instrText xml:space="preserve"> PAGEREF _Toc243648532 \h </w:instrText>
       </w:r>
       <w:r>
         <w:rPr>
@@ -2396,7 +2396,7 @@
         <w:rPr>
           <w:noProof/>
         </w:rPr>
-        <w:instrText xml:space="preserve"> PAGEREF _Toc243648146 \h </w:instrText>
+        <w:instrText xml:space="preserve"> PAGEREF _Toc243648533 \h </w:instrText>
       </w:r>
       <w:r>
         <w:rPr>
@@ -2454,7 +2454,7 @@
         <w:rPr>
           <w:noProof/>
         </w:rPr>
-        <w:instrText xml:space="preserve"> PAGEREF _Toc243648147 \h </w:instrText>
+        <w:instrText xml:space="preserve"> PAGEREF _Toc243648534 \h </w:instrText>
       </w:r>
       <w:r>
         <w:rPr>
@@ -2512,7 +2512,7 @@
         <w:rPr>
           <w:noProof/>
         </w:rPr>
-        <w:instrText xml:space="preserve"> PAGEREF _Toc243648148 \h </w:instrText>
+        <w:instrText xml:space="preserve"> PAGEREF _Toc243648535 \h </w:instrText>
       </w:r>
       <w:r>
         <w:rPr>
@@ -2570,7 +2570,65 @@
         <w:rPr>
           <w:noProof/>
         </w:rPr>
-        <w:instrText xml:space="preserve"> PAGEREF _Toc243648149 \h </w:instrText>
+        <w:instrText xml:space="preserve"> PAGEREF _Toc243648536 \h </w:instrText>
+      </w:r>
+      <w:r>
+        <w:rPr>
+          <w:noProof/>
+        </w:rPr>
+      </w:r>
+      <w:r>
+        <w:rPr>
+          <w:noProof/>
+        </w:rPr>
+        <w:fldChar w:fldCharType="separate"/>
+      </w:r>
+      <w:r>
+        <w:rPr>
+          <w:noProof/>
+        </w:rPr>
+        <w:t>13</w:t>
+      </w:r>
+      <w:r>
+        <w:rPr>
+          <w:noProof/>
+        </w:rPr>
+        <w:fldChar w:fldCharType="end"/>
+      </w:r>
+    </w:p>
+    <w:p>
+      <w:pPr>
+        <w:pStyle w:val="TOC2"/>
+        <w:tabs>
+          <w:tab w:val="right" w:leader="dot" w:pos="9061"/>
+        </w:tabs>
+        <w:rPr>
+          <w:noProof/>
+        </w:rPr>
+      </w:pPr>
+      <w:r>
+        <w:rPr>
+          <w:noProof/>
+        </w:rPr>
+        <w:t>7.7 Monte Carlo Replications</w:t>
+      </w:r>
+      <w:r>
+        <w:rPr>
+          <w:noProof/>
+        </w:rPr>
+        <w:tab/>
+      </w:r>
+      <w:r>
+        <w:rPr>
+          <w:noProof/>
+        </w:rPr>
+        <w:fldChar w:fldCharType="begin"/>
+      </w:r>
+      <w:r>
+        <w:rPr>
+          <w:noProof/>
+        </w:rPr>
+        <w:instrText xml:space="preserve"> PAGEREF _Toc243648537 \h </w:instrText>
       </w:r>
       <w:r>
         <w:rPr>
@@ -2628,7 +2686,7 @@
         <w:rPr>
           <w:noProof/>
         </w:rPr>
-        <w:instrText xml:space="preserve"> PAGEREF _Toc243648150 \h </w:instrText>
+        <w:instrText xml:space="preserve"> PAGEREF _Toc243648538 \h </w:instrText>
       </w:r>
       <w:r>
         <w:rPr>
@@ -2686,7 +2744,7 @@
         <w:rPr>
           <w:noProof/>
         </w:rPr>
-        <w:instrText xml:space="preserve"> PAGEREF _Toc243648151 \h </w:instrText>
+        <w:instrText xml:space="preserve"> PAGEREF _Toc243648539 \h </w:instrText>
       </w:r>
       <w:r>
         <w:rPr>
@@ -2744,7 +2802,7 @@
         <w:rPr>
           <w:noProof/>
         </w:rPr>
-        <w:instrText xml:space="preserve"> PAGEREF _Toc243648152 \h </w:instrText>
+        <w:instrText xml:space="preserve"> PAGEREF _Toc243648540 \h </w:instrText>
       </w:r>
       <w:r>
         <w:rPr>
@@ -2802,7 +2860,7 @@
         <w:rPr>
           <w:noProof/>
         </w:rPr>
-        <w:instrText xml:space="preserve"> PAGEREF _Toc243648153 \h </w:instrText>
+        <w:instrText xml:space="preserve"> PAGEREF _Toc243648541 \h </w:instrText>
       </w:r>
       <w:r>
         <w:rPr>
@@ -2860,7 +2918,7 @@
         <w:rPr>
           <w:noProof/>
         </w:rPr>
-        <w:instrText xml:space="preserve"> PAGEREF _Toc243648154 \h </w:instrText>
+        <w:instrText xml:space="preserve"> PAGEREF _Toc243648542 \h </w:instrText>
       </w:r>
       <w:r>
         <w:rPr>
@@ -2918,7 +2976,7 @@
         <w:rPr>
           <w:noProof/>
         </w:rPr>
-        <w:instrText xml:space="preserve"> PAGEREF _Toc243648155 \h </w:instrText>
+        <w:instrText xml:space="preserve"> PAGEREF _Toc243648543 \h </w:instrText>
       </w:r>
       <w:r>
         <w:rPr>
@@ -2976,7 +3034,65 @@
         <w:rPr>
           <w:noProof/>
         </w:rPr>
-        <w:instrText xml:space="preserve"> PAGEREF _Toc243648156 \h </w:instrText>
+        <w:instrText xml:space="preserve"> PAGEREF _Toc243648544 \h </w:instrText>
+      </w:r>
+      <w:r>
+        <w:rPr>
+          <w:noProof/>
+        </w:rPr>
+      </w:r>
+      <w:r>
+        <w:rPr>
+          <w:noProof/>
+        </w:rPr>
+        <w:fldChar w:fldCharType="separate"/>
+      </w:r>
+      <w:r>
+        <w:rPr>
+          <w:noProof/>
+        </w:rPr>
+        <w:t>14</w:t>
+      </w:r>
+      <w:r>
+        <w:rPr>
+          <w:noProof/>
+        </w:rPr>
+        <w:fldChar w:fldCharType="end"/>
+      </w:r>
+    </w:p>
+    <w:p>
+      <w:pPr>
+        <w:pStyle w:val="TOC2"/>
+        <w:tabs>
+          <w:tab w:val="right" w:leader="dot" w:pos="9061"/>
+        </w:tabs>
+        <w:rPr>
+          <w:noProof/>
+        </w:rPr>
+      </w:pPr>
+      <w:r>
+        <w:rPr>
+          <w:noProof/>
+        </w:rPr>
+        <w:t>8.7 Monte Carlo Replications</w:t>
+      </w:r>
+      <w:r>
+        <w:rPr>
+          <w:noProof/>
+        </w:rPr>
+        <w:tab/>
+      </w:r>
+      <w:r>
+        <w:rPr>
+          <w:noProof/>
+        </w:rPr>
+        <w:fldChar w:fldCharType="begin"/>
+      </w:r>
+      <w:r>
+        <w:rPr>
+          <w:noProof/>
+        </w:rPr>
+        <w:instrText xml:space="preserve"> PAGEREF _Toc243648545 \h </w:instrText>
       </w:r>
       <w:r>
         <w:rPr>
@@ -3034,7 +3150,7 @@
         <w:rPr>
           <w:noProof/>
         </w:rPr>
-        <w:instrText xml:space="preserve"> PAGEREF _Toc243648157 \h </w:instrText>
+        <w:instrText xml:space="preserve"> PAGEREF _Toc243648546 \h </w:instrText>
       </w:r>
       <w:r>
         <w:rPr>
@@ -3092,7 +3208,7 @@
         <w:rPr>
           <w:noProof/>
         </w:rPr>
-        <w:instrText xml:space="preserve"> PAGEREF _Toc243648158 \h </w:instrText>
+        <w:instrText xml:space="preserve"> PAGEREF _Toc243648547 \h </w:instrText>
       </w:r>
       <w:r>
         <w:rPr>
@@ -3150,7 +3266,7 @@
         <w:rPr>
           <w:noProof/>
         </w:rPr>
-        <w:instrText xml:space="preserve"> PAGEREF _Toc243648159 \h </w:instrText>
+        <w:instrText xml:space="preserve"> PAGEREF _Toc243648548 \h </w:instrText>
       </w:r>
       <w:r>
         <w:rPr>
@@ -3208,7 +3324,7 @@
         <w:rPr>
           <w:noProof/>
         </w:rPr>
-        <w:instrText xml:space="preserve"> PAGEREF _Toc243648160 \h </w:instrText>
+        <w:instrText xml:space="preserve"> PAGEREF _Toc243648549 \h </w:instrText>
       </w:r>
       <w:r>
         <w:rPr>
@@ -3266,7 +3382,7 @@
         <w:rPr>
           <w:noProof/>
         </w:rPr>
-        <w:instrText xml:space="preserve"> PAGEREF _Toc243648161 \h </w:instrText>
+        <w:instrText xml:space="preserve"> PAGEREF _Toc243648550 \h </w:instrText>
       </w:r>
       <w:r>
         <w:rPr>
@@ -3324,7 +3440,7 @@
         <w:rPr>
           <w:noProof/>
         </w:rPr>
-        <w:instrText xml:space="preserve"> PAGEREF _Toc243648162 \h </w:instrText>
+        <w:instrText xml:space="preserve"> PAGEREF _Toc243648551 \h </w:instrText>
       </w:r>
       <w:r>
         <w:rPr>
@@ -3382,7 +3498,7 @@
         <w:rPr>
           <w:noProof/>
         </w:rPr>
-        <w:instrText xml:space="preserve"> PAGEREF _Toc243648163 \h </w:instrText>
+        <w:instrText xml:space="preserve"> PAGEREF _Toc243648552 \h </w:instrText>
       </w:r>
       <w:r>
         <w:rPr>
@@ -3440,7 +3556,7 @@
         <w:rPr>
           <w:noProof/>
         </w:rPr>
-        <w:instrText xml:space="preserve"> PAGEREF _Toc243648164 \h </w:instrText>
+        <w:instrText xml:space="preserve"> PAGEREF _Toc243648553 \h </w:instrText>
       </w:r>
       <w:r>
         <w:rPr>
@@ -3498,7 +3614,7 @@
         <w:rPr>
           <w:noProof/>
         </w:rPr>
-        <w:instrText xml:space="preserve"> PAGEREF _Toc243648165 \h </w:instrText>
+        <w:instrText xml:space="preserve"> PAGEREF _Toc243648554 \h </w:instrText>
       </w:r>
       <w:r>
         <w:rPr>
@@ -3556,7 +3672,7 @@
         <w:rPr>
           <w:noProof/>
         </w:rPr>
-        <w:instrText xml:space="preserve"> PAGEREF _Toc243648166 \h </w:instrText>
+        <w:instrText xml:space="preserve"> PAGEREF _Toc243648555 \h </w:instrText>
       </w:r>
       <w:r>
         <w:rPr>
@@ -3614,7 +3730,7 @@
         <w:rPr>
           <w:noProof/>
         </w:rPr>
-        <w:instrText xml:space="preserve"> PAGEREF _Toc243648167 \h </w:instrText>
+        <w:instrText xml:space="preserve"> PAGEREF _Toc243648556 \h </w:instrText>
       </w:r>
       <w:r>
         <w:rPr>
@@ -3632,6 +3748,64 @@
           <w:noProof/>
         </w:rPr>
         <w:t>23</w:t>
+      </w:r>
+      <w:r>
+        <w:rPr>
+          <w:noProof/>
+        </w:rPr>
+        <w:fldChar w:fldCharType="end"/>
+      </w:r>
+    </w:p>
+    <w:p>
+      <w:pPr>
+        <w:pStyle w:val="TOC1"/>
+        <w:tabs>
+          <w:tab w:val="right" w:leader="dot" w:pos="9061"/>
+        </w:tabs>
+        <w:rPr>
+          <w:noProof/>
+        </w:rPr>
+      </w:pPr>
+      <w:r>
+        <w:rPr>
+          <w:noProof/>
+        </w:rPr>
+        <w:t>APPENDIX G: Experiment Interfaces (Parameter Variation and Monte Carlo)</w:t>
+      </w:r>
+      <w:r>
+        <w:rPr>
+          <w:noProof/>
+        </w:rPr>
+        <w:tab/>
+      </w:r>
+      <w:r>
+        <w:rPr>
+          <w:noProof/>
+        </w:rPr>
+        <w:fldChar w:fldCharType="begin"/>
+      </w:r>
+      <w:r>
+        <w:rPr>
+          <w:noProof/>
+        </w:rPr>
+        <w:instrText xml:space="preserve"> PAGEREF _Toc243648557 \h </w:instrText>
+      </w:r>
+      <w:r>
+        <w:rPr>
+          <w:noProof/>
+        </w:rPr>
+      </w:r>
+      <w:r>
+        <w:rPr>
+          <w:noProof/>
+        </w:rPr>
+        <w:fldChar w:fldCharType="separate"/>
+      </w:r>
+      <w:r>
+        <w:rPr>
+          <w:noProof/>
+        </w:rPr>
+        <w:t>24</w:t>
       </w:r>
       <w:r>
         <w:rPr>
@@ -3695,7 +3869,7 @@
       <w:pPr>
         <w:pStyle w:val="Heading1"/>
       </w:pPr>
-      <w:bookmarkStart w:id="0" w:name="_Toc243648110"/>
+      <w:bookmarkStart w:id="0" w:name="_Toc243648497"/>
       <w:r>
         <w:t>Introduction</w:t>
       </w:r>
@@ -3705,7 +3879,7 @@
       <w:pPr>
         <w:pStyle w:val="Heading2"/>
       </w:pPr>
-      <w:bookmarkStart w:id="1" w:name="_Toc243648111"/>
+      <w:bookmarkStart w:id="1" w:name="_Toc243648498"/>
       <w:r>
         <w:t>Context and Motivation</w:t>
       </w:r>
@@ -3715,7 +3889,7 @@
       <w:pPr>
         <w:pStyle w:val="Heading2"/>
       </w:pPr>
-      <w:bookmarkStart w:id="2" w:name="_Toc243648112"/>
+      <w:bookmarkStart w:id="2" w:name="_Toc243648499"/>
       <w:r>
         <w:t>Simulation's Objectives</w:t>
       </w:r>
@@ -3725,7 +3899,7 @@
       <w:pPr>
         <w:pStyle w:val="Heading2"/>
       </w:pPr>
-      <w:bookmarkStart w:id="3" w:name="_Toc243648113"/>
+      <w:bookmarkStart w:id="3" w:name="_Toc243648500"/>
       <w:r>
         <w:t>Report Structure</w:t>
       </w:r>
@@ -3735,7 +3909,7 @@
       <w:pPr>
         <w:pStyle w:val="Heading1"/>
       </w:pPr>
-      <w:bookmarkStart w:id="4" w:name="_Toc243648114"/>
+      <w:bookmarkStart w:id="4" w:name="_Toc243648501"/>
       <w:r>
         <w:t>Problem Description</w:t>
       </w:r>
@@ -3745,7 +3919,7 @@
       <w:pPr>
         <w:pStyle w:val="Heading2"/>
       </w:pPr>
-      <w:bookmarkStart w:id="5" w:name="_Toc243648115"/>
+      <w:bookmarkStart w:id="5" w:name="_Toc243648502"/>
       <w:r>
         <w:t>Euronext Lisbon and the PSI</w:t>
       </w:r>
@@ -3755,7 +3929,7 @@
       <w:pPr>
         <w:pStyle w:val="Heading2"/>
       </w:pPr>
-      <w:bookmarkStart w:id="6" w:name="_Toc243648116"/>
+      <w:bookmarkStart w:id="6" w:name="_Toc243648503"/>
       <w:r>
         <w:t>How a Market Fall Propagates</w:t>
       </w:r>
@@ -3765,7 +3939,7 @@
       <w:pPr>
         <w:pStyle w:val="Heading2"/>
       </w:pPr>
-      <w:bookmarkStart w:id="7" w:name="_Toc243648117"/>
+      <w:bookmarkStart w:id="7" w:name="_Toc243648504"/>
       <w:r>
         <w:t>Volatility Interruptions at Euronext</w:t>
       </w:r>
@@ -3775,7 +3949,7 @@
       <w:pPr>
         <w:pStyle w:val="Heading2"/>
       </w:pPr>
-      <w:bookmarkStart w:id="8" w:name="_Toc243648118"/>
+      <w:bookmarkStart w:id="8" w:name="_Toc243648505"/>
       <w:r>
         <w:t>Problem Statement and Research Questions</w:t>
       </w:r>
@@ -3785,7 +3959,7 @@
       <w:pPr>
         <w:pStyle w:val="Heading1"/>
       </w:pPr>
-      <w:bookmarkStart w:id="9" w:name="_Toc243648119"/>
+      <w:bookmarkStart w:id="9" w:name="_Toc243648506"/>
       <w:r>
         <w:t>Data and Stylised Facts</w:t>
       </w:r>
@@ -3795,7 +3969,7 @@
       <w:pPr>
         <w:pStyle w:val="Heading2"/>
       </w:pPr>
-      <w:bookmarkStart w:id="10" w:name="_Toc243648120"/>
+      <w:bookmarkStart w:id="10" w:name="_Toc243648507"/>
       <w:r>
         <w:t>Data Sources</w:t>
       </w:r>
@@ -3805,7 +3979,7 @@
       <w:pPr>
         <w:pStyle w:val="Heading2"/>
       </w:pPr>
-      <w:bookmarkStart w:id="11" w:name="_Toc243648121"/>
+      <w:bookmarkStart w:id="11" w:name="_Toc243648508"/>
       <w:r>
         <w:t>Stylised Facts of the BCP Stock</w:t>
       </w:r>
@@ -3815,7 +3989,7 @@
       <w:pPr>
         <w:pStyle w:val="Heading2"/>
       </w:pPr>
-      <w:bookmarkStart w:id="12" w:name="_Toc243648122"/>
+      <w:bookmarkStart w:id="12" w:name="_Toc243648509"/>
       <w:r>
         <w:t>Key Assumptions</w:t>
       </w:r>
@@ -3825,7 +3999,7 @@
       <w:pPr>
         <w:pStyle w:val="Heading1"/>
       </w:pPr>
-      <w:bookmarkStart w:id="13" w:name="_Toc243648123"/>
+      <w:bookmarkStart w:id="13" w:name="_Toc243648510"/>
       <w:r>
         <w:t>System Modelling</w:t>
       </w:r>
@@ -3835,7 +4009,7 @@
       <w:pPr>
         <w:pStyle w:val="Heading2"/>
       </w:pPr>
-      <w:bookmarkStart w:id="14" w:name="_Toc243648124"/>
+      <w:bookmarkStart w:id="14" w:name="_Toc243648511"/>
       <w:r>
         <w:t>Modelling Approach</w:t>
       </w:r>
@@ -3845,7 +4019,7 @@
       <w:pPr>
         <w:pStyle w:val="Heading2"/>
       </w:pPr>
-      <w:bookmarkStart w:id="15" w:name="_Toc243648125"/>
+      <w:bookmarkStart w:id="15" w:name="_Toc243648512"/>
       <w:r>
         <w:t>Implementation</w:t>
       </w:r>
@@ -3855,7 +4029,7 @@
       <w:pPr>
         <w:pStyle w:val="Heading3"/>
       </w:pPr>
-      <w:bookmarkStart w:id="16" w:name="_Toc243648126"/>
+      <w:bookmarkStart w:id="16" w:name="_Toc243648513"/>
       <w:r>
         <w:t>Main agent</w:t>
       </w:r>
@@ -3865,7 +4039,7 @@
       <w:pPr>
         <w:pStyle w:val="Heading3"/>
       </w:pPr>
-      <w:bookmarkStart w:id="17" w:name="_Toc243648127"/>
+      <w:bookmarkStart w:id="17" w:name="_Toc243648514"/>
       <w:r>
         <w:t>Order Book (Stock agent type)</w:t>
       </w:r>
@@ -3875,7 +4049,7 @@
       <w:pPr>
         <w:pStyle w:val="Heading3"/>
       </w:pPr>
-      <w:bookmarkStart w:id="18" w:name="_Toc243648128"/>
+      <w:bookmarkStart w:id="18" w:name="_Toc243648515"/>
       <w:r>
         <w:t>Volatility Interruptions and Reopening Auction</w:t>
       </w:r>
@@ -3885,7 +4059,7 @@
       <w:pPr>
         <w:pStyle w:val="Heading3"/>
       </w:pPr>
-      <w:bookmarkStart w:id="19" w:name="_Toc243648129"/>
+      <w:bookmarkStart w:id="19" w:name="_Toc243648516"/>
       <w:r>
         <w:t>Fundamentalist agent type</w:t>
       </w:r>
@@ -3895,7 +4069,7 @@
       <w:pPr>
         <w:pStyle w:val="Heading3"/>
       </w:pPr>
-      <w:bookmarkStart w:id="20" w:name="_Toc243648130"/>
+      <w:bookmarkStart w:id="20" w:name="_Toc243648517"/>
       <w:r>
         <w:t>Trend Follower agent type and Herding</w:t>
       </w:r>
@@ -3905,7 +4079,7 @@
       <w:pPr>
         <w:pStyle w:val="Heading3"/>
       </w:pPr>
-      <w:bookmarkStart w:id="21" w:name="_Toc243648131"/>
+      <w:bookmarkStart w:id="21" w:name="_Toc243648518"/>
       <w:r>
         <w:t>Noise Trader agent type</w:t>
       </w:r>
@@ -3915,7 +4089,7 @@
       <w:pPr>
         <w:pStyle w:val="Heading3"/>
       </w:pPr>
-      <w:bookmarkStart w:id="22" w:name="_Toc243648132"/>
+      <w:bookmarkStart w:id="22" w:name="_Toc243648519"/>
       <w:r>
         <w:t>Market Maker agent type</w:t>
       </w:r>
@@ -3925,7 +4099,7 @@
       <w:pPr>
         <w:pStyle w:val="Heading3"/>
       </w:pPr>
-      <w:bookmarkStart w:id="23" w:name="_Toc243648133"/>
+      <w:bookmarkStart w:id="23" w:name="_Toc243648520"/>
       <w:r>
         <w:t>News agent type</w:t>
       </w:r>
@@ -3935,7 +4109,7 @@
       <w:pPr>
         <w:pStyle w:val="Heading1"/>
       </w:pPr>
-      <w:bookmarkStart w:id="24" w:name="_Toc243648134"/>
+      <w:bookmarkStart w:id="24" w:name="_Toc243648521"/>
       <w:r>
         <w:t>Simulation Interface and User Controls</w:t>
       </w:r>
@@ -3945,7 +4119,7 @@
       <w:pPr>
         <w:pStyle w:val="Heading2"/>
       </w:pPr>
-      <w:bookmarkStart w:id="25" w:name="_Toc243648135"/>
+      <w:bookmarkStart w:id="25" w:name="_Toc243648522"/>
       <w:r>
         <w:t>Initial Setup Page</w:t>
       </w:r>
@@ -3955,7 +4129,7 @@
       <w:pPr>
         <w:pStyle w:val="Heading2"/>
       </w:pPr>
-      <w:bookmarkStart w:id="26" w:name="_Toc243648136"/>
+      <w:bookmarkStart w:id="26" w:name="_Toc243648523"/>
       <w:r>
         <w:t>Dashboard</w:t>
       </w:r>
@@ -3965,7 +4139,7 @@
       <w:pPr>
         <w:pStyle w:val="Heading2"/>
       </w:pPr>
-      <w:bookmarkStart w:id="27" w:name="_Toc243648137"/>
+      <w:bookmarkStart w:id="27" w:name="_Toc243648524"/>
       <w:r>
         <w:t>Data Export</w:t>
       </w:r>
@@ -3975,7 +4149,7 @@
       <w:pPr>
         <w:pStyle w:val="Heading1"/>
       </w:pPr>
-      <w:bookmarkStart w:id="28" w:name="_Toc243648138"/>
+      <w:bookmarkStart w:id="28" w:name="_Toc243648525"/>
       <w:r>
         <w:t>Verification, Calibration and Validation</w:t>
       </w:r>
@@ -3985,7 +4159,7 @@
       <w:pPr>
         <w:pStyle w:val="Heading2"/>
       </w:pPr>
-      <w:bookmarkStart w:id="29" w:name="_Toc243648139"/>
+      <w:bookmarkStart w:id="29" w:name="_Toc243648526"/>
       <w:r>
         <w:t>Order Book Tests</w:t>
       </w:r>
@@ -3995,7 +4169,7 @@
       <w:pPr>
         <w:pStyle w:val="Heading2"/>
       </w:pPr>
-      <w:bookmarkStart w:id="30" w:name="_Toc243648140"/>
+      <w:bookmarkStart w:id="30" w:name="_Toc243648527"/>
       <w:r>
         <w:t>Extreme Condition Tests</w:t>
       </w:r>
@@ -4005,7 +4179,7 @@
       <w:pPr>
         <w:pStyle w:val="Heading2"/>
       </w:pPr>
-      <w:bookmarkStart w:id="31" w:name="_Toc243648141"/>
+      <w:bookmarkStart w:id="31" w:name="_Toc243648528"/>
       <w:r>
         <w:t>Calibration</w:t>
       </w:r>
@@ -4015,7 +4189,7 @@
       <w:pPr>
         <w:pStyle w:val="Heading2"/>
       </w:pPr>
-      <w:bookmarkStart w:id="32" w:name="_Toc243648142"/>
+      <w:bookmarkStart w:id="32" w:name="_Toc243648529"/>
       <w:r>
         <w:t>Validation</w:t>
       </w:r>
@@ -4025,7 +4199,7 @@
       <w:pPr>
         <w:pStyle w:val="Heading1"/>
       </w:pPr>
-      <w:bookmarkStart w:id="33" w:name="_Toc243648143"/>
+      <w:bookmarkStart w:id="33" w:name="_Toc243648530"/>
       <w:r>
         <w:t>Experiments and Simulation Scenarios</w:t>
       </w:r>
@@ -4035,7 +4209,7 @@
       <w:pPr>
         <w:pStyle w:val="Heading2"/>
       </w:pPr>
-      <w:bookmarkStart w:id="34" w:name="_Toc243648144"/>
+      <w:bookmarkStart w:id="34" w:name="_Toc243648531"/>
       <w:r>
         <w:t>Baseline Scenario</w:t>
       </w:r>
@@ -4045,7 +4219,7 @@
       <w:pPr>
         <w:pStyle w:val="Heading2"/>
       </w:pPr>
-      <w:bookmarkStart w:id="35" w:name="_Toc243648145"/>
+      <w:bookmarkStart w:id="35" w:name="_Toc243648532"/>
       <w:r>
         <w:t>Large Shock with and without Collars</w:t>
       </w:r>
@@ -4055,7 +4229,7 @@
       <w:pPr>
         <w:pStyle w:val="Heading2"/>
       </w:pPr>
-      <w:bookmarkStart w:id="36" w:name="_Toc243648146"/>
+      <w:bookmarkStart w:id="36" w:name="_Toc243648533"/>
       <w:r>
         <w:t>Shock with a High Share of Trend Followers</w:t>
       </w:r>
@@ -4065,7 +4239,7 @@
       <w:pPr>
         <w:pStyle w:val="Heading2"/>
       </w:pPr>
-      <w:bookmarkStart w:id="37" w:name="_Toc243648147"/>
+      <w:bookmarkStart w:id="37" w:name="_Toc243648534"/>
       <w:r>
         <w:t>Collar Thresholds and Reservation Duration</w:t>
       </w:r>
@@ -4075,7 +4249,7 @@
       <w:pPr>
         <w:pStyle w:val="Heading2"/>
       </w:pPr>
-      <w:bookmarkStart w:id="38" w:name="_Toc243648148"/>
+      <w:bookmarkStart w:id="38" w:name="_Toc243648535"/>
       <w:r>
         <w:t>Optimal Thresholds</w:t>
       </w:r>
@@ -4085,7 +4259,7 @@
       <w:pPr>
         <w:pStyle w:val="Heading2"/>
       </w:pPr>
-      <w:bookmarkStart w:id="39" w:name="_Toc243648149"/>
+      <w:bookmarkStart w:id="39" w:name="_Toc243648536"/>
       <w:r>
         <w:t>Sensitivity Analysis</w:t>
       </w:r>
@@ -4093,113 +4267,133 @@
     </w:p>
     <w:p>
       <w:pPr>
+        <w:pStyle w:val="Heading2"/>
+      </w:pPr>
+      <w:bookmarkStart w:id="40" w:name="_Toc243648537"/>
+      <w:r>
+        <w:t>Monte Carlo Replications</w:t>
+      </w:r>
+      <w:bookmarkEnd w:id="40"/>
+    </w:p>
+    <w:p>
+      <w:pPr>
         <w:pStyle w:val="Heading1"/>
       </w:pPr>
-      <w:bookmarkStart w:id="40" w:name="_Toc243648150"/>
+      <w:bookmarkStart w:id="41" w:name="_Toc243648538"/>
       <w:r>
         <w:t>Results</w:t>
       </w:r>
-      <w:bookmarkEnd w:id="40"/>
+      <w:bookmarkEnd w:id="41"/>
     </w:p>
     <w:p>
       <w:pPr>
         <w:pStyle w:val="Heading2"/>
       </w:pPr>
-      <w:bookmarkStart w:id="41" w:name="_Toc243648151"/>
+      <w:bookmarkStart w:id="42" w:name="_Toc243648539"/>
       <w:r>
         <w:t>Baseline Scenario</w:t>
       </w:r>
-      <w:bookmarkEnd w:id="41"/>
+      <w:bookmarkEnd w:id="42"/>
     </w:p>
     <w:p>
       <w:pPr>
         <w:pStyle w:val="Heading2"/>
       </w:pPr>
-      <w:bookmarkStart w:id="42" w:name="_Toc243648152"/>
+      <w:bookmarkStart w:id="43" w:name="_Toc243648540"/>
       <w:r>
         <w:t>Large Shock with and without Collars</w:t>
       </w:r>
-      <w:bookmarkEnd w:id="42"/>
+      <w:bookmarkEnd w:id="43"/>
     </w:p>
     <w:p>
       <w:pPr>
         <w:pStyle w:val="Heading2"/>
       </w:pPr>
-      <w:bookmarkStart w:id="43" w:name="_Toc243648153"/>
+      <w:bookmarkStart w:id="44" w:name="_Toc243648541"/>
       <w:r>
         <w:t>Shock with a High Share of Trend Followers</w:t>
       </w:r>
-      <w:bookmarkEnd w:id="43"/>
+      <w:bookmarkEnd w:id="44"/>
     </w:p>
     <w:p>
       <w:pPr>
         <w:pStyle w:val="Heading2"/>
       </w:pPr>
-      <w:bookmarkStart w:id="44" w:name="_Toc243648154"/>
+      <w:bookmarkStart w:id="45" w:name="_Toc243648542"/>
       <w:r>
         <w:t>Collar Thresholds and Reservation Duration</w:t>
       </w:r>
-      <w:bookmarkEnd w:id="44"/>
+      <w:bookmarkEnd w:id="45"/>
     </w:p>
     <w:p>
       <w:pPr>
         <w:pStyle w:val="Heading2"/>
       </w:pPr>
-      <w:bookmarkStart w:id="45" w:name="_Toc243648155"/>
+      <w:bookmarkStart w:id="46" w:name="_Toc243648543"/>
       <w:r>
         <w:t>Optimal Thresholds</w:t>
       </w:r>
-      <w:bookmarkEnd w:id="45"/>
+      <w:bookmarkEnd w:id="46"/>
     </w:p>
     <w:p>
       <w:pPr>
         <w:pStyle w:val="Heading2"/>
       </w:pPr>
-      <w:bookmarkStart w:id="46" w:name="_Toc243648156"/>
+      <w:bookmarkStart w:id="47" w:name="_Toc243648544"/>
       <w:r>
         <w:t>Sensitivity Analysis</w:t>
       </w:r>
-      <w:bookmarkEnd w:id="46"/>
+      <w:bookmarkEnd w:id="47"/>
+    </w:p>
+    <w:p>
+      <w:pPr>
+        <w:pStyle w:val="Heading2"/>
+      </w:pPr>
+      <w:bookmarkStart w:id="48" w:name="_Toc243648545"/>
+      <w:r>
+        <w:t>Monte Carlo Replications</w:t>
+      </w:r>
+      <w:bookmarkEnd w:id="48"/>
     </w:p>
     <w:p>
       <w:pPr>
         <w:pStyle w:val="Heading1"/>
       </w:pPr>
-      <w:bookmarkStart w:id="47" w:name="_Toc243648157"/>
+      <w:bookmarkStart w:id="49" w:name="_Toc243648546"/>
       <w:r>
         <w:t>Discussion and Interpretation of Results</w:t>
       </w:r>
-      <w:bookmarkEnd w:id="47"/>
+      <w:bookmarkEnd w:id="49"/>
     </w:p>
     <w:p>
       <w:pPr>
         <w:pStyle w:val="Heading1"/>
       </w:pPr>
-      <w:bookmarkStart w:id="48" w:name="_Toc243648158"/>
+      <w:bookmarkStart w:id="50" w:name="_Toc243648547"/>
       <w:r>
         <w:t>Conclusions</w:t>
       </w:r>
-      <w:bookmarkEnd w:id="48"/>
+      <w:bookmarkEnd w:id="50"/>
     </w:p>
     <w:p>
       <w:pPr>
         <w:pStyle w:val="Heading2"/>
       </w:pPr>
-      <w:bookmarkStart w:id="49" w:name="_Toc243648159"/>
+      <w:bookmarkStart w:id="51" w:name="_Toc243648548"/>
       <w:r>
         <w:t>Final Considerations</w:t>
       </w:r>
-      <w:bookmarkEnd w:id="49"/>
+      <w:bookmarkEnd w:id="51"/>
     </w:p>
     <w:p>
       <w:pPr>
         <w:pStyle w:val="Heading2"/>
       </w:pPr>
-      <w:bookmarkStart w:id="50" w:name="_Toc243648160"/>
+      <w:bookmarkStart w:id="52" w:name="_Toc243648549"/>
       <w:r>
         <w:t>Limitations and Future Work</w:t>
       </w:r>
-      <w:bookmarkEnd w:id="50"/>
+      <w:bookmarkEnd w:id="52"/>
     </w:p>
     <w:p>
       <w:pPr>
@@ -4209,11 +4403,11 @@
           <w:numId w:val="0"/>
         </w:numPr>
       </w:pPr>
-      <w:bookmarkStart w:id="51" w:name="_Toc243648161"/>
+      <w:bookmarkStart w:id="53" w:name="_Toc243648550"/>
       <w:r>
         <w:t>References</w:t>
       </w:r>
-      <w:bookmarkEnd w:id="51"/>
+      <w:bookmarkEnd w:id="53"/>
     </w:p>
     <w:p>
       <w:pPr>
@@ -4223,11 +4417,11 @@
           <w:numId w:val="0"/>
         </w:numPr>
       </w:pPr>
-      <w:bookmarkStart w:id="52" w:name="_Toc243648162"/>
+      <w:bookmarkStart w:id="54" w:name="_Toc243648551"/>
       <w:r>
         <w:t>APPENDIX A: Model Parameters and Initial Configuration</w:t>
       </w:r>
-      <w:bookmarkEnd w:id="52"/>
+      <w:bookmarkEnd w:id="54"/>
     </w:p>
     <w:p>
       <w:pPr>
@@ -4237,11 +4431,11 @@
           <w:numId w:val="0"/>
         </w:numPr>
       </w:pPr>
-      <w:bookmarkStart w:id="53" w:name="_Toc243648163"/>
+      <w:bookmarkStart w:id="55" w:name="_Toc243648552"/>
       <w:r>
         <w:t>APPENDIX B: Simulation Dashboard</w:t>
       </w:r>
-      <w:bookmarkEnd w:id="53"/>
+      <w:bookmarkEnd w:id="55"/>
     </w:p>
     <w:p>
       <w:pPr>
@@ -4251,11 +4445,11 @@
           <w:numId w:val="0"/>
         </w:numPr>
       </w:pPr>
-      <w:bookmarkStart w:id="54" w:name="_Toc243648164"/>
+      <w:bookmarkStart w:id="56" w:name="_Toc243648553"/>
       <w:r>
         <w:t>APPENDIX C: Order Book Test Output</w:t>
       </w:r>
-      <w:bookmarkEnd w:id="54"/>
+      <w:bookmarkEnd w:id="56"/>
     </w:p>
     <w:p>
       <w:pPr>
@@ -4265,11 +4459,11 @@
           <w:numId w:val="0"/>
         </w:numPr>
       </w:pPr>
-      <w:bookmarkStart w:id="55" w:name="_Toc243648165"/>
+      <w:bookmarkStart w:id="57" w:name="_Toc243648554"/>
       <w:r>
         <w:t>APPENDIX D: Calibration Log</w:t>
       </w:r>
-      <w:bookmarkEnd w:id="55"/>
+      <w:bookmarkEnd w:id="57"/>
     </w:p>
     <w:p>
       <w:pPr>
@@ -4279,11 +4473,11 @@
           <w:numId w:val="0"/>
         </w:numPr>
       </w:pPr>
-      <w:bookmarkStart w:id="56" w:name="_Toc243648166"/>
+      <w:bookmarkStart w:id="58" w:name="_Toc243648555"/>
       <w:r>
         <w:t>APPENDIX E: Assumptions Register</w:t>
       </w:r>
-      <w:bookmarkEnd w:id="56"/>
+      <w:bookmarkEnd w:id="58"/>
     </w:p>
     <w:p>
       <w:pPr>
@@ -4293,11 +4487,25 @@
           <w:numId w:val="0"/>
         </w:numPr>
       </w:pPr>
-      <w:bookmarkStart w:id="57" w:name="_Toc243648167"/>
+      <w:bookmarkStart w:id="59" w:name="_Toc243648556"/>
       <w:r>
         <w:t>APPENDIX F: Results Excel File</w:t>
       </w:r>
-      <w:bookmarkEnd w:id="57"/>
+      <w:bookmarkEnd w:id="59"/>
+    </w:p>
+    <w:p>
+      <w:pPr>
+        <w:pStyle w:val="Heading1"/>
+        <w:numPr>
+          <w:ilvl w:val="0"/>
+          <w:numId w:val="0"/>
+        </w:numPr>
+      </w:pPr>
+      <w:bookmarkStart w:id="60" w:name="_Toc243648557"/>
+      <w:r>
+        <w:t>APPENDIX G: Experiment Interfaces (Parameter Variation and Monte Carlo)</w:t>
+      </w:r>
+      <w:bookmarkEnd w:id="60"/>
     </w:p>
     <w:p/>
     <w:sectPr>
@@ -4503,9 +4711,9 @@
 <file path=word/numbering.xml><?xml version="1.0" encoding="utf-8"?>
 <w:numbering xmlns:wpc="http://schemas.microsoft.com/office/word/2010/wordprocessingCanvas" xmlns:cx="http://schemas.microsoft.com/office/drawing/2014/chartex" xmlns:cx1="http://schemas.microsoft.com/office/drawing/2015/9/8/chartex" xmlns:cx2="http://schemas.microsoft.com/office/drawing/2015/10/21/chartex" xmlns:cx3="http://schemas.microsoft.com/office/drawing/2016/5/9/chartex" xmlns:cx4="http://schemas.microsoft.com/office/drawing/2016/5/10/chartex" xmlns:cx5="http://schemas.microsoft.com/office/drawing/2016/5/11/chartex" xmlns:cx6="http://schemas.microsoft.com/office/drawing/2016/5/12/chartex" xmlns:cx7="http://schemas.microsoft.com/office/drawing/2016/5/13/chartex" xmlns:cx8="http://schemas.microsoft.com/office/drawing/2016/5/14/chartex" xmlns:mc="http://schemas.openxmlformats.org/markup-compatibility/2006" xmlns:aink="http://schemas.microsoft.com/office/drawing/2016/ink" xmlns:am3d="http://schemas.microsoft.com/office/drawing/2017/model3d" xmlns:o="urn:schemas-microsoft-com:office:office" xmlns:oel="http://schemas.microsoft.com/office/2019/extlst" xmlns:r="http://schemas.openxmlformats.org/officeDocument/2006/relationships" xmlns:m="http://schemas.openxmlformats.org/officeDocument/2006/math" xmlns:v="urn:schemas-microsoft-com:vml" xmlns:wp14="http://schemas.microsoft.com/office/word/2010/wordprocessingDrawing" xmlns:wp="http://schemas.openxmlformats.org/drawingml/2006/wordprocessingDrawing" xmlns:w10="urn:schemas-microsoft-com:office:word" xmlns:w="http://schemas.openxmlformats.org/wordprocessingml/2006/main" xmlns:w14="http://schemas.microsoft.com/office/word/2010/wordml" xmlns:w15="http://schemas.microsoft.com/office/word/2012/wordml" xmlns:w16cex="http://schemas.microsoft.com/office/word/2018/wordml/cex" xmlns:w16cid="http://schemas.microsoft.com/office/word/2016/wordml/cid" xmlns:w16="http://schemas.microsoft.com/office/word/2018/wordml" xmlns:w16du="http://schemas.microsoft.com/office/word/2023/wordml/word16du" xmlns:w16sdtdh="http://schemas.microsoft.com/office/word/2020/wordml/sdtdatahash" xmlns:w16sdtfl="http://schemas.microsoft.com/office/word/2024/wordml/sdtformatlock" xmlns:w16se="http://schemas.microsoft.com/office/word/2015/wordml/symex" xmlns:wpg="http://schemas.microsoft.com/office/word/2010/wordprocessingGroup" xmlns:wpi="http://schemas.microsoft.com/office/word/2010/wordprocessingInk" xmlns:wne="http://schemas.microsoft.com/office/word/2006/wordml" xmlns:wps="http://schemas.microsoft.com/office/word/2010/wordprocessingShape" mc:Ignorable="w14 w15 w16se w16cid w16 w16cex w16sdtdh w16sdtfl w16du wp14">
   <w:abstractNum w:abstractNumId="0" w15:restartNumberingAfterBreak="0">
-    <w:nsid w:val="7E1076E9"/>
+    <w:nsid w:val="2F522794"/>
     <w:multiLevelType w:val="multilevel"/>
-    <w:tmpl w:val="BB286F42"/>
+    <w:tmpl w:val="9C804FDE"/>
     <w:lvl w:ilvl="0">
       <w:start w:val="1"/>
       <w:numFmt w:val="decimal"/>
@@ -4595,7 +4803,7 @@
       </w:pPr>
     </w:lvl>
   </w:abstractNum>
-  <w:num w:numId="1" w16cid:durableId="376323519">
+  <w:num w:numId="1" w16cid:durableId="967204897">
     <w:abstractNumId w:val="0"/>
   </w:num>
 </w:numbering>
@@ -5016,7 +5224,7 @@
     <w:link w:val="Heading1Char"/>
     <w:uiPriority w:val="9"/>
     <w:qFormat/>
-    <w:rsid w:val="0026198B"/>
+    <w:rsid w:val="00137804"/>
     <w:pPr>
       <w:keepNext/>
       <w:keepLines/>
@@ -5043,7 +5251,7 @@
     <w:uiPriority w:val="9"/>
     <w:unhideWhenUsed/>
     <w:qFormat/>
-    <w:rsid w:val="0026198B"/>
+    <w:rsid w:val="00137804"/>
     <w:pPr>
       <w:keepNext/>
       <w:keepLines/>
@@ -5070,7 +5278,7 @@
     <w:uiPriority w:val="9"/>
     <w:unhideWhenUsed/>
     <w:qFormat/>
-    <w:rsid w:val="0026198B"/>
+    <w:rsid w:val="00137804"/>
     <w:pPr>
       <w:keepNext/>
       <w:keepLines/>
@@ -5098,7 +5306,7 @@
     <w:semiHidden/>
     <w:unhideWhenUsed/>
     <w:qFormat/>
-    <w:rsid w:val="0026198B"/>
+    <w:rsid w:val="00137804"/>
     <w:pPr>
       <w:keepNext/>
       <w:keepLines/>
@@ -5121,7 +5329,7 @@
     <w:semiHidden/>
     <w:unhideWhenUsed/>
     <w:qFormat/>
-    <w:rsid w:val="0026198B"/>
+    <w:rsid w:val="00137804"/>
     <w:pPr>
       <w:keepNext/>
       <w:keepLines/>
@@ -5142,7 +5350,7 @@
     <w:semiHidden/>
     <w:unhideWhenUsed/>
     <w:qFormat/>
-    <w:rsid w:val="0026198B"/>
+    <w:rsid w:val="00137804"/>
     <w:pPr>
       <w:keepNext/>
       <w:keepLines/>
@@ -5165,7 +5373,7 @@
     <w:semiHidden/>
     <w:unhideWhenUsed/>
     <w:qFormat/>
-    <w:rsid w:val="0026198B"/>
+    <w:rsid w:val="00137804"/>
     <w:pPr>
       <w:keepNext/>
       <w:keepLines/>
@@ -5186,7 +5394,7 @@
     <w:semiHidden/>
     <w:unhideWhenUsed/>
     <w:qFormat/>
-    <w:rsid w:val="0026198B"/>
+    <w:rsid w:val="00137804"/>
     <w:pPr>
       <w:keepNext/>
       <w:keepLines/>
@@ -5209,7 +5417,7 @@
     <w:semiHidden/>
     <w:unhideWhenUsed/>
     <w:qFormat/>
-    <w:rsid w:val="0026198B"/>
+    <w:rsid w:val="00137804"/>
     <w:pPr>
       <w:keepNext/>
       <w:keepLines/>
@@ -5253,7 +5461,7 @@
     <w:basedOn w:val="DefaultParagraphFont"/>
     <w:link w:val="Heading1"/>
     <w:uiPriority w:val="9"/>
-    <w:rsid w:val="0026198B"/>
+    <w:rsid w:val="00137804"/>
     <w:rPr>
       <w:rFonts w:ascii="Trebuchet MS" w:eastAsiaTheme="majorEastAsia" w:hAnsi="Trebuchet MS" w:cstheme="majorBidi"/>
       <w:b/>
@@ -5267,7 +5475,7 @@
     <w:basedOn w:val="DefaultParagraphFont"/>
     <w:link w:val="Heading2"/>
     <w:uiPriority w:val="9"/>
-    <w:rsid w:val="0026198B"/>
+    <w:rsid w:val="00137804"/>
     <w:rPr>
       <w:rFonts w:ascii="Trebuchet MS" w:eastAsiaTheme="majorEastAsia" w:hAnsi="Trebuchet MS" w:cstheme="majorBidi"/>
       <w:b/>
@@ -5281,7 +5489,7 @@
     <w:basedOn w:val="DefaultParagraphFont"/>
     <w:link w:val="Heading3"/>
     <w:uiPriority w:val="9"/>
-    <w:rsid w:val="0026198B"/>
+    <w:rsid w:val="00137804"/>
     <w:rPr>
       <w:rFonts w:ascii="Trebuchet MS" w:eastAsiaTheme="majorEastAsia" w:hAnsi="Trebuchet MS" w:cstheme="majorBidi"/>
       <w:b/>
@@ -5296,7 +5504,7 @@
     <w:link w:val="Heading4"/>
     <w:uiPriority w:val="9"/>
     <w:semiHidden/>
-    <w:rsid w:val="0026198B"/>
+    <w:rsid w:val="00137804"/>
     <w:rPr>
       <w:rFonts w:eastAsiaTheme="majorEastAsia" w:cstheme="majorBidi"/>
       <w:i/>
@@ -5310,7 +5518,7 @@
     <w:link w:val="Heading5"/>
     <w:uiPriority w:val="9"/>
     <w:semiHidden/>
-    <w:rsid w:val="0026198B"/>
+    <w:rsid w:val="00137804"/>
     <w:rPr>
       <w:rFonts w:eastAsiaTheme="majorEastAsia" w:cstheme="majorBidi"/>
       <w:color w:val="0F4761" w:themeColor="accent1" w:themeShade="BF"/>
@@ -5322,7 +5530,7 @@
     <w:link w:val="Heading6"/>
     <w:uiPriority w:val="9"/>
     <w:semiHidden/>
-    <w:rsid w:val="0026198B"/>
+    <w:rsid w:val="00137804"/>
     <w:rPr>
       <w:rFonts w:eastAsiaTheme="majorEastAsia" w:cstheme="majorBidi"/>
       <w:i/>
@@ -5336,7 +5544,7 @@
     <w:link w:val="Heading7"/>
     <w:uiPriority w:val="9"/>
     <w:semiHidden/>
-    <w:rsid w:val="0026198B"/>
+    <w:rsid w:val="00137804"/>
     <w:rPr>
       <w:rFonts w:eastAsiaTheme="majorEastAsia" w:cstheme="majorBidi"/>
       <w:color w:val="595959" w:themeColor="text1" w:themeTint="A6"/>
@@ -5348,7 +5556,7 @@
     <w:link w:val="Heading8"/>
     <w:uiPriority w:val="9"/>
     <w:semiHidden/>
-    <w:rsid w:val="0026198B"/>
+    <w:rsid w:val="00137804"/>
     <w:rPr>
       <w:rFonts w:eastAsiaTheme="majorEastAsia" w:cstheme="majorBidi"/>
       <w:i/>
@@ -5362,7 +5570,7 @@
     <w:link w:val="Heading9"/>
     <w:uiPriority w:val="9"/>
     <w:semiHidden/>
-    <w:rsid w:val="0026198B"/>
+    <w:rsid w:val="00137804"/>
     <w:rPr>
       <w:rFonts w:eastAsiaTheme="majorEastAsia" w:cstheme="majorBidi"/>
       <w:color w:val="272727" w:themeColor="text1" w:themeTint="D8"/>
@@ -5375,7 +5583,7 @@
     <w:link w:val="TitleChar"/>
     <w:uiPriority w:val="10"/>
     <w:qFormat/>
-    <w:rsid w:val="0026198B"/>
+    <w:rsid w:val="00137804"/>
     <w:pPr>
       <w:spacing w:after="80" w:line="240" w:lineRule="auto"/>
       <w:contextualSpacing/>
@@ -5393,7 +5601,7 @@
     <w:basedOn w:val="DefaultParagraphFont"/>
     <w:link w:val="Title"/>
     <w:uiPriority w:val="10"/>
-    <w:rsid w:val="0026198B"/>
+    <w:rsid w:val="00137804"/>
     <w:rPr>
       <w:rFonts w:asciiTheme="majorHAnsi" w:eastAsiaTheme="majorEastAsia" w:hAnsiTheme="majorHAnsi" w:cstheme="majorBidi"/>
       <w:spacing w:val="-10"/>
@@ -5409,7 +5617,7 @@
     <w:link w:val="SubtitleChar"/>
     <w:uiPriority w:val="11"/>
     <w:qFormat/>
-    <w:rsid w:val="0026198B"/>
+    <w:rsid w:val="00137804"/>
     <w:pPr>
       <w:numPr>
         <w:ilvl w:val="1"/>
@@ -5428,7 +5636,7 @@
     <w:basedOn w:val="DefaultParagraphFont"/>
     <w:link w:val="Subtitle"/>
     <w:uiPriority w:val="11"/>
-    <w:rsid w:val="0026198B"/>
+    <w:rsid w:val="00137804"/>
     <w:rPr>
       <w:rFonts w:eastAsiaTheme="majorEastAsia" w:cstheme="majorBidi"/>
       <w:color w:val="595959" w:themeColor="text1" w:themeTint="A6"/>
@@ -5444,7 +5652,7 @@
     <w:link w:val="QuoteChar"/>
     <w:uiPriority w:val="29"/>
     <w:qFormat/>
-    <w:rsid w:val="0026198B"/>
+    <w:rsid w:val="00137804"/>
     <w:pPr>
       <w:spacing w:before="160"/>
       <w:jc w:val="center"/>
@@ -5460,7 +5668,7 @@
     <w:basedOn w:val="DefaultParagraphFont"/>
     <w:link w:val="Quote"/>
     <w:uiPriority w:val="29"/>
-    <w:rsid w:val="0026198B"/>
+    <w:rsid w:val="00137804"/>
     <w:rPr>
       <w:i/>
       <w:iCs/>
@@ -5472,7 +5680,7 @@
     <w:basedOn w:val="Normal"/>
     <w:uiPriority w:val="34"/>
     <w:qFormat/>
-    <w:rsid w:val="0026198B"/>
+    <w:rsid w:val="00137804"/>
     <w:pPr>
       <w:ind w:left="720"/>
       <w:contextualSpacing/>
@@ -5483,7 +5691,7 @@
     <w:basedOn w:val="DefaultParagraphFont"/>
     <w:uiPriority w:val="21"/>
     <w:qFormat/>
-    <w:rsid w:val="0026198B"/>
+    <w:rsid w:val="00137804"/>
     <w:rPr>
       <w:i/>
       <w:iCs/>
@@ -5497,7 +5705,7 @@
     <w:link w:val="IntenseQuoteChar"/>
     <w:uiPriority w:val="30"/>
     <w:qFormat/>
-    <w:rsid w:val="0026198B"/>
+    <w:rsid w:val="00137804"/>
     <w:pPr>
       <w:pBdr>
         <w:top w:val="single" w:sz="4" w:space="10" w:color="0F4761" w:themeColor="accent1" w:themeShade="BF"/>
@@ -5518,7 +5726,7 @@
     <w:basedOn w:val="DefaultParagraphFont"/>
     <w:link w:val="IntenseQuote"/>
     <w:uiPriority w:val="30"/>
-    <w:rsid w:val="0026198B"/>
+    <w:rsid w:val="00137804"/>
     <w:rPr>
       <w:i/>
       <w:iCs/>
@@ -5530,7 +5738,7 @@
     <w:basedOn w:val="DefaultParagraphFont"/>
     <w:uiPriority w:val="32"/>
     <w:qFormat/>
-    <w:rsid w:val="0026198B"/>
+    <w:rsid w:val="00137804"/>
     <w:rPr>
       <w:b/>
       <w:bCs/>
@@ -5545,7 +5753,7 @@
     <w:link w:val="HeaderChar"/>
     <w:uiPriority w:val="99"/>
     <w:unhideWhenUsed/>
-    <w:rsid w:val="0026198B"/>
+    <w:rsid w:val="00137804"/>
     <w:pPr>
       <w:tabs>
         <w:tab w:val="center" w:pos="4419"/>
@@ -5559,7 +5767,7 @@
     <w:basedOn w:val="DefaultParagraphFont"/>
     <w:link w:val="Header"/>
     <w:uiPriority w:val="99"/>
-    <w:rsid w:val="0026198B"/>
+    <w:rsid w:val="00137804"/>
     <w:rPr>
       <w:rFonts w:ascii="Trebuchet MS" w:hAnsi="Trebuchet MS"/>
       <w:sz w:val="22"/>
@@ -5571,7 +5779,7 @@
     <w:link w:val="FooterChar"/>
     <w:uiPriority w:val="99"/>
     <w:unhideWhenUsed/>
-    <w:rsid w:val="0026198B"/>
+    <w:rsid w:val="00137804"/>
     <w:pPr>
       <w:tabs>
         <w:tab w:val="center" w:pos="4419"/>
@@ -5585,7 +5793,7 @@
     <w:basedOn w:val="DefaultParagraphFont"/>
     <w:link w:val="Footer"/>
     <w:uiPriority w:val="99"/>
-    <w:rsid w:val="0026198B"/>
+    <w:rsid w:val="00137804"/>
     <w:rPr>
       <w:rFonts w:ascii="Trebuchet MS" w:hAnsi="Trebuchet MS"/>
       <w:sz w:val="22"/>
@@ -5597,7 +5805,7 @@
     <w:uiPriority w:val="99"/>
     <w:semiHidden/>
     <w:unhideWhenUsed/>
-    <w:rsid w:val="0026198B"/>
+    <w:rsid w:val="00137804"/>
   </w:style>
   <w:style w:type="paragraph" w:styleId="TOC1">
     <w:name w:val="toc 1"/>
@@ -5606,7 +5814,7 @@
     <w:autoRedefine/>
     <w:uiPriority w:val="39"/>
     <w:unhideWhenUsed/>
-    <w:rsid w:val="0026198B"/>
+    <w:rsid w:val="00137804"/>
     <w:pPr>
       <w:spacing w:after="100"/>
     </w:pPr>
@@ -5618,7 +5826,7 @@
     <w:autoRedefine/>
     <w:uiPriority w:val="39"/>
     <w:unhideWhenUsed/>
-    <w:rsid w:val="0026198B"/>
+    <w:rsid w:val="00137804"/>
     <w:pPr>
       <w:spacing w:after="100"/>
       <w:ind w:left="220"/>
@@ -5631,7 +5839,7 @@
     <w:autoRedefine/>
     <w:uiPriority w:val="39"/>
     <w:unhideWhenUsed/>
-    <w:rsid w:val="0026198B"/>
+    <w:rsid w:val="00137804"/>
     <w:pPr>
       <w:spacing w:after="100"/>
       <w:ind w:left="440"/>

--- a/report/DSS_Report_Group2_Euronext.docx
+++ b/report/DSS_Report_Group2_Euronext.docx
@@ -274,7 +274,9 @@
           <w:tab w:val="right" w:leader="dot" w:pos="9061"/>
         </w:tabs>
         <w:rPr>
-          <w:noProof/>
+          <w:rFonts w:asciiTheme="minorHAnsi" w:eastAsiaTheme="minorEastAsia" w:hAnsiTheme="minorHAnsi"/>
+          <w:noProof/>
+          <w:sz w:val="24"/>
         </w:rPr>
       </w:pPr>
       <w:r>
@@ -308,7 +310,7 @@
         <w:rPr>
           <w:noProof/>
         </w:rPr>
-        <w:instrText xml:space="preserve"> PAGEREF _Toc243648497 \h </w:instrText>
+        <w:instrText xml:space="preserve"> PAGEREF _Toc243648784 \h </w:instrText>
       </w:r>
       <w:r>
         <w:rPr>
@@ -341,7 +343,9 @@
           <w:tab w:val="right" w:leader="dot" w:pos="9061"/>
         </w:tabs>
         <w:rPr>
-          <w:noProof/>
+          <w:rFonts w:asciiTheme="minorHAnsi" w:eastAsiaTheme="minorEastAsia" w:hAnsiTheme="minorHAnsi"/>
+          <w:noProof/>
+          <w:sz w:val="24"/>
         </w:rPr>
       </w:pPr>
       <w:r>
@@ -366,7 +370,7 @@
         <w:rPr>
           <w:noProof/>
         </w:rPr>
-        <w:instrText xml:space="preserve"> PAGEREF _Toc243648498 \h </w:instrText>
+        <w:instrText xml:space="preserve"> PAGEREF _Toc243648785 \h </w:instrText>
       </w:r>
       <w:r>
         <w:rPr>
@@ -399,7 +403,9 @@
           <w:tab w:val="right" w:leader="dot" w:pos="9061"/>
         </w:tabs>
         <w:rPr>
-          <w:noProof/>
+          <w:rFonts w:asciiTheme="minorHAnsi" w:eastAsiaTheme="minorEastAsia" w:hAnsiTheme="minorHAnsi"/>
+          <w:noProof/>
+          <w:sz w:val="24"/>
         </w:rPr>
       </w:pPr>
       <w:r>
@@ -424,7 +430,7 @@
         <w:rPr>
           <w:noProof/>
         </w:rPr>
-        <w:instrText xml:space="preserve"> PAGEREF _Toc243648499 \h </w:instrText>
+        <w:instrText xml:space="preserve"> PAGEREF _Toc243648786 \h </w:instrText>
       </w:r>
       <w:r>
         <w:rPr>
@@ -457,7 +463,9 @@
           <w:tab w:val="right" w:leader="dot" w:pos="9061"/>
         </w:tabs>
         <w:rPr>
-          <w:noProof/>
+          <w:rFonts w:asciiTheme="minorHAnsi" w:eastAsiaTheme="minorEastAsia" w:hAnsiTheme="minorHAnsi"/>
+          <w:noProof/>
+          <w:sz w:val="24"/>
         </w:rPr>
       </w:pPr>
       <w:r>
@@ -482,7 +490,7 @@
         <w:rPr>
           <w:noProof/>
         </w:rPr>
-        <w:instrText xml:space="preserve"> PAGEREF _Toc243648500 \h </w:instrText>
+        <w:instrText xml:space="preserve"> PAGEREF _Toc243648787 \h </w:instrText>
       </w:r>
       <w:r>
         <w:rPr>
@@ -515,7 +523,9 @@
           <w:tab w:val="right" w:leader="dot" w:pos="9061"/>
         </w:tabs>
         <w:rPr>
-          <w:noProof/>
+          <w:rFonts w:asciiTheme="minorHAnsi" w:eastAsiaTheme="minorEastAsia" w:hAnsiTheme="minorHAnsi"/>
+          <w:noProof/>
+          <w:sz w:val="24"/>
         </w:rPr>
       </w:pPr>
       <w:r>
@@ -540,7 +550,7 @@
         <w:rPr>
           <w:noProof/>
         </w:rPr>
-        <w:instrText xml:space="preserve"> PAGEREF _Toc243648501 \h </w:instrText>
+        <w:instrText xml:space="preserve"> PAGEREF _Toc243648788 \h </w:instrText>
       </w:r>
       <w:r>
         <w:rPr>
@@ -573,7 +583,9 @@
           <w:tab w:val="right" w:leader="dot" w:pos="9061"/>
         </w:tabs>
         <w:rPr>
-          <w:noProof/>
+          <w:rFonts w:asciiTheme="minorHAnsi" w:eastAsiaTheme="minorEastAsia" w:hAnsiTheme="minorHAnsi"/>
+          <w:noProof/>
+          <w:sz w:val="24"/>
         </w:rPr>
       </w:pPr>
       <w:r>
@@ -598,7 +610,7 @@
         <w:rPr>
           <w:noProof/>
         </w:rPr>
-        <w:instrText xml:space="preserve"> PAGEREF _Toc243648502 \h </w:instrText>
+        <w:instrText xml:space="preserve"> PAGEREF _Toc243648789 \h </w:instrText>
       </w:r>
       <w:r>
         <w:rPr>
@@ -631,7 +643,9 @@
           <w:tab w:val="right" w:leader="dot" w:pos="9061"/>
         </w:tabs>
         <w:rPr>
-          <w:noProof/>
+          <w:rFonts w:asciiTheme="minorHAnsi" w:eastAsiaTheme="minorEastAsia" w:hAnsiTheme="minorHAnsi"/>
+          <w:noProof/>
+          <w:sz w:val="24"/>
         </w:rPr>
       </w:pPr>
       <w:r>
@@ -656,7 +670,7 @@
         <w:rPr>
           <w:noProof/>
         </w:rPr>
-        <w:instrText xml:space="preserve"> PAGEREF _Toc243648503 \h </w:instrText>
+        <w:instrText xml:space="preserve"> PAGEREF _Toc243648790 \h </w:instrText>
       </w:r>
       <w:r>
         <w:rPr>
@@ -689,7 +703,9 @@
           <w:tab w:val="right" w:leader="dot" w:pos="9061"/>
         </w:tabs>
         <w:rPr>
-          <w:noProof/>
+          <w:rFonts w:asciiTheme="minorHAnsi" w:eastAsiaTheme="minorEastAsia" w:hAnsiTheme="minorHAnsi"/>
+          <w:noProof/>
+          <w:sz w:val="24"/>
         </w:rPr>
       </w:pPr>
       <w:r>
@@ -714,7 +730,7 @@
         <w:rPr>
           <w:noProof/>
         </w:rPr>
-        <w:instrText xml:space="preserve"> PAGEREF _Toc243648504 \h </w:instrText>
+        <w:instrText xml:space="preserve"> PAGEREF _Toc243648791 \h </w:instrText>
       </w:r>
       <w:r>
         <w:rPr>
@@ -747,7 +763,9 @@
           <w:tab w:val="right" w:leader="dot" w:pos="9061"/>
         </w:tabs>
         <w:rPr>
-          <w:noProof/>
+          <w:rFonts w:asciiTheme="minorHAnsi" w:eastAsiaTheme="minorEastAsia" w:hAnsiTheme="minorHAnsi"/>
+          <w:noProof/>
+          <w:sz w:val="24"/>
         </w:rPr>
       </w:pPr>
       <w:r>
@@ -772,7 +790,7 @@
         <w:rPr>
           <w:noProof/>
         </w:rPr>
-        <w:instrText xml:space="preserve"> PAGEREF _Toc243648505 \h </w:instrText>
+        <w:instrText xml:space="preserve"> PAGEREF _Toc243648792 \h </w:instrText>
       </w:r>
       <w:r>
         <w:rPr>
@@ -805,7 +823,9 @@
           <w:tab w:val="right" w:leader="dot" w:pos="9061"/>
         </w:tabs>
         <w:rPr>
-          <w:noProof/>
+          <w:rFonts w:asciiTheme="minorHAnsi" w:eastAsiaTheme="minorEastAsia" w:hAnsiTheme="minorHAnsi"/>
+          <w:noProof/>
+          <w:sz w:val="24"/>
         </w:rPr>
       </w:pPr>
       <w:r>
@@ -830,7 +850,7 @@
         <w:rPr>
           <w:noProof/>
         </w:rPr>
-        <w:instrText xml:space="preserve"> PAGEREF _Toc243648506 \h </w:instrText>
+        <w:instrText xml:space="preserve"> PAGEREF _Toc243648793 \h </w:instrText>
       </w:r>
       <w:r>
         <w:rPr>
@@ -863,7 +883,9 @@
           <w:tab w:val="right" w:leader="dot" w:pos="9061"/>
         </w:tabs>
         <w:rPr>
-          <w:noProof/>
+          <w:rFonts w:asciiTheme="minorHAnsi" w:eastAsiaTheme="minorEastAsia" w:hAnsiTheme="minorHAnsi"/>
+          <w:noProof/>
+          <w:sz w:val="24"/>
         </w:rPr>
       </w:pPr>
       <w:r>
@@ -888,7 +910,7 @@
         <w:rPr>
           <w:noProof/>
         </w:rPr>
-        <w:instrText xml:space="preserve"> PAGEREF _Toc243648507 \h </w:instrText>
+        <w:instrText xml:space="preserve"> PAGEREF _Toc243648794 \h </w:instrText>
       </w:r>
       <w:r>
         <w:rPr>
@@ -921,7 +943,9 @@
           <w:tab w:val="right" w:leader="dot" w:pos="9061"/>
         </w:tabs>
         <w:rPr>
-          <w:noProof/>
+          <w:rFonts w:asciiTheme="minorHAnsi" w:eastAsiaTheme="minorEastAsia" w:hAnsiTheme="minorHAnsi"/>
+          <w:noProof/>
+          <w:sz w:val="24"/>
         </w:rPr>
       </w:pPr>
       <w:r>
@@ -946,7 +970,7 @@
         <w:rPr>
           <w:noProof/>
         </w:rPr>
-        <w:instrText xml:space="preserve"> PAGEREF _Toc243648508 \h </w:instrText>
+        <w:instrText xml:space="preserve"> PAGEREF _Toc243648795 \h </w:instrText>
       </w:r>
       <w:r>
         <w:rPr>
@@ -979,7 +1003,9 @@
           <w:tab w:val="right" w:leader="dot" w:pos="9061"/>
         </w:tabs>
         <w:rPr>
-          <w:noProof/>
+          <w:rFonts w:asciiTheme="minorHAnsi" w:eastAsiaTheme="minorEastAsia" w:hAnsiTheme="minorHAnsi"/>
+          <w:noProof/>
+          <w:sz w:val="24"/>
         </w:rPr>
       </w:pPr>
       <w:r>
@@ -1004,7 +1030,7 @@
         <w:rPr>
           <w:noProof/>
         </w:rPr>
-        <w:instrText xml:space="preserve"> PAGEREF _Toc243648509 \h </w:instrText>
+        <w:instrText xml:space="preserve"> PAGEREF _Toc243648796 \h </w:instrText>
       </w:r>
       <w:r>
         <w:rPr>
@@ -1037,7 +1063,9 @@
           <w:tab w:val="right" w:leader="dot" w:pos="9061"/>
         </w:tabs>
         <w:rPr>
-          <w:noProof/>
+          <w:rFonts w:asciiTheme="minorHAnsi" w:eastAsiaTheme="minorEastAsia" w:hAnsiTheme="minorHAnsi"/>
+          <w:noProof/>
+          <w:sz w:val="24"/>
         </w:rPr>
       </w:pPr>
       <w:r>
@@ -1062,7 +1090,7 @@
         <w:rPr>
           <w:noProof/>
         </w:rPr>
-        <w:instrText xml:space="preserve"> PAGEREF _Toc243648510 \h </w:instrText>
+        <w:instrText xml:space="preserve"> PAGEREF _Toc243648797 \h </w:instrText>
       </w:r>
       <w:r>
         <w:rPr>
@@ -1095,7 +1123,9 @@
           <w:tab w:val="right" w:leader="dot" w:pos="9061"/>
         </w:tabs>
         <w:rPr>
-          <w:noProof/>
+          <w:rFonts w:asciiTheme="minorHAnsi" w:eastAsiaTheme="minorEastAsia" w:hAnsiTheme="minorHAnsi"/>
+          <w:noProof/>
+          <w:sz w:val="24"/>
         </w:rPr>
       </w:pPr>
       <w:r>
@@ -1120,7 +1150,7 @@
         <w:rPr>
           <w:noProof/>
         </w:rPr>
-        <w:instrText xml:space="preserve"> PAGEREF _Toc243648511 \h </w:instrText>
+        <w:instrText xml:space="preserve"> PAGEREF _Toc243648798 \h </w:instrText>
       </w:r>
       <w:r>
         <w:rPr>
@@ -1153,7 +1183,9 @@
           <w:tab w:val="right" w:leader="dot" w:pos="9061"/>
         </w:tabs>
         <w:rPr>
-          <w:noProof/>
+          <w:rFonts w:asciiTheme="minorHAnsi" w:eastAsiaTheme="minorEastAsia" w:hAnsiTheme="minorHAnsi"/>
+          <w:noProof/>
+          <w:sz w:val="24"/>
         </w:rPr>
       </w:pPr>
       <w:r>
@@ -1178,7 +1210,7 @@
         <w:rPr>
           <w:noProof/>
         </w:rPr>
-        <w:instrText xml:space="preserve"> PAGEREF _Toc243648512 \h </w:instrText>
+        <w:instrText xml:space="preserve"> PAGEREF _Toc243648799 \h </w:instrText>
       </w:r>
       <w:r>
         <w:rPr>
@@ -1211,7 +1243,9 @@
           <w:tab w:val="right" w:leader="dot" w:pos="9061"/>
         </w:tabs>
         <w:rPr>
-          <w:noProof/>
+          <w:rFonts w:asciiTheme="minorHAnsi" w:eastAsiaTheme="minorEastAsia" w:hAnsiTheme="minorHAnsi"/>
+          <w:noProof/>
+          <w:sz w:val="24"/>
         </w:rPr>
       </w:pPr>
       <w:r>
@@ -1236,7 +1270,7 @@
         <w:rPr>
           <w:noProof/>
         </w:rPr>
-        <w:instrText xml:space="preserve"> PAGEREF _Toc243648513 \h </w:instrText>
+        <w:instrText xml:space="preserve"> PAGEREF _Toc243648800 \h </w:instrText>
       </w:r>
       <w:r>
         <w:rPr>
@@ -1269,7 +1303,9 @@
           <w:tab w:val="right" w:leader="dot" w:pos="9061"/>
         </w:tabs>
         <w:rPr>
-          <w:noProof/>
+          <w:rFonts w:asciiTheme="minorHAnsi" w:eastAsiaTheme="minorEastAsia" w:hAnsiTheme="minorHAnsi"/>
+          <w:noProof/>
+          <w:sz w:val="24"/>
         </w:rPr>
       </w:pPr>
       <w:r>
@@ -1294,7 +1330,7 @@
         <w:rPr>
           <w:noProof/>
         </w:rPr>
-        <w:instrText xml:space="preserve"> PAGEREF _Toc243648514 \h </w:instrText>
+        <w:instrText xml:space="preserve"> PAGEREF _Toc243648801 \h </w:instrText>
       </w:r>
       <w:r>
         <w:rPr>
@@ -1311,7 +1347,7 @@
         <w:rPr>
           <w:noProof/>
         </w:rPr>
-        <w:t>10</w:t>
+        <w:t>11</w:t>
       </w:r>
       <w:r>
         <w:rPr>
@@ -1327,7 +1363,9 @@
           <w:tab w:val="right" w:leader="dot" w:pos="9061"/>
         </w:tabs>
         <w:rPr>
-          <w:noProof/>
+          <w:rFonts w:asciiTheme="minorHAnsi" w:eastAsiaTheme="minorEastAsia" w:hAnsiTheme="minorHAnsi"/>
+          <w:noProof/>
+          <w:sz w:val="24"/>
         </w:rPr>
       </w:pPr>
       <w:r>
@@ -1352,7 +1390,7 @@
         <w:rPr>
           <w:noProof/>
         </w:rPr>
-        <w:instrText xml:space="preserve"> PAGEREF _Toc243648515 \h </w:instrText>
+        <w:instrText xml:space="preserve"> PAGEREF _Toc243648802 \h </w:instrText>
       </w:r>
       <w:r>
         <w:rPr>
@@ -1369,7 +1407,7 @@
         <w:rPr>
           <w:noProof/>
         </w:rPr>
-        <w:t>10</w:t>
+        <w:t>12</w:t>
       </w:r>
       <w:r>
         <w:rPr>
@@ -1385,7 +1423,9 @@
           <w:tab w:val="right" w:leader="dot" w:pos="9061"/>
         </w:tabs>
         <w:rPr>
-          <w:noProof/>
+          <w:rFonts w:asciiTheme="minorHAnsi" w:eastAsiaTheme="minorEastAsia" w:hAnsiTheme="minorHAnsi"/>
+          <w:noProof/>
+          <w:sz w:val="24"/>
         </w:rPr>
       </w:pPr>
       <w:r>
@@ -1410,7 +1450,7 @@
         <w:rPr>
           <w:noProof/>
         </w:rPr>
-        <w:instrText xml:space="preserve"> PAGEREF _Toc243648516 \h </w:instrText>
+        <w:instrText xml:space="preserve"> PAGEREF _Toc243648803 \h </w:instrText>
       </w:r>
       <w:r>
         <w:rPr>
@@ -1427,7 +1467,7 @@
         <w:rPr>
           <w:noProof/>
         </w:rPr>
-        <w:t>10</w:t>
+        <w:t>14</w:t>
       </w:r>
       <w:r>
         <w:rPr>
@@ -1443,7 +1483,9 @@
           <w:tab w:val="right" w:leader="dot" w:pos="9061"/>
         </w:tabs>
         <w:rPr>
-          <w:noProof/>
+          <w:rFonts w:asciiTheme="minorHAnsi" w:eastAsiaTheme="minorEastAsia" w:hAnsiTheme="minorHAnsi"/>
+          <w:noProof/>
+          <w:sz w:val="24"/>
         </w:rPr>
       </w:pPr>
       <w:r>
@@ -1468,7 +1510,7 @@
         <w:rPr>
           <w:noProof/>
         </w:rPr>
-        <w:instrText xml:space="preserve"> PAGEREF _Toc243648517 \h </w:instrText>
+        <w:instrText xml:space="preserve"> PAGEREF _Toc243648804 \h </w:instrText>
       </w:r>
       <w:r>
         <w:rPr>
@@ -1485,7 +1527,7 @@
         <w:rPr>
           <w:noProof/>
         </w:rPr>
-        <w:t>10</w:t>
+        <w:t>14</w:t>
       </w:r>
       <w:r>
         <w:rPr>
@@ -1501,7 +1543,9 @@
           <w:tab w:val="right" w:leader="dot" w:pos="9061"/>
         </w:tabs>
         <w:rPr>
-          <w:noProof/>
+          <w:rFonts w:asciiTheme="minorHAnsi" w:eastAsiaTheme="minorEastAsia" w:hAnsiTheme="minorHAnsi"/>
+          <w:noProof/>
+          <w:sz w:val="24"/>
         </w:rPr>
       </w:pPr>
       <w:r>
@@ -1526,7 +1570,7 @@
         <w:rPr>
           <w:noProof/>
         </w:rPr>
-        <w:instrText xml:space="preserve"> PAGEREF _Toc243648518 \h </w:instrText>
+        <w:instrText xml:space="preserve"> PAGEREF _Toc243648805 \h </w:instrText>
       </w:r>
       <w:r>
         <w:rPr>
@@ -1543,7 +1587,7 @@
         <w:rPr>
           <w:noProof/>
         </w:rPr>
-        <w:t>10</w:t>
+        <w:t>14</w:t>
       </w:r>
       <w:r>
         <w:rPr>
@@ -1559,7 +1603,9 @@
           <w:tab w:val="right" w:leader="dot" w:pos="9061"/>
         </w:tabs>
         <w:rPr>
-          <w:noProof/>
+          <w:rFonts w:asciiTheme="minorHAnsi" w:eastAsiaTheme="minorEastAsia" w:hAnsiTheme="minorHAnsi"/>
+          <w:noProof/>
+          <w:sz w:val="24"/>
         </w:rPr>
       </w:pPr>
       <w:r>
@@ -1584,7 +1630,7 @@
         <w:rPr>
           <w:noProof/>
         </w:rPr>
-        <w:instrText xml:space="preserve"> PAGEREF _Toc243648519 \h </w:instrText>
+        <w:instrText xml:space="preserve"> PAGEREF _Toc243648806 \h </w:instrText>
       </w:r>
       <w:r>
         <w:rPr>
@@ -1601,7 +1647,7 @@
         <w:rPr>
           <w:noProof/>
         </w:rPr>
-        <w:t>10</w:t>
+        <w:t>14</w:t>
       </w:r>
       <w:r>
         <w:rPr>
@@ -1617,7 +1663,9 @@
           <w:tab w:val="right" w:leader="dot" w:pos="9061"/>
         </w:tabs>
         <w:rPr>
-          <w:noProof/>
+          <w:rFonts w:asciiTheme="minorHAnsi" w:eastAsiaTheme="minorEastAsia" w:hAnsiTheme="minorHAnsi"/>
+          <w:noProof/>
+          <w:sz w:val="24"/>
         </w:rPr>
       </w:pPr>
       <w:r>
@@ -1642,7 +1690,7 @@
         <w:rPr>
           <w:noProof/>
         </w:rPr>
-        <w:instrText xml:space="preserve"> PAGEREF _Toc243648520 \h </w:instrText>
+        <w:instrText xml:space="preserve"> PAGEREF _Toc243648807 \h </w:instrText>
       </w:r>
       <w:r>
         <w:rPr>
@@ -1659,7 +1707,7 @@
         <w:rPr>
           <w:noProof/>
         </w:rPr>
-        <w:t>10</w:t>
+        <w:t>14</w:t>
       </w:r>
       <w:r>
         <w:rPr>
@@ -1675,7 +1723,9 @@
           <w:tab w:val="right" w:leader="dot" w:pos="9061"/>
         </w:tabs>
         <w:rPr>
-          <w:noProof/>
+          <w:rFonts w:asciiTheme="minorHAnsi" w:eastAsiaTheme="minorEastAsia" w:hAnsiTheme="minorHAnsi"/>
+          <w:noProof/>
+          <w:sz w:val="24"/>
         </w:rPr>
       </w:pPr>
       <w:r>
@@ -1700,7 +1750,7 @@
         <w:rPr>
           <w:noProof/>
         </w:rPr>
-        <w:instrText xml:space="preserve"> PAGEREF _Toc243648521 \h </w:instrText>
+        <w:instrText xml:space="preserve"> PAGEREF _Toc243648808 \h </w:instrText>
       </w:r>
       <w:r>
         <w:rPr>
@@ -1717,7 +1767,7 @@
         <w:rPr>
           <w:noProof/>
         </w:rPr>
-        <w:t>11</w:t>
+        <w:t>15</w:t>
       </w:r>
       <w:r>
         <w:rPr>
@@ -1733,7 +1783,9 @@
           <w:tab w:val="right" w:leader="dot" w:pos="9061"/>
         </w:tabs>
         <w:rPr>
-          <w:noProof/>
+          <w:rFonts w:asciiTheme="minorHAnsi" w:eastAsiaTheme="minorEastAsia" w:hAnsiTheme="minorHAnsi"/>
+          <w:noProof/>
+          <w:sz w:val="24"/>
         </w:rPr>
       </w:pPr>
       <w:r>
@@ -1758,7 +1810,7 @@
         <w:rPr>
           <w:noProof/>
         </w:rPr>
-        <w:instrText xml:space="preserve"> PAGEREF _Toc243648522 \h </w:instrText>
+        <w:instrText xml:space="preserve"> PAGEREF _Toc243648809 \h </w:instrText>
       </w:r>
       <w:r>
         <w:rPr>
@@ -1775,7 +1827,7 @@
         <w:rPr>
           <w:noProof/>
         </w:rPr>
-        <w:t>11</w:t>
+        <w:t>15</w:t>
       </w:r>
       <w:r>
         <w:rPr>
@@ -1791,7 +1843,9 @@
           <w:tab w:val="right" w:leader="dot" w:pos="9061"/>
         </w:tabs>
         <w:rPr>
-          <w:noProof/>
+          <w:rFonts w:asciiTheme="minorHAnsi" w:eastAsiaTheme="minorEastAsia" w:hAnsiTheme="minorHAnsi"/>
+          <w:noProof/>
+          <w:sz w:val="24"/>
         </w:rPr>
       </w:pPr>
       <w:r>
@@ -1816,7 +1870,7 @@
         <w:rPr>
           <w:noProof/>
         </w:rPr>
-        <w:instrText xml:space="preserve"> PAGEREF _Toc243648523 \h </w:instrText>
+        <w:instrText xml:space="preserve"> PAGEREF _Toc243648810 \h </w:instrText>
       </w:r>
       <w:r>
         <w:rPr>
@@ -1833,7 +1887,7 @@
         <w:rPr>
           <w:noProof/>
         </w:rPr>
-        <w:t>11</w:t>
+        <w:t>15</w:t>
       </w:r>
       <w:r>
         <w:rPr>
@@ -1849,7 +1903,9 @@
           <w:tab w:val="right" w:leader="dot" w:pos="9061"/>
         </w:tabs>
         <w:rPr>
-          <w:noProof/>
+          <w:rFonts w:asciiTheme="minorHAnsi" w:eastAsiaTheme="minorEastAsia" w:hAnsiTheme="minorHAnsi"/>
+          <w:noProof/>
+          <w:sz w:val="24"/>
         </w:rPr>
       </w:pPr>
       <w:r>
@@ -1874,7 +1930,7 @@
         <w:rPr>
           <w:noProof/>
         </w:rPr>
-        <w:instrText xml:space="preserve"> PAGEREF _Toc243648524 \h </w:instrText>
+        <w:instrText xml:space="preserve"> PAGEREF _Toc243648811 \h </w:instrText>
       </w:r>
       <w:r>
         <w:rPr>
@@ -1891,7 +1947,7 @@
         <w:rPr>
           <w:noProof/>
         </w:rPr>
-        <w:t>11</w:t>
+        <w:t>15</w:t>
       </w:r>
       <w:r>
         <w:rPr>
@@ -1907,7 +1963,9 @@
           <w:tab w:val="right" w:leader="dot" w:pos="9061"/>
         </w:tabs>
         <w:rPr>
-          <w:noProof/>
+          <w:rFonts w:asciiTheme="minorHAnsi" w:eastAsiaTheme="minorEastAsia" w:hAnsiTheme="minorHAnsi"/>
+          <w:noProof/>
+          <w:sz w:val="24"/>
         </w:rPr>
       </w:pPr>
       <w:r>
@@ -1932,7 +1990,7 @@
         <w:rPr>
           <w:noProof/>
         </w:rPr>
-        <w:instrText xml:space="preserve"> PAGEREF _Toc243648525 \h </w:instrText>
+        <w:instrText xml:space="preserve"> PAGEREF _Toc243648812 \h </w:instrText>
       </w:r>
       <w:r>
         <w:rPr>
@@ -1949,7 +2007,7 @@
         <w:rPr>
           <w:noProof/>
         </w:rPr>
-        <w:t>12</w:t>
+        <w:t>16</w:t>
       </w:r>
       <w:r>
         <w:rPr>
@@ -1965,7 +2023,9 @@
           <w:tab w:val="right" w:leader="dot" w:pos="9061"/>
         </w:tabs>
         <w:rPr>
-          <w:noProof/>
+          <w:rFonts w:asciiTheme="minorHAnsi" w:eastAsiaTheme="minorEastAsia" w:hAnsiTheme="minorHAnsi"/>
+          <w:noProof/>
+          <w:sz w:val="24"/>
         </w:rPr>
       </w:pPr>
       <w:r>
@@ -1990,7 +2050,7 @@
         <w:rPr>
           <w:noProof/>
         </w:rPr>
-        <w:instrText xml:space="preserve"> PAGEREF _Toc243648526 \h </w:instrText>
+        <w:instrText xml:space="preserve"> PAGEREF _Toc243648813 \h </w:instrText>
       </w:r>
       <w:r>
         <w:rPr>
@@ -2007,7 +2067,7 @@
         <w:rPr>
           <w:noProof/>
         </w:rPr>
-        <w:t>12</w:t>
+        <w:t>16</w:t>
       </w:r>
       <w:r>
         <w:rPr>
@@ -2023,7 +2083,9 @@
           <w:tab w:val="right" w:leader="dot" w:pos="9061"/>
         </w:tabs>
         <w:rPr>
-          <w:noProof/>
+          <w:rFonts w:asciiTheme="minorHAnsi" w:eastAsiaTheme="minorEastAsia" w:hAnsiTheme="minorHAnsi"/>
+          <w:noProof/>
+          <w:sz w:val="24"/>
         </w:rPr>
       </w:pPr>
       <w:r>
@@ -2048,7 +2110,7 @@
         <w:rPr>
           <w:noProof/>
         </w:rPr>
-        <w:instrText xml:space="preserve"> PAGEREF _Toc243648527 \h </w:instrText>
+        <w:instrText xml:space="preserve"> PAGEREF _Toc243648814 \h </w:instrText>
       </w:r>
       <w:r>
         <w:rPr>
@@ -2065,7 +2127,7 @@
         <w:rPr>
           <w:noProof/>
         </w:rPr>
-        <w:t>12</w:t>
+        <w:t>16</w:t>
       </w:r>
       <w:r>
         <w:rPr>
@@ -2081,7 +2143,9 @@
           <w:tab w:val="right" w:leader="dot" w:pos="9061"/>
         </w:tabs>
         <w:rPr>
-          <w:noProof/>
+          <w:rFonts w:asciiTheme="minorHAnsi" w:eastAsiaTheme="minorEastAsia" w:hAnsiTheme="minorHAnsi"/>
+          <w:noProof/>
+          <w:sz w:val="24"/>
         </w:rPr>
       </w:pPr>
       <w:r>
@@ -2106,7 +2170,7 @@
         <w:rPr>
           <w:noProof/>
         </w:rPr>
-        <w:instrText xml:space="preserve"> PAGEREF _Toc243648528 \h </w:instrText>
+        <w:instrText xml:space="preserve"> PAGEREF _Toc243648815 \h </w:instrText>
       </w:r>
       <w:r>
         <w:rPr>
@@ -2123,7 +2187,7 @@
         <w:rPr>
           <w:noProof/>
         </w:rPr>
-        <w:t>12</w:t>
+        <w:t>16</w:t>
       </w:r>
       <w:r>
         <w:rPr>
@@ -2139,7 +2203,9 @@
           <w:tab w:val="right" w:leader="dot" w:pos="9061"/>
         </w:tabs>
         <w:rPr>
-          <w:noProof/>
+          <w:rFonts w:asciiTheme="minorHAnsi" w:eastAsiaTheme="minorEastAsia" w:hAnsiTheme="minorHAnsi"/>
+          <w:noProof/>
+          <w:sz w:val="24"/>
         </w:rPr>
       </w:pPr>
       <w:r>
@@ -2164,7 +2230,7 @@
         <w:rPr>
           <w:noProof/>
         </w:rPr>
-        <w:instrText xml:space="preserve"> PAGEREF _Toc243648529 \h </w:instrText>
+        <w:instrText xml:space="preserve"> PAGEREF _Toc243648816 \h </w:instrText>
       </w:r>
       <w:r>
         <w:rPr>
@@ -2181,7 +2247,7 @@
         <w:rPr>
           <w:noProof/>
         </w:rPr>
-        <w:t>12</w:t>
+        <w:t>16</w:t>
       </w:r>
       <w:r>
         <w:rPr>
@@ -2197,7 +2263,9 @@
           <w:tab w:val="right" w:leader="dot" w:pos="9061"/>
         </w:tabs>
         <w:rPr>
-          <w:noProof/>
+          <w:rFonts w:asciiTheme="minorHAnsi" w:eastAsiaTheme="minorEastAsia" w:hAnsiTheme="minorHAnsi"/>
+          <w:noProof/>
+          <w:sz w:val="24"/>
         </w:rPr>
       </w:pPr>
       <w:r>
@@ -2222,7 +2290,7 @@
         <w:rPr>
           <w:noProof/>
         </w:rPr>
-        <w:instrText xml:space="preserve"> PAGEREF _Toc243648530 \h </w:instrText>
+        <w:instrText xml:space="preserve"> PAGEREF _Toc243648817 \h </w:instrText>
       </w:r>
       <w:r>
         <w:rPr>
@@ -2239,7 +2307,7 @@
         <w:rPr>
           <w:noProof/>
         </w:rPr>
-        <w:t>13</w:t>
+        <w:t>17</w:t>
       </w:r>
       <w:r>
         <w:rPr>
@@ -2255,13 +2323,16 @@
           <w:tab w:val="right" w:leader="dot" w:pos="9061"/>
         </w:tabs>
         <w:rPr>
-          <w:noProof/>
-        </w:rPr>
-      </w:pPr>
-      <w:r>
-        <w:rPr>
-          <w:noProof/>
-        </w:rPr>
+          <w:rFonts w:asciiTheme="minorHAnsi" w:eastAsiaTheme="minorEastAsia" w:hAnsiTheme="minorHAnsi"/>
+          <w:noProof/>
+          <w:sz w:val="24"/>
+        </w:rPr>
+      </w:pPr>
+      <w:r>
+        <w:rPr>
+          <w:noProof/>
+        </w:rPr>
+        <w:lastRenderedPageBreak/>
         <w:t>7.1 Baseline Scenario</w:t>
       </w:r>
       <w:r>
@@ -2280,7 +2351,7 @@
         <w:rPr>
           <w:noProof/>
         </w:rPr>
-        <w:instrText xml:space="preserve"> PAGEREF _Toc243648531 \h </w:instrText>
+        <w:instrText xml:space="preserve"> PAGEREF _Toc243648818 \h </w:instrText>
       </w:r>
       <w:r>
         <w:rPr>
@@ -2297,7 +2368,7 @@
         <w:rPr>
           <w:noProof/>
         </w:rPr>
-        <w:t>13</w:t>
+        <w:t>17</w:t>
       </w:r>
       <w:r>
         <w:rPr>
@@ -2313,7 +2384,9 @@
           <w:tab w:val="right" w:leader="dot" w:pos="9061"/>
         </w:tabs>
         <w:rPr>
-          <w:noProof/>
+          <w:rFonts w:asciiTheme="minorHAnsi" w:eastAsiaTheme="minorEastAsia" w:hAnsiTheme="minorHAnsi"/>
+          <w:noProof/>
+          <w:sz w:val="24"/>
         </w:rPr>
       </w:pPr>
       <w:r>
@@ -2338,7 +2411,7 @@
         <w:rPr>
           <w:noProof/>
         </w:rPr>
-        <w:instrText xml:space="preserve"> PAGEREF _Toc243648532 \h </w:instrText>
+        <w:instrText xml:space="preserve"> PAGEREF _Toc243648819 \h </w:instrText>
       </w:r>
       <w:r>
         <w:rPr>
@@ -2355,7 +2428,7 @@
         <w:rPr>
           <w:noProof/>
         </w:rPr>
-        <w:t>13</w:t>
+        <w:t>17</w:t>
       </w:r>
       <w:r>
         <w:rPr>
@@ -2371,7 +2444,9 @@
           <w:tab w:val="right" w:leader="dot" w:pos="9061"/>
         </w:tabs>
         <w:rPr>
-          <w:noProof/>
+          <w:rFonts w:asciiTheme="minorHAnsi" w:eastAsiaTheme="minorEastAsia" w:hAnsiTheme="minorHAnsi"/>
+          <w:noProof/>
+          <w:sz w:val="24"/>
         </w:rPr>
       </w:pPr>
       <w:r>
@@ -2396,7 +2471,7 @@
         <w:rPr>
           <w:noProof/>
         </w:rPr>
-        <w:instrText xml:space="preserve"> PAGEREF _Toc243648533 \h </w:instrText>
+        <w:instrText xml:space="preserve"> PAGEREF _Toc243648820 \h </w:instrText>
       </w:r>
       <w:r>
         <w:rPr>
@@ -2413,7 +2488,7 @@
         <w:rPr>
           <w:noProof/>
         </w:rPr>
-        <w:t>13</w:t>
+        <w:t>17</w:t>
       </w:r>
       <w:r>
         <w:rPr>
@@ -2429,7 +2504,9 @@
           <w:tab w:val="right" w:leader="dot" w:pos="9061"/>
         </w:tabs>
         <w:rPr>
-          <w:noProof/>
+          <w:rFonts w:asciiTheme="minorHAnsi" w:eastAsiaTheme="minorEastAsia" w:hAnsiTheme="minorHAnsi"/>
+          <w:noProof/>
+          <w:sz w:val="24"/>
         </w:rPr>
       </w:pPr>
       <w:r>
@@ -2454,7 +2531,7 @@
         <w:rPr>
           <w:noProof/>
         </w:rPr>
-        <w:instrText xml:space="preserve"> PAGEREF _Toc243648534 \h </w:instrText>
+        <w:instrText xml:space="preserve"> PAGEREF _Toc243648821 \h </w:instrText>
       </w:r>
       <w:r>
         <w:rPr>
@@ -2471,7 +2548,7 @@
         <w:rPr>
           <w:noProof/>
         </w:rPr>
-        <w:t>13</w:t>
+        <w:t>17</w:t>
       </w:r>
       <w:r>
         <w:rPr>
@@ -2487,7 +2564,9 @@
           <w:tab w:val="right" w:leader="dot" w:pos="9061"/>
         </w:tabs>
         <w:rPr>
-          <w:noProof/>
+          <w:rFonts w:asciiTheme="minorHAnsi" w:eastAsiaTheme="minorEastAsia" w:hAnsiTheme="minorHAnsi"/>
+          <w:noProof/>
+          <w:sz w:val="24"/>
         </w:rPr>
       </w:pPr>
       <w:r>
@@ -2512,7 +2591,7 @@
         <w:rPr>
           <w:noProof/>
         </w:rPr>
-        <w:instrText xml:space="preserve"> PAGEREF _Toc243648535 \h </w:instrText>
+        <w:instrText xml:space="preserve"> PAGEREF _Toc243648822 \h </w:instrText>
       </w:r>
       <w:r>
         <w:rPr>
@@ -2529,7 +2608,7 @@
         <w:rPr>
           <w:noProof/>
         </w:rPr>
-        <w:t>13</w:t>
+        <w:t>17</w:t>
       </w:r>
       <w:r>
         <w:rPr>
@@ -2545,7 +2624,9 @@
           <w:tab w:val="right" w:leader="dot" w:pos="9061"/>
         </w:tabs>
         <w:rPr>
-          <w:noProof/>
+          <w:rFonts w:asciiTheme="minorHAnsi" w:eastAsiaTheme="minorEastAsia" w:hAnsiTheme="minorHAnsi"/>
+          <w:noProof/>
+          <w:sz w:val="24"/>
         </w:rPr>
       </w:pPr>
       <w:r>
@@ -2570,7 +2651,7 @@
         <w:rPr>
           <w:noProof/>
         </w:rPr>
-        <w:instrText xml:space="preserve"> PAGEREF _Toc243648536 \h </w:instrText>
+        <w:instrText xml:space="preserve"> PAGEREF _Toc243648823 \h </w:instrText>
       </w:r>
       <w:r>
         <w:rPr>
@@ -2587,7 +2668,7 @@
         <w:rPr>
           <w:noProof/>
         </w:rPr>
-        <w:t>13</w:t>
+        <w:t>17</w:t>
       </w:r>
       <w:r>
         <w:rPr>
@@ -2603,7 +2684,9 @@
           <w:tab w:val="right" w:leader="dot" w:pos="9061"/>
         </w:tabs>
         <w:rPr>
-          <w:noProof/>
+          <w:rFonts w:asciiTheme="minorHAnsi" w:eastAsiaTheme="minorEastAsia" w:hAnsiTheme="minorHAnsi"/>
+          <w:noProof/>
+          <w:sz w:val="24"/>
         </w:rPr>
       </w:pPr>
       <w:r>
@@ -2628,7 +2711,7 @@
         <w:rPr>
           <w:noProof/>
         </w:rPr>
-        <w:instrText xml:space="preserve"> PAGEREF _Toc243648537 \h </w:instrText>
+        <w:instrText xml:space="preserve"> PAGEREF _Toc243648824 \h </w:instrText>
       </w:r>
       <w:r>
         <w:rPr>
@@ -2645,7 +2728,7 @@
         <w:rPr>
           <w:noProof/>
         </w:rPr>
-        <w:t>13</w:t>
+        <w:t>17</w:t>
       </w:r>
       <w:r>
         <w:rPr>
@@ -2661,7 +2744,9 @@
           <w:tab w:val="right" w:leader="dot" w:pos="9061"/>
         </w:tabs>
         <w:rPr>
-          <w:noProof/>
+          <w:rFonts w:asciiTheme="minorHAnsi" w:eastAsiaTheme="minorEastAsia" w:hAnsiTheme="minorHAnsi"/>
+          <w:noProof/>
+          <w:sz w:val="24"/>
         </w:rPr>
       </w:pPr>
       <w:r>
@@ -2686,7 +2771,7 @@
         <w:rPr>
           <w:noProof/>
         </w:rPr>
-        <w:instrText xml:space="preserve"> PAGEREF _Toc243648538 \h </w:instrText>
+        <w:instrText xml:space="preserve"> PAGEREF _Toc243648825 \h </w:instrText>
       </w:r>
       <w:r>
         <w:rPr>
@@ -2703,7 +2788,7 @@
         <w:rPr>
           <w:noProof/>
         </w:rPr>
-        <w:t>14</w:t>
+        <w:t>18</w:t>
       </w:r>
       <w:r>
         <w:rPr>
@@ -2719,7 +2804,9 @@
           <w:tab w:val="right" w:leader="dot" w:pos="9061"/>
         </w:tabs>
         <w:rPr>
-          <w:noProof/>
+          <w:rFonts w:asciiTheme="minorHAnsi" w:eastAsiaTheme="minorEastAsia" w:hAnsiTheme="minorHAnsi"/>
+          <w:noProof/>
+          <w:sz w:val="24"/>
         </w:rPr>
       </w:pPr>
       <w:r>
@@ -2744,7 +2831,7 @@
         <w:rPr>
           <w:noProof/>
         </w:rPr>
-        <w:instrText xml:space="preserve"> PAGEREF _Toc243648539 \h </w:instrText>
+        <w:instrText xml:space="preserve"> PAGEREF _Toc243648826 \h </w:instrText>
       </w:r>
       <w:r>
         <w:rPr>
@@ -2761,7 +2848,7 @@
         <w:rPr>
           <w:noProof/>
         </w:rPr>
-        <w:t>14</w:t>
+        <w:t>18</w:t>
       </w:r>
       <w:r>
         <w:rPr>
@@ -2777,7 +2864,9 @@
           <w:tab w:val="right" w:leader="dot" w:pos="9061"/>
         </w:tabs>
         <w:rPr>
-          <w:noProof/>
+          <w:rFonts w:asciiTheme="minorHAnsi" w:eastAsiaTheme="minorEastAsia" w:hAnsiTheme="minorHAnsi"/>
+          <w:noProof/>
+          <w:sz w:val="24"/>
         </w:rPr>
       </w:pPr>
       <w:r>
@@ -2802,7 +2891,7 @@
         <w:rPr>
           <w:noProof/>
         </w:rPr>
-        <w:instrText xml:space="preserve"> PAGEREF _Toc243648540 \h </w:instrText>
+        <w:instrText xml:space="preserve"> PAGEREF _Toc243648827 \h </w:instrText>
       </w:r>
       <w:r>
         <w:rPr>
@@ -2819,7 +2908,7 @@
         <w:rPr>
           <w:noProof/>
         </w:rPr>
-        <w:t>14</w:t>
+        <w:t>18</w:t>
       </w:r>
       <w:r>
         <w:rPr>
@@ -2835,7 +2924,9 @@
           <w:tab w:val="right" w:leader="dot" w:pos="9061"/>
         </w:tabs>
         <w:rPr>
-          <w:noProof/>
+          <w:rFonts w:asciiTheme="minorHAnsi" w:eastAsiaTheme="minorEastAsia" w:hAnsiTheme="minorHAnsi"/>
+          <w:noProof/>
+          <w:sz w:val="24"/>
         </w:rPr>
       </w:pPr>
       <w:r>
@@ -2860,7 +2951,7 @@
         <w:rPr>
           <w:noProof/>
         </w:rPr>
-        <w:instrText xml:space="preserve"> PAGEREF _Toc243648541 \h </w:instrText>
+        <w:instrText xml:space="preserve"> PAGEREF _Toc243648828 \h </w:instrText>
       </w:r>
       <w:r>
         <w:rPr>
@@ -2877,7 +2968,7 @@
         <w:rPr>
           <w:noProof/>
         </w:rPr>
-        <w:t>14</w:t>
+        <w:t>18</w:t>
       </w:r>
       <w:r>
         <w:rPr>
@@ -2893,7 +2984,9 @@
           <w:tab w:val="right" w:leader="dot" w:pos="9061"/>
         </w:tabs>
         <w:rPr>
-          <w:noProof/>
+          <w:rFonts w:asciiTheme="minorHAnsi" w:eastAsiaTheme="minorEastAsia" w:hAnsiTheme="minorHAnsi"/>
+          <w:noProof/>
+          <w:sz w:val="24"/>
         </w:rPr>
       </w:pPr>
       <w:r>
@@ -2918,7 +3011,7 @@
         <w:rPr>
           <w:noProof/>
         </w:rPr>
-        <w:instrText xml:space="preserve"> PAGEREF _Toc243648542 \h </w:instrText>
+        <w:instrText xml:space="preserve"> PAGEREF _Toc243648829 \h </w:instrText>
       </w:r>
       <w:r>
         <w:rPr>
@@ -2935,7 +3028,7 @@
         <w:rPr>
           <w:noProof/>
         </w:rPr>
-        <w:t>14</w:t>
+        <w:t>18</w:t>
       </w:r>
       <w:r>
         <w:rPr>
@@ -2951,7 +3044,9 @@
           <w:tab w:val="right" w:leader="dot" w:pos="9061"/>
         </w:tabs>
         <w:rPr>
-          <w:noProof/>
+          <w:rFonts w:asciiTheme="minorHAnsi" w:eastAsiaTheme="minorEastAsia" w:hAnsiTheme="minorHAnsi"/>
+          <w:noProof/>
+          <w:sz w:val="24"/>
         </w:rPr>
       </w:pPr>
       <w:r>
@@ -2976,7 +3071,7 @@
         <w:rPr>
           <w:noProof/>
         </w:rPr>
-        <w:instrText xml:space="preserve"> PAGEREF _Toc243648543 \h </w:instrText>
+        <w:instrText xml:space="preserve"> PAGEREF _Toc243648830 \h </w:instrText>
       </w:r>
       <w:r>
         <w:rPr>
@@ -2993,7 +3088,7 @@
         <w:rPr>
           <w:noProof/>
         </w:rPr>
-        <w:t>14</w:t>
+        <w:t>18</w:t>
       </w:r>
       <w:r>
         <w:rPr>
@@ -3009,7 +3104,9 @@
           <w:tab w:val="right" w:leader="dot" w:pos="9061"/>
         </w:tabs>
         <w:rPr>
-          <w:noProof/>
+          <w:rFonts w:asciiTheme="minorHAnsi" w:eastAsiaTheme="minorEastAsia" w:hAnsiTheme="minorHAnsi"/>
+          <w:noProof/>
+          <w:sz w:val="24"/>
         </w:rPr>
       </w:pPr>
       <w:r>
@@ -3034,7 +3131,7 @@
         <w:rPr>
           <w:noProof/>
         </w:rPr>
-        <w:instrText xml:space="preserve"> PAGEREF _Toc243648544 \h </w:instrText>
+        <w:instrText xml:space="preserve"> PAGEREF _Toc243648831 \h </w:instrText>
       </w:r>
       <w:r>
         <w:rPr>
@@ -3051,7 +3148,7 @@
         <w:rPr>
           <w:noProof/>
         </w:rPr>
-        <w:t>14</w:t>
+        <w:t>18</w:t>
       </w:r>
       <w:r>
         <w:rPr>
@@ -3067,7 +3164,9 @@
           <w:tab w:val="right" w:leader="dot" w:pos="9061"/>
         </w:tabs>
         <w:rPr>
-          <w:noProof/>
+          <w:rFonts w:asciiTheme="minorHAnsi" w:eastAsiaTheme="minorEastAsia" w:hAnsiTheme="minorHAnsi"/>
+          <w:noProof/>
+          <w:sz w:val="24"/>
         </w:rPr>
       </w:pPr>
       <w:r>
@@ -3092,7 +3191,7 @@
         <w:rPr>
           <w:noProof/>
         </w:rPr>
-        <w:instrText xml:space="preserve"> PAGEREF _Toc243648545 \h </w:instrText>
+        <w:instrText xml:space="preserve"> PAGEREF _Toc243648832 \h </w:instrText>
       </w:r>
       <w:r>
         <w:rPr>
@@ -3109,7 +3208,7 @@
         <w:rPr>
           <w:noProof/>
         </w:rPr>
-        <w:t>14</w:t>
+        <w:t>18</w:t>
       </w:r>
       <w:r>
         <w:rPr>
@@ -3125,7 +3224,9 @@
           <w:tab w:val="right" w:leader="dot" w:pos="9061"/>
         </w:tabs>
         <w:rPr>
-          <w:noProof/>
+          <w:rFonts w:asciiTheme="minorHAnsi" w:eastAsiaTheme="minorEastAsia" w:hAnsiTheme="minorHAnsi"/>
+          <w:noProof/>
+          <w:sz w:val="24"/>
         </w:rPr>
       </w:pPr>
       <w:r>
@@ -3150,7 +3251,7 @@
         <w:rPr>
           <w:noProof/>
         </w:rPr>
-        <w:instrText xml:space="preserve"> PAGEREF _Toc243648546 \h </w:instrText>
+        <w:instrText xml:space="preserve"> PAGEREF _Toc243648833 \h </w:instrText>
       </w:r>
       <w:r>
         <w:rPr>
@@ -3167,7 +3268,7 @@
         <w:rPr>
           <w:noProof/>
         </w:rPr>
-        <w:t>15</w:t>
+        <w:t>19</w:t>
       </w:r>
       <w:r>
         <w:rPr>
@@ -3183,7 +3284,9 @@
           <w:tab w:val="right" w:leader="dot" w:pos="9061"/>
         </w:tabs>
         <w:rPr>
-          <w:noProof/>
+          <w:rFonts w:asciiTheme="minorHAnsi" w:eastAsiaTheme="minorEastAsia" w:hAnsiTheme="minorHAnsi"/>
+          <w:noProof/>
+          <w:sz w:val="24"/>
         </w:rPr>
       </w:pPr>
       <w:r>
@@ -3208,7 +3311,7 @@
         <w:rPr>
           <w:noProof/>
         </w:rPr>
-        <w:instrText xml:space="preserve"> PAGEREF _Toc243648547 \h </w:instrText>
+        <w:instrText xml:space="preserve"> PAGEREF _Toc243648834 \h </w:instrText>
       </w:r>
       <w:r>
         <w:rPr>
@@ -3225,7 +3328,7 @@
         <w:rPr>
           <w:noProof/>
         </w:rPr>
-        <w:t>16</w:t>
+        <w:t>20</w:t>
       </w:r>
       <w:r>
         <w:rPr>
@@ -3241,7 +3344,9 @@
           <w:tab w:val="right" w:leader="dot" w:pos="9061"/>
         </w:tabs>
         <w:rPr>
-          <w:noProof/>
+          <w:rFonts w:asciiTheme="minorHAnsi" w:eastAsiaTheme="minorEastAsia" w:hAnsiTheme="minorHAnsi"/>
+          <w:noProof/>
+          <w:sz w:val="24"/>
         </w:rPr>
       </w:pPr>
       <w:r>
@@ -3266,7 +3371,7 @@
         <w:rPr>
           <w:noProof/>
         </w:rPr>
-        <w:instrText xml:space="preserve"> PAGEREF _Toc243648548 \h </w:instrText>
+        <w:instrText xml:space="preserve"> PAGEREF _Toc243648835 \h </w:instrText>
       </w:r>
       <w:r>
         <w:rPr>
@@ -3283,7 +3388,7 @@
         <w:rPr>
           <w:noProof/>
         </w:rPr>
-        <w:t>16</w:t>
+        <w:t>20</w:t>
       </w:r>
       <w:r>
         <w:rPr>
@@ -3299,7 +3404,9 @@
           <w:tab w:val="right" w:leader="dot" w:pos="9061"/>
         </w:tabs>
         <w:rPr>
-          <w:noProof/>
+          <w:rFonts w:asciiTheme="minorHAnsi" w:eastAsiaTheme="minorEastAsia" w:hAnsiTheme="minorHAnsi"/>
+          <w:noProof/>
+          <w:sz w:val="24"/>
         </w:rPr>
       </w:pPr>
       <w:r>
@@ -3324,7 +3431,7 @@
         <w:rPr>
           <w:noProof/>
         </w:rPr>
-        <w:instrText xml:space="preserve"> PAGEREF _Toc243648549 \h </w:instrText>
+        <w:instrText xml:space="preserve"> PAGEREF _Toc243648836 \h </w:instrText>
       </w:r>
       <w:r>
         <w:rPr>
@@ -3341,7 +3448,7 @@
         <w:rPr>
           <w:noProof/>
         </w:rPr>
-        <w:t>16</w:t>
+        <w:t>20</w:t>
       </w:r>
       <w:r>
         <w:rPr>
@@ -3357,7 +3464,9 @@
           <w:tab w:val="right" w:leader="dot" w:pos="9061"/>
         </w:tabs>
         <w:rPr>
-          <w:noProof/>
+          <w:rFonts w:asciiTheme="minorHAnsi" w:eastAsiaTheme="minorEastAsia" w:hAnsiTheme="minorHAnsi"/>
+          <w:noProof/>
+          <w:sz w:val="24"/>
         </w:rPr>
       </w:pPr>
       <w:r>
@@ -3382,7 +3491,7 @@
         <w:rPr>
           <w:noProof/>
         </w:rPr>
-        <w:instrText xml:space="preserve"> PAGEREF _Toc243648550 \h </w:instrText>
+        <w:instrText xml:space="preserve"> PAGEREF _Toc243648837 \h </w:instrText>
       </w:r>
       <w:r>
         <w:rPr>
@@ -3399,7 +3508,7 @@
         <w:rPr>
           <w:noProof/>
         </w:rPr>
-        <w:t>17</w:t>
+        <w:t>21</w:t>
       </w:r>
       <w:r>
         <w:rPr>
@@ -3415,7 +3524,9 @@
           <w:tab w:val="right" w:leader="dot" w:pos="9061"/>
         </w:tabs>
         <w:rPr>
-          <w:noProof/>
+          <w:rFonts w:asciiTheme="minorHAnsi" w:eastAsiaTheme="minorEastAsia" w:hAnsiTheme="minorHAnsi"/>
+          <w:noProof/>
+          <w:sz w:val="24"/>
         </w:rPr>
       </w:pPr>
       <w:r>
@@ -3440,7 +3551,7 @@
         <w:rPr>
           <w:noProof/>
         </w:rPr>
-        <w:instrText xml:space="preserve"> PAGEREF _Toc243648551 \h </w:instrText>
+        <w:instrText xml:space="preserve"> PAGEREF _Toc243648838 \h </w:instrText>
       </w:r>
       <w:r>
         <w:rPr>
@@ -3457,7 +3568,7 @@
         <w:rPr>
           <w:noProof/>
         </w:rPr>
-        <w:t>18</w:t>
+        <w:t>22</w:t>
       </w:r>
       <w:r>
         <w:rPr>
@@ -3473,7 +3584,9 @@
           <w:tab w:val="right" w:leader="dot" w:pos="9061"/>
         </w:tabs>
         <w:rPr>
-          <w:noProof/>
+          <w:rFonts w:asciiTheme="minorHAnsi" w:eastAsiaTheme="minorEastAsia" w:hAnsiTheme="minorHAnsi"/>
+          <w:noProof/>
+          <w:sz w:val="24"/>
         </w:rPr>
       </w:pPr>
       <w:r>
@@ -3498,7 +3611,7 @@
         <w:rPr>
           <w:noProof/>
         </w:rPr>
-        <w:instrText xml:space="preserve"> PAGEREF _Toc243648552 \h </w:instrText>
+        <w:instrText xml:space="preserve"> PAGEREF _Toc243648839 \h </w:instrText>
       </w:r>
       <w:r>
         <w:rPr>
@@ -3515,7 +3628,7 @@
         <w:rPr>
           <w:noProof/>
         </w:rPr>
-        <w:t>19</w:t>
+        <w:t>23</w:t>
       </w:r>
       <w:r>
         <w:rPr>
@@ -3531,7 +3644,9 @@
           <w:tab w:val="right" w:leader="dot" w:pos="9061"/>
         </w:tabs>
         <w:rPr>
-          <w:noProof/>
+          <w:rFonts w:asciiTheme="minorHAnsi" w:eastAsiaTheme="minorEastAsia" w:hAnsiTheme="minorHAnsi"/>
+          <w:noProof/>
+          <w:sz w:val="24"/>
         </w:rPr>
       </w:pPr>
       <w:r>
@@ -3556,7 +3671,7 @@
         <w:rPr>
           <w:noProof/>
         </w:rPr>
-        <w:instrText xml:space="preserve"> PAGEREF _Toc243648553 \h </w:instrText>
+        <w:instrText xml:space="preserve"> PAGEREF _Toc243648840 \h </w:instrText>
       </w:r>
       <w:r>
         <w:rPr>
@@ -3573,7 +3688,7 @@
         <w:rPr>
           <w:noProof/>
         </w:rPr>
-        <w:t>20</w:t>
+        <w:t>24</w:t>
       </w:r>
       <w:r>
         <w:rPr>
@@ -3589,7 +3704,9 @@
           <w:tab w:val="right" w:leader="dot" w:pos="9061"/>
         </w:tabs>
         <w:rPr>
-          <w:noProof/>
+          <w:rFonts w:asciiTheme="minorHAnsi" w:eastAsiaTheme="minorEastAsia" w:hAnsiTheme="minorHAnsi"/>
+          <w:noProof/>
+          <w:sz w:val="24"/>
         </w:rPr>
       </w:pPr>
       <w:r>
@@ -3614,7 +3731,7 @@
         <w:rPr>
           <w:noProof/>
         </w:rPr>
-        <w:instrText xml:space="preserve"> PAGEREF _Toc243648554 \h </w:instrText>
+        <w:instrText xml:space="preserve"> PAGEREF _Toc243648841 \h </w:instrText>
       </w:r>
       <w:r>
         <w:rPr>
@@ -3631,7 +3748,7 @@
         <w:rPr>
           <w:noProof/>
         </w:rPr>
-        <w:t>21</w:t>
+        <w:t>25</w:t>
       </w:r>
       <w:r>
         <w:rPr>
@@ -3647,7 +3764,9 @@
           <w:tab w:val="right" w:leader="dot" w:pos="9061"/>
         </w:tabs>
         <w:rPr>
-          <w:noProof/>
+          <w:rFonts w:asciiTheme="minorHAnsi" w:eastAsiaTheme="minorEastAsia" w:hAnsiTheme="minorHAnsi"/>
+          <w:noProof/>
+          <w:sz w:val="24"/>
         </w:rPr>
       </w:pPr>
       <w:r>
@@ -3672,7 +3791,7 @@
         <w:rPr>
           <w:noProof/>
         </w:rPr>
-        <w:instrText xml:space="preserve"> PAGEREF _Toc243648555 \h </w:instrText>
+        <w:instrText xml:space="preserve"> PAGEREF _Toc243648842 \h </w:instrText>
       </w:r>
       <w:r>
         <w:rPr>
@@ -3689,7 +3808,7 @@
         <w:rPr>
           <w:noProof/>
         </w:rPr>
-        <w:t>22</w:t>
+        <w:t>26</w:t>
       </w:r>
       <w:r>
         <w:rPr>
@@ -3705,7 +3824,9 @@
           <w:tab w:val="right" w:leader="dot" w:pos="9061"/>
         </w:tabs>
         <w:rPr>
-          <w:noProof/>
+          <w:rFonts w:asciiTheme="minorHAnsi" w:eastAsiaTheme="minorEastAsia" w:hAnsiTheme="minorHAnsi"/>
+          <w:noProof/>
+          <w:sz w:val="24"/>
         </w:rPr>
       </w:pPr>
       <w:r>
@@ -3730,7 +3851,7 @@
         <w:rPr>
           <w:noProof/>
         </w:rPr>
-        <w:instrText xml:space="preserve"> PAGEREF _Toc243648556 \h </w:instrText>
+        <w:instrText xml:space="preserve"> PAGEREF _Toc243648843 \h </w:instrText>
       </w:r>
       <w:r>
         <w:rPr>
@@ -3747,7 +3868,7 @@
         <w:rPr>
           <w:noProof/>
         </w:rPr>
-        <w:t>23</w:t>
+        <w:t>27</w:t>
       </w:r>
       <w:r>
         <w:rPr>
@@ -3763,7 +3884,9 @@
           <w:tab w:val="right" w:leader="dot" w:pos="9061"/>
         </w:tabs>
         <w:rPr>
-          <w:noProof/>
+          <w:rFonts w:asciiTheme="minorHAnsi" w:eastAsiaTheme="minorEastAsia" w:hAnsiTheme="minorHAnsi"/>
+          <w:noProof/>
+          <w:sz w:val="24"/>
         </w:rPr>
       </w:pPr>
       <w:r>
@@ -3788,7 +3911,7 @@
         <w:rPr>
           <w:noProof/>
         </w:rPr>
-        <w:instrText xml:space="preserve"> PAGEREF _Toc243648557 \h </w:instrText>
+        <w:instrText xml:space="preserve"> PAGEREF _Toc243648844 \h </w:instrText>
       </w:r>
       <w:r>
         <w:rPr>
@@ -3805,7 +3928,7 @@
         <w:rPr>
           <w:noProof/>
         </w:rPr>
-        <w:t>24</w:t>
+        <w:t>28</w:t>
       </w:r>
       <w:r>
         <w:rPr>
@@ -3839,7 +3962,202 @@
           <w:b/>
           <w:sz w:val="32"/>
         </w:rPr>
+        <w:lastRenderedPageBreak/>
         <w:t>List of Figures</w:t>
+      </w:r>
+    </w:p>
+    <w:p>
+      <w:pPr>
+        <w:pStyle w:val="TableofFigures"/>
+        <w:tabs>
+          <w:tab w:val="right" w:leader="dot" w:pos="9061"/>
+        </w:tabs>
+        <w:rPr>
+          <w:rFonts w:asciiTheme="minorHAnsi" w:eastAsiaTheme="minorEastAsia" w:hAnsiTheme="minorHAnsi"/>
+          <w:noProof/>
+          <w:sz w:val="24"/>
+        </w:rPr>
+      </w:pPr>
+      <w:r>
+        <w:fldChar w:fldCharType="begin"/>
+      </w:r>
+      <w:r>
+        <w:instrText xml:space="preserve"> TOC \c "Figure" </w:instrText>
+      </w:r>
+      <w:r>
+        <w:fldChar w:fldCharType="separate"/>
+      </w:r>
+      <w:r>
+        <w:rPr>
+          <w:noProof/>
+        </w:rPr>
+        <w:t>Figure 1 - Statechart defining the trading phases of the Stock agent type</w:t>
+      </w:r>
+      <w:r>
+        <w:rPr>
+          <w:noProof/>
+        </w:rPr>
+        <w:tab/>
+      </w:r>
+      <w:r>
+        <w:rPr>
+          <w:noProof/>
+        </w:rPr>
+        <w:fldChar w:fldCharType="begin"/>
+      </w:r>
+      <w:r>
+        <w:rPr>
+          <w:noProof/>
+        </w:rPr>
+        <w:instrText xml:space="preserve"> PAGEREF _Toc243648845 \h </w:instrText>
+      </w:r>
+      <w:r>
+        <w:rPr>
+          <w:noProof/>
+        </w:rPr>
+      </w:r>
+      <w:r>
+        <w:rPr>
+          <w:noProof/>
+        </w:rPr>
+        <w:fldChar w:fldCharType="separate"/>
+      </w:r>
+      <w:r>
+        <w:rPr>
+          <w:noProof/>
+        </w:rPr>
+        <w:t>12</w:t>
+      </w:r>
+      <w:r>
+        <w:rPr>
+          <w:noProof/>
+        </w:rPr>
+        <w:fldChar w:fldCharType="end"/>
+      </w:r>
+    </w:p>
+    <w:p>
+      <w:pPr>
+        <w:pStyle w:val="TableofFigures"/>
+        <w:tabs>
+          <w:tab w:val="right" w:leader="dot" w:pos="9061"/>
+        </w:tabs>
+        <w:rPr>
+          <w:rFonts w:asciiTheme="minorHAnsi" w:eastAsiaTheme="minorEastAsia" w:hAnsiTheme="minorHAnsi"/>
+          <w:noProof/>
+          <w:sz w:val="24"/>
+        </w:rPr>
+      </w:pPr>
+      <w:r>
+        <w:rPr>
+          <w:noProof/>
+        </w:rPr>
+        <w:t>Figure 2 - Reservation periods in a volatile market: every HALT is followed by a REOPEN 3.01 minutes later</w:t>
+      </w:r>
+      <w:r>
+        <w:rPr>
+          <w:noProof/>
+        </w:rPr>
+        <w:tab/>
+      </w:r>
+      <w:r>
+        <w:rPr>
+          <w:noProof/>
+        </w:rPr>
+        <w:fldChar w:fldCharType="begin"/>
+      </w:r>
+      <w:r>
+        <w:rPr>
+          <w:noProof/>
+        </w:rPr>
+        <w:instrText xml:space="preserve"> PAGEREF _Toc243648846 \h </w:instrText>
+      </w:r>
+      <w:r>
+        <w:rPr>
+          <w:noProof/>
+        </w:rPr>
+      </w:r>
+      <w:r>
+        <w:rPr>
+          <w:noProof/>
+        </w:rPr>
+        <w:fldChar w:fldCharType="separate"/>
+      </w:r>
+      <w:r>
+        <w:rPr>
+          <w:noProof/>
+        </w:rPr>
+        <w:t>13</w:t>
+      </w:r>
+      <w:r>
+        <w:rPr>
+          <w:noProof/>
+        </w:rPr>
+        <w:fldChar w:fldCharType="end"/>
+      </w:r>
+    </w:p>
+    <w:p>
+      <w:pPr>
+        <w:pStyle w:val="TableofFigures"/>
+        <w:tabs>
+          <w:tab w:val="right" w:leader="dot" w:pos="9061"/>
+        </w:tabs>
+        <w:rPr>
+          <w:rFonts w:asciiTheme="minorHAnsi" w:eastAsiaTheme="minorEastAsia" w:hAnsiTheme="minorHAnsi"/>
+          <w:noProof/>
+          <w:sz w:val="24"/>
+        </w:rPr>
+      </w:pPr>
+      <w:r>
+        <w:rPr>
+          <w:noProof/>
+        </w:rPr>
+        <w:t>Figure 3 - Output of the order book tests</w:t>
+      </w:r>
+      <w:r>
+        <w:rPr>
+          <w:noProof/>
+        </w:rPr>
+        <w:tab/>
+      </w:r>
+      <w:r>
+        <w:rPr>
+          <w:noProof/>
+        </w:rPr>
+        <w:fldChar w:fldCharType="begin"/>
+      </w:r>
+      <w:r>
+        <w:rPr>
+          <w:noProof/>
+        </w:rPr>
+        <w:instrText xml:space="preserve"> PAGEREF _Toc243648847 \h </w:instrText>
+      </w:r>
+      <w:r>
+        <w:rPr>
+          <w:noProof/>
+        </w:rPr>
+      </w:r>
+      <w:r>
+        <w:rPr>
+          <w:noProof/>
+        </w:rPr>
+        <w:fldChar w:fldCharType="separate"/>
+      </w:r>
+      <w:r>
+        <w:rPr>
+          <w:noProof/>
+        </w:rPr>
+        <w:t>16</w:t>
+      </w:r>
+      <w:r>
+        <w:rPr>
+          <w:noProof/>
+        </w:rPr>
+        <w:fldChar w:fldCharType="end"/>
+      </w:r>
+    </w:p>
+    <w:p>
+      <w:r>
+        <w:fldChar w:fldCharType="end"/>
       </w:r>
     </w:p>
     <w:p>
@@ -3862,15 +4180,511 @@
           <w:b/>
           <w:sz w:val="32"/>
         </w:rPr>
+        <w:lastRenderedPageBreak/>
         <w:t>List of Tables</w:t>
       </w:r>
     </w:p>
     <w:p>
       <w:pPr>
+        <w:pStyle w:val="TableofFigures"/>
+        <w:tabs>
+          <w:tab w:val="right" w:leader="dot" w:pos="9061"/>
+        </w:tabs>
+        <w:rPr>
+          <w:rFonts w:asciiTheme="minorHAnsi" w:eastAsiaTheme="minorEastAsia" w:hAnsiTheme="minorHAnsi"/>
+          <w:noProof/>
+          <w:sz w:val="24"/>
+        </w:rPr>
+      </w:pPr>
+      <w:r>
+        <w:fldChar w:fldCharType="begin"/>
+      </w:r>
+      <w:r>
+        <w:instrText xml:space="preserve"> TOC \c "Table" </w:instrText>
+      </w:r>
+      <w:r>
+        <w:fldChar w:fldCharType="separate"/>
+      </w:r>
+      <w:r>
+        <w:rPr>
+          <w:noProof/>
+        </w:rPr>
+        <w:t>Table 1 - Key parameters and variables present in the Main agent</w:t>
+      </w:r>
+      <w:r>
+        <w:rPr>
+          <w:noProof/>
+        </w:rPr>
+        <w:tab/>
+      </w:r>
+      <w:r>
+        <w:rPr>
+          <w:noProof/>
+        </w:rPr>
+        <w:fldChar w:fldCharType="begin"/>
+      </w:r>
+      <w:r>
+        <w:rPr>
+          <w:noProof/>
+        </w:rPr>
+        <w:instrText xml:space="preserve"> PAGEREF _Toc243648848 \h </w:instrText>
+      </w:r>
+      <w:r>
+        <w:rPr>
+          <w:noProof/>
+        </w:rPr>
+      </w:r>
+      <w:r>
+        <w:rPr>
+          <w:noProof/>
+        </w:rPr>
+        <w:fldChar w:fldCharType="separate"/>
+      </w:r>
+      <w:r>
+        <w:rPr>
+          <w:noProof/>
+        </w:rPr>
+        <w:t>10</w:t>
+      </w:r>
+      <w:r>
+        <w:rPr>
+          <w:noProof/>
+        </w:rPr>
+        <w:fldChar w:fldCharType="end"/>
+      </w:r>
+    </w:p>
+    <w:p>
+      <w:pPr>
+        <w:pStyle w:val="TableofFigures"/>
+        <w:tabs>
+          <w:tab w:val="right" w:leader="dot" w:pos="9061"/>
+        </w:tabs>
+        <w:rPr>
+          <w:rFonts w:asciiTheme="minorHAnsi" w:eastAsiaTheme="minorEastAsia" w:hAnsiTheme="minorHAnsi"/>
+          <w:noProof/>
+          <w:sz w:val="24"/>
+        </w:rPr>
+      </w:pPr>
+      <w:r>
+        <w:rPr>
+          <w:noProof/>
+        </w:rPr>
+        <w:t>Table 2 - Key functions present in the Main agent</w:t>
+      </w:r>
+      <w:r>
+        <w:rPr>
+          <w:noProof/>
+        </w:rPr>
+        <w:tab/>
+      </w:r>
+      <w:r>
+        <w:rPr>
+          <w:noProof/>
+        </w:rPr>
+        <w:fldChar w:fldCharType="begin"/>
+      </w:r>
+      <w:r>
+        <w:rPr>
+          <w:noProof/>
+        </w:rPr>
+        <w:instrText xml:space="preserve"> PAGEREF _Toc243648849 \h </w:instrText>
+      </w:r>
+      <w:r>
+        <w:rPr>
+          <w:noProof/>
+        </w:rPr>
+      </w:r>
+      <w:r>
+        <w:rPr>
+          <w:noProof/>
+        </w:rPr>
+        <w:fldChar w:fldCharType="separate"/>
+      </w:r>
+      <w:r>
+        <w:rPr>
+          <w:noProof/>
+        </w:rPr>
+        <w:t>10</w:t>
+      </w:r>
+      <w:r>
+        <w:rPr>
+          <w:noProof/>
+        </w:rPr>
+        <w:fldChar w:fldCharType="end"/>
+      </w:r>
+    </w:p>
+    <w:p>
+      <w:pPr>
+        <w:pStyle w:val="TableofFigures"/>
+        <w:tabs>
+          <w:tab w:val="right" w:leader="dot" w:pos="9061"/>
+        </w:tabs>
+        <w:rPr>
+          <w:rFonts w:asciiTheme="minorHAnsi" w:eastAsiaTheme="minorEastAsia" w:hAnsiTheme="minorHAnsi"/>
+          <w:noProof/>
+          <w:sz w:val="24"/>
+        </w:rPr>
+      </w:pPr>
+      <w:r>
+        <w:rPr>
+          <w:noProof/>
+        </w:rPr>
+        <w:t>Table 3 - Key variables present in the Stock agent type</w:t>
+      </w:r>
+      <w:r>
+        <w:rPr>
+          <w:noProof/>
+        </w:rPr>
+        <w:tab/>
+      </w:r>
+      <w:r>
+        <w:rPr>
+          <w:noProof/>
+        </w:rPr>
+        <w:fldChar w:fldCharType="begin"/>
+      </w:r>
+      <w:r>
+        <w:rPr>
+          <w:noProof/>
+        </w:rPr>
+        <w:instrText xml:space="preserve"> PAGEREF _Toc243648850 \h </w:instrText>
+      </w:r>
+      <w:r>
+        <w:rPr>
+          <w:noProof/>
+        </w:rPr>
+      </w:r>
+      <w:r>
+        <w:rPr>
+          <w:noProof/>
+        </w:rPr>
+        <w:fldChar w:fldCharType="separate"/>
+      </w:r>
+      <w:r>
+        <w:rPr>
+          <w:noProof/>
+        </w:rPr>
+        <w:t>11</w:t>
+      </w:r>
+      <w:r>
+        <w:rPr>
+          <w:noProof/>
+        </w:rPr>
+        <w:fldChar w:fldCharType="end"/>
+      </w:r>
+    </w:p>
+    <w:p>
+      <w:pPr>
+        <w:pStyle w:val="TableofFigures"/>
+        <w:tabs>
+          <w:tab w:val="right" w:leader="dot" w:pos="9061"/>
+        </w:tabs>
+        <w:rPr>
+          <w:rFonts w:asciiTheme="minorHAnsi" w:eastAsiaTheme="minorEastAsia" w:hAnsiTheme="minorHAnsi"/>
+          <w:noProof/>
+          <w:sz w:val="24"/>
+        </w:rPr>
+      </w:pPr>
+      <w:r>
+        <w:rPr>
+          <w:noProof/>
+        </w:rPr>
+        <w:t>Table 4 - Key functions present in the Stock agent type</w:t>
+      </w:r>
+      <w:r>
+        <w:rPr>
+          <w:noProof/>
+        </w:rPr>
+        <w:tab/>
+      </w:r>
+      <w:r>
+        <w:rPr>
+          <w:noProof/>
+        </w:rPr>
+        <w:fldChar w:fldCharType="begin"/>
+      </w:r>
+      <w:r>
+        <w:rPr>
+          <w:noProof/>
+        </w:rPr>
+        <w:instrText xml:space="preserve"> PAGEREF _Toc243648851 \h </w:instrText>
+      </w:r>
+      <w:r>
+        <w:rPr>
+          <w:noProof/>
+        </w:rPr>
+      </w:r>
+      <w:r>
+        <w:rPr>
+          <w:noProof/>
+        </w:rPr>
+        <w:fldChar w:fldCharType="separate"/>
+      </w:r>
+      <w:r>
+        <w:rPr>
+          <w:noProof/>
+        </w:rPr>
+        <w:t>11</w:t>
+      </w:r>
+      <w:r>
+        <w:rPr>
+          <w:noProof/>
+        </w:rPr>
+        <w:fldChar w:fldCharType="end"/>
+      </w:r>
+    </w:p>
+    <w:p>
+      <w:pPr>
+        <w:pStyle w:val="TableofFigures"/>
+        <w:tabs>
+          <w:tab w:val="right" w:leader="dot" w:pos="9061"/>
+        </w:tabs>
+        <w:rPr>
+          <w:rFonts w:asciiTheme="minorHAnsi" w:eastAsiaTheme="minorEastAsia" w:hAnsiTheme="minorHAnsi"/>
+          <w:noProof/>
+          <w:sz w:val="24"/>
+        </w:rPr>
+      </w:pPr>
+      <w:r>
+        <w:rPr>
+          <w:noProof/>
+        </w:rPr>
+        <w:t>Table 5 - Key events present in the Stock agent type</w:t>
+      </w:r>
+      <w:r>
+        <w:rPr>
+          <w:noProof/>
+        </w:rPr>
+        <w:tab/>
+      </w:r>
+      <w:r>
+        <w:rPr>
+          <w:noProof/>
+        </w:rPr>
+        <w:fldChar w:fldCharType="begin"/>
+      </w:r>
+      <w:r>
+        <w:rPr>
+          <w:noProof/>
+        </w:rPr>
+        <w:instrText xml:space="preserve"> PAGEREF _Toc243648852 \h </w:instrText>
+      </w:r>
+      <w:r>
+        <w:rPr>
+          <w:noProof/>
+        </w:rPr>
+      </w:r>
+      <w:r>
+        <w:rPr>
+          <w:noProof/>
+        </w:rPr>
+        <w:fldChar w:fldCharType="separate"/>
+      </w:r>
+      <w:r>
+        <w:rPr>
+          <w:noProof/>
+        </w:rPr>
+        <w:t>12</w:t>
+      </w:r>
+      <w:r>
+        <w:rPr>
+          <w:noProof/>
+        </w:rPr>
+        <w:fldChar w:fldCharType="end"/>
+      </w:r>
+    </w:p>
+    <w:p>
+      <w:pPr>
+        <w:pStyle w:val="TableofFigures"/>
+        <w:tabs>
+          <w:tab w:val="right" w:leader="dot" w:pos="9061"/>
+        </w:tabs>
+        <w:rPr>
+          <w:rFonts w:asciiTheme="minorHAnsi" w:eastAsiaTheme="minorEastAsia" w:hAnsiTheme="minorHAnsi"/>
+          <w:noProof/>
+          <w:sz w:val="24"/>
+        </w:rPr>
+      </w:pPr>
+      <w:r>
+        <w:rPr>
+          <w:noProof/>
+        </w:rPr>
+        <w:t>Table 6 - States and transitions of the Stock agent type statechart</w:t>
+      </w:r>
+      <w:r>
+        <w:rPr>
+          <w:noProof/>
+        </w:rPr>
+        <w:tab/>
+      </w:r>
+      <w:r>
+        <w:rPr>
+          <w:noProof/>
+        </w:rPr>
+        <w:fldChar w:fldCharType="begin"/>
+      </w:r>
+      <w:r>
+        <w:rPr>
+          <w:noProof/>
+        </w:rPr>
+        <w:instrText xml:space="preserve"> PAGEREF _Toc243648853 \h </w:instrText>
+      </w:r>
+      <w:r>
+        <w:rPr>
+          <w:noProof/>
+        </w:rPr>
+      </w:r>
+      <w:r>
+        <w:rPr>
+          <w:noProof/>
+        </w:rPr>
+        <w:fldChar w:fldCharType="separate"/>
+      </w:r>
+      <w:r>
+        <w:rPr>
+          <w:noProof/>
+        </w:rPr>
+        <w:t>13</w:t>
+      </w:r>
+      <w:r>
+        <w:rPr>
+          <w:noProof/>
+        </w:rPr>
+        <w:fldChar w:fldCharType="end"/>
+      </w:r>
+    </w:p>
+    <w:p>
+      <w:pPr>
+        <w:pStyle w:val="TableofFigures"/>
+        <w:tabs>
+          <w:tab w:val="right" w:leader="dot" w:pos="9061"/>
+        </w:tabs>
+        <w:rPr>
+          <w:rFonts w:asciiTheme="minorHAnsi" w:eastAsiaTheme="minorEastAsia" w:hAnsiTheme="minorHAnsi"/>
+          <w:noProof/>
+          <w:sz w:val="24"/>
+        </w:rPr>
+      </w:pPr>
+      <w:r>
+        <w:rPr>
+          <w:noProof/>
+        </w:rPr>
+        <w:t>Table 7 - Key variables and events present in the Noise Trader agent type</w:t>
+      </w:r>
+      <w:r>
+        <w:rPr>
+          <w:noProof/>
+        </w:rPr>
+        <w:tab/>
+      </w:r>
+      <w:r>
+        <w:rPr>
+          <w:noProof/>
+        </w:rPr>
+        <w:fldChar w:fldCharType="begin"/>
+      </w:r>
+      <w:r>
+        <w:rPr>
+          <w:noProof/>
+        </w:rPr>
+        <w:instrText xml:space="preserve"> PAGEREF _Toc243648854 \h </w:instrText>
+      </w:r>
+      <w:r>
+        <w:rPr>
+          <w:noProof/>
+        </w:rPr>
+      </w:r>
+      <w:r>
+        <w:rPr>
+          <w:noProof/>
+        </w:rPr>
+        <w:fldChar w:fldCharType="separate"/>
+      </w:r>
+      <w:r>
+        <w:rPr>
+          <w:noProof/>
+        </w:rPr>
+        <w:t>14</w:t>
+      </w:r>
+      <w:r>
+        <w:rPr>
+          <w:noProof/>
+        </w:rPr>
+        <w:fldChar w:fldCharType="end"/>
+      </w:r>
+    </w:p>
+    <w:p>
+      <w:pPr>
+        <w:pStyle w:val="TableofFigures"/>
+        <w:tabs>
+          <w:tab w:val="right" w:leader="dot" w:pos="9061"/>
+        </w:tabs>
+        <w:rPr>
+          <w:rFonts w:asciiTheme="minorHAnsi" w:eastAsiaTheme="minorEastAsia" w:hAnsiTheme="minorHAnsi"/>
+          <w:noProof/>
+          <w:sz w:val="24"/>
+        </w:rPr>
+      </w:pPr>
+      <w:r>
+        <w:rPr>
+          <w:noProof/>
+        </w:rPr>
+        <w:t>Table 8 - Order book tests</w:t>
+      </w:r>
+      <w:r>
+        <w:rPr>
+          <w:noProof/>
+        </w:rPr>
+        <w:tab/>
+      </w:r>
+      <w:r>
+        <w:rPr>
+          <w:noProof/>
+        </w:rPr>
+        <w:fldChar w:fldCharType="begin"/>
+      </w:r>
+      <w:r>
+        <w:rPr>
+          <w:noProof/>
+        </w:rPr>
+        <w:instrText xml:space="preserve"> PAGEREF _Toc243648855 \h </w:instrText>
+      </w:r>
+      <w:r>
+        <w:rPr>
+          <w:noProof/>
+        </w:rPr>
+      </w:r>
+      <w:r>
+        <w:rPr>
+          <w:noProof/>
+        </w:rPr>
+        <w:fldChar w:fldCharType="separate"/>
+      </w:r>
+      <w:r>
+        <w:rPr>
+          <w:noProof/>
+        </w:rPr>
+        <w:t>16</w:t>
+      </w:r>
+      <w:r>
+        <w:rPr>
+          <w:noProof/>
+        </w:rPr>
+        <w:fldChar w:fldCharType="end"/>
+      </w:r>
+    </w:p>
+    <w:p>
+      <w:r>
+        <w:fldChar w:fldCharType="end"/>
+      </w:r>
+    </w:p>
+    <w:p>
+      <w:pPr>
         <w:pStyle w:val="Heading1"/>
       </w:pPr>
-      <w:bookmarkStart w:id="0" w:name="_Toc243648497"/>
-      <w:r>
+      <w:bookmarkStart w:id="0" w:name="_Toc243648784"/>
+      <w:r>
+        <w:lastRenderedPageBreak/>
         <w:t>Introduction</w:t>
       </w:r>
       <w:bookmarkEnd w:id="0"/>
@@ -3879,7 +4693,7 @@
       <w:pPr>
         <w:pStyle w:val="Heading2"/>
       </w:pPr>
-      <w:bookmarkStart w:id="1" w:name="_Toc243648498"/>
+      <w:bookmarkStart w:id="1" w:name="_Toc243648785"/>
       <w:r>
         <w:t>Context and Motivation</w:t>
       </w:r>
@@ -3889,7 +4703,7 @@
       <w:pPr>
         <w:pStyle w:val="Heading2"/>
       </w:pPr>
-      <w:bookmarkStart w:id="2" w:name="_Toc243648499"/>
+      <w:bookmarkStart w:id="2" w:name="_Toc243648786"/>
       <w:r>
         <w:t>Simulation's Objectives</w:t>
       </w:r>
@@ -3899,7 +4713,7 @@
       <w:pPr>
         <w:pStyle w:val="Heading2"/>
       </w:pPr>
-      <w:bookmarkStart w:id="3" w:name="_Toc243648500"/>
+      <w:bookmarkStart w:id="3" w:name="_Toc243648787"/>
       <w:r>
         <w:t>Report Structure</w:t>
       </w:r>
@@ -3909,8 +4723,9 @@
       <w:pPr>
         <w:pStyle w:val="Heading1"/>
       </w:pPr>
-      <w:bookmarkStart w:id="4" w:name="_Toc243648501"/>
-      <w:r>
+      <w:bookmarkStart w:id="4" w:name="_Toc243648788"/>
+      <w:r>
+        <w:lastRenderedPageBreak/>
         <w:t>Problem Description</w:t>
       </w:r>
       <w:bookmarkEnd w:id="4"/>
@@ -3919,7 +4734,7 @@
       <w:pPr>
         <w:pStyle w:val="Heading2"/>
       </w:pPr>
-      <w:bookmarkStart w:id="5" w:name="_Toc243648502"/>
+      <w:bookmarkStart w:id="5" w:name="_Toc243648789"/>
       <w:r>
         <w:t>Euronext Lisbon and the PSI</w:t>
       </w:r>
@@ -3929,7 +4744,7 @@
       <w:pPr>
         <w:pStyle w:val="Heading2"/>
       </w:pPr>
-      <w:bookmarkStart w:id="6" w:name="_Toc243648503"/>
+      <w:bookmarkStart w:id="6" w:name="_Toc243648790"/>
       <w:r>
         <w:t>How a Market Fall Propagates</w:t>
       </w:r>
@@ -3939,7 +4754,7 @@
       <w:pPr>
         <w:pStyle w:val="Heading2"/>
       </w:pPr>
-      <w:bookmarkStart w:id="7" w:name="_Toc243648504"/>
+      <w:bookmarkStart w:id="7" w:name="_Toc243648791"/>
       <w:r>
         <w:t>Volatility Interruptions at Euronext</w:t>
       </w:r>
@@ -3949,7 +4764,7 @@
       <w:pPr>
         <w:pStyle w:val="Heading2"/>
       </w:pPr>
-      <w:bookmarkStart w:id="8" w:name="_Toc243648505"/>
+      <w:bookmarkStart w:id="8" w:name="_Toc243648792"/>
       <w:r>
         <w:t>Problem Statement and Research Questions</w:t>
       </w:r>
@@ -3959,8 +4774,9 @@
       <w:pPr>
         <w:pStyle w:val="Heading1"/>
       </w:pPr>
-      <w:bookmarkStart w:id="9" w:name="_Toc243648506"/>
-      <w:r>
+      <w:bookmarkStart w:id="9" w:name="_Toc243648793"/>
+      <w:r>
+        <w:lastRenderedPageBreak/>
         <w:t>Data and Stylised Facts</w:t>
       </w:r>
       <w:bookmarkEnd w:id="9"/>
@@ -3969,7 +4785,7 @@
       <w:pPr>
         <w:pStyle w:val="Heading2"/>
       </w:pPr>
-      <w:bookmarkStart w:id="10" w:name="_Toc243648507"/>
+      <w:bookmarkStart w:id="10" w:name="_Toc243648794"/>
       <w:r>
         <w:t>Data Sources</w:t>
       </w:r>
@@ -3979,7 +4795,7 @@
       <w:pPr>
         <w:pStyle w:val="Heading2"/>
       </w:pPr>
-      <w:bookmarkStart w:id="11" w:name="_Toc243648508"/>
+      <w:bookmarkStart w:id="11" w:name="_Toc243648795"/>
       <w:r>
         <w:t>Stylised Facts of the BCP Stock</w:t>
       </w:r>
@@ -3989,7 +4805,7 @@
       <w:pPr>
         <w:pStyle w:val="Heading2"/>
       </w:pPr>
-      <w:bookmarkStart w:id="12" w:name="_Toc243648509"/>
+      <w:bookmarkStart w:id="12" w:name="_Toc243648796"/>
       <w:r>
         <w:t>Key Assumptions</w:t>
       </w:r>
@@ -3999,8 +4815,9 @@
       <w:pPr>
         <w:pStyle w:val="Heading1"/>
       </w:pPr>
-      <w:bookmarkStart w:id="13" w:name="_Toc243648510"/>
-      <w:r>
+      <w:bookmarkStart w:id="13" w:name="_Toc243648797"/>
+      <w:r>
+        <w:lastRenderedPageBreak/>
         <w:t>System Modelling</w:t>
       </w:r>
       <w:bookmarkEnd w:id="13"/>
@@ -4009,7 +4826,7 @@
       <w:pPr>
         <w:pStyle w:val="Heading2"/>
       </w:pPr>
-      <w:bookmarkStart w:id="14" w:name="_Toc243648511"/>
+      <w:bookmarkStart w:id="14" w:name="_Toc243648798"/>
       <w:r>
         <w:t>Modelling Approach</w:t>
       </w:r>
@@ -4019,7 +4836,7 @@
       <w:pPr>
         <w:pStyle w:val="Heading2"/>
       </w:pPr>
-      <w:bookmarkStart w:id="15" w:name="_Toc243648512"/>
+      <w:bookmarkStart w:id="15" w:name="_Toc243648799"/>
       <w:r>
         <w:t>Implementation</w:t>
       </w:r>
@@ -4029,7 +4846,7 @@
       <w:pPr>
         <w:pStyle w:val="Heading3"/>
       </w:pPr>
-      <w:bookmarkStart w:id="16" w:name="_Toc243648513"/>
+      <w:bookmarkStart w:id="16" w:name="_Toc243648800"/>
       <w:r>
         <w:t>Main agent</w:t>
       </w:r>
@@ -4037,363 +4854,5130 @@
     </w:p>
     <w:p>
       <w:pPr>
+        <w:jc w:val="both"/>
+      </w:pPr>
+      <w:r>
+        <w:t>The Main agent is the top-level agent of the model. It holds every agent population and the global parameters, so that scenarios can be changed without modifying the model logic, together with three utility functions shared by all agents. The model time unit is the minute, and one trading day corresponds to 510 minutes, the length of the continuous trading session of Euronext Lisbon (08:00-16:30).</w:t>
+      </w:r>
+    </w:p>
+    <w:p>
+      <w:pPr>
+        <w:jc w:val="both"/>
+      </w:pPr>
+      <w:r>
+        <w:t>Table 1 lists the parameters and variables of the market core. The parameters that define the scenarios and the output files are presented in Chapter 7.</w:t>
+      </w:r>
+    </w:p>
+    <w:p>
+      <w:pPr>
+        <w:pStyle w:val="Caption"/>
+        <w:jc w:val="center"/>
+      </w:pPr>
+      <w:bookmarkStart w:id="17" w:name="_Toc243648848"/>
+      <w:r>
+        <w:t xml:space="preserve">Table </w:t>
+      </w:r>
+      <w:fldSimple w:instr=" SEQ Table \* ARABIC ">
+        <w:r>
+          <w:rPr>
+            <w:noProof/>
+          </w:rPr>
+          <w:t>1</w:t>
+        </w:r>
+      </w:fldSimple>
+      <w:r>
+        <w:t xml:space="preserve"> - Key parameters and variables present in the Main agent</w:t>
+      </w:r>
+      <w:bookmarkEnd w:id="17"/>
+    </w:p>
+    <w:tbl>
+      <w:tblPr>
+        <w:tblW w:w="9071" w:type="dxa"/>
+        <w:tblInd w:w="-5" w:type="dxa"/>
+        <w:tblBorders>
+          <w:top w:val="single" w:sz="4" w:space="0" w:color="auto"/>
+          <w:left w:val="single" w:sz="4" w:space="0" w:color="auto"/>
+          <w:bottom w:val="single" w:sz="4" w:space="0" w:color="auto"/>
+          <w:right w:val="single" w:sz="4" w:space="0" w:color="auto"/>
+          <w:insideH w:val="single" w:sz="4" w:space="0" w:color="auto"/>
+          <w:insideV w:val="single" w:sz="4" w:space="0" w:color="auto"/>
+        </w:tblBorders>
+        <w:tblLayout w:type="fixed"/>
+        <w:tblLook w:val="0000" w:firstRow="0" w:lastRow="0" w:firstColumn="0" w:lastColumn="0" w:noHBand="0" w:noVBand="0"/>
+      </w:tblPr>
+      <w:tblGrid>
+        <w:gridCol w:w="1814"/>
+        <w:gridCol w:w="1814"/>
+        <w:gridCol w:w="1304"/>
+        <w:gridCol w:w="4139"/>
+      </w:tblGrid>
+      <w:tr>
+        <w:tblPrEx>
+          <w:tblCellMar>
+            <w:top w:w="0" w:type="dxa"/>
+            <w:bottom w:w="0" w:type="dxa"/>
+          </w:tblCellMar>
+        </w:tblPrEx>
+        <w:trPr>
+          <w:tblHeader/>
+        </w:trPr>
+        <w:tc>
+          <w:tcPr>
+            <w:tcW w:w="1814" w:type="dxa"/>
+            <w:shd w:val="clear" w:color="auto" w:fill="E6E6E6"/>
+          </w:tcPr>
+          <w:p>
+            <w:pPr>
+              <w:spacing w:after="0"/>
+              <w:rPr>
+                <w:b/>
+                <w:sz w:val="19"/>
+              </w:rPr>
+            </w:pPr>
+            <w:r>
+              <w:rPr>
+                <w:b/>
+                <w:sz w:val="19"/>
+              </w:rPr>
+              <w:t>Name</w:t>
+            </w:r>
+          </w:p>
+        </w:tc>
+        <w:tc>
+          <w:tcPr>
+            <w:tcW w:w="1814" w:type="dxa"/>
+            <w:shd w:val="clear" w:color="auto" w:fill="E6E6E6"/>
+          </w:tcPr>
+          <w:p>
+            <w:pPr>
+              <w:spacing w:after="0"/>
+              <w:rPr>
+                <w:b/>
+                <w:sz w:val="19"/>
+              </w:rPr>
+            </w:pPr>
+            <w:r>
+              <w:rPr>
+                <w:b/>
+                <w:sz w:val="19"/>
+              </w:rPr>
+              <w:t>Type</w:t>
+            </w:r>
+          </w:p>
+        </w:tc>
+        <w:tc>
+          <w:tcPr>
+            <w:tcW w:w="1304" w:type="dxa"/>
+            <w:shd w:val="clear" w:color="auto" w:fill="E6E6E6"/>
+          </w:tcPr>
+          <w:p>
+            <w:pPr>
+              <w:spacing w:after="0"/>
+              <w:rPr>
+                <w:b/>
+                <w:sz w:val="19"/>
+              </w:rPr>
+            </w:pPr>
+            <w:r>
+              <w:rPr>
+                <w:b/>
+                <w:sz w:val="19"/>
+              </w:rPr>
+              <w:t>Value</w:t>
+            </w:r>
+          </w:p>
+        </w:tc>
+        <w:tc>
+          <w:tcPr>
+            <w:tcW w:w="4139" w:type="dxa"/>
+            <w:shd w:val="clear" w:color="auto" w:fill="E6E6E6"/>
+          </w:tcPr>
+          <w:p>
+            <w:pPr>
+              <w:spacing w:after="0"/>
+              <w:rPr>
+                <w:b/>
+                <w:sz w:val="19"/>
+              </w:rPr>
+            </w:pPr>
+            <w:r>
+              <w:rPr>
+                <w:b/>
+                <w:sz w:val="19"/>
+              </w:rPr>
+              <w:t>Description</w:t>
+            </w:r>
+          </w:p>
+        </w:tc>
+      </w:tr>
+      <w:tr>
+        <w:tblPrEx>
+          <w:tblCellMar>
+            <w:top w:w="0" w:type="dxa"/>
+            <w:bottom w:w="0" w:type="dxa"/>
+          </w:tblCellMar>
+        </w:tblPrEx>
+        <w:tc>
+          <w:tcPr>
+            <w:tcW w:w="1814" w:type="dxa"/>
+          </w:tcPr>
+          <w:p>
+            <w:pPr>
+              <w:spacing w:after="0"/>
+              <w:rPr>
+                <w:sz w:val="19"/>
+              </w:rPr>
+            </w:pPr>
+            <w:r>
+              <w:rPr>
+                <w:sz w:val="19"/>
+              </w:rPr>
+              <w:t>nNoise</w:t>
+            </w:r>
+          </w:p>
+        </w:tc>
+        <w:tc>
+          <w:tcPr>
+            <w:tcW w:w="1814" w:type="dxa"/>
+          </w:tcPr>
+          <w:p>
+            <w:pPr>
+              <w:spacing w:after="0"/>
+              <w:rPr>
+                <w:sz w:val="19"/>
+              </w:rPr>
+            </w:pPr>
+            <w:r>
+              <w:rPr>
+                <w:sz w:val="19"/>
+              </w:rPr>
+              <w:t>Parameter (int)</w:t>
+            </w:r>
+          </w:p>
+        </w:tc>
+        <w:tc>
+          <w:tcPr>
+            <w:tcW w:w="1304" w:type="dxa"/>
+          </w:tcPr>
+          <w:p>
+            <w:pPr>
+              <w:spacing w:after="0"/>
+              <w:rPr>
+                <w:sz w:val="19"/>
+              </w:rPr>
+            </w:pPr>
+            <w:r>
+              <w:rPr>
+                <w:sz w:val="19"/>
+              </w:rPr>
+              <w:t>30</w:t>
+            </w:r>
+          </w:p>
+        </w:tc>
+        <w:tc>
+          <w:tcPr>
+            <w:tcW w:w="4139" w:type="dxa"/>
+          </w:tcPr>
+          <w:p>
+            <w:pPr>
+              <w:spacing w:after="0"/>
+              <w:rPr>
+                <w:sz w:val="19"/>
+              </w:rPr>
+            </w:pPr>
+            <w:r>
+              <w:rPr>
+                <w:sz w:val="19"/>
+              </w:rPr>
+              <w:t>Number of noise traders</w:t>
+            </w:r>
+          </w:p>
+        </w:tc>
+      </w:tr>
+      <w:tr>
+        <w:tblPrEx>
+          <w:tblCellMar>
+            <w:top w:w="0" w:type="dxa"/>
+            <w:bottom w:w="0" w:type="dxa"/>
+          </w:tblCellMar>
+        </w:tblPrEx>
+        <w:tc>
+          <w:tcPr>
+            <w:tcW w:w="1814" w:type="dxa"/>
+          </w:tcPr>
+          <w:p>
+            <w:pPr>
+              <w:spacing w:after="0"/>
+              <w:rPr>
+                <w:sz w:val="19"/>
+              </w:rPr>
+            </w:pPr>
+            <w:r>
+              <w:rPr>
+                <w:sz w:val="19"/>
+              </w:rPr>
+              <w:t>initialPrice</w:t>
+            </w:r>
+          </w:p>
+        </w:tc>
+        <w:tc>
+          <w:tcPr>
+            <w:tcW w:w="1814" w:type="dxa"/>
+          </w:tcPr>
+          <w:p>
+            <w:pPr>
+              <w:spacing w:after="0"/>
+              <w:rPr>
+                <w:sz w:val="19"/>
+              </w:rPr>
+            </w:pPr>
+            <w:r>
+              <w:rPr>
+                <w:sz w:val="19"/>
+              </w:rPr>
+              <w:t>Parameter</w:t>
+            </w:r>
+          </w:p>
+        </w:tc>
+        <w:tc>
+          <w:tcPr>
+            <w:tcW w:w="1304" w:type="dxa"/>
+          </w:tcPr>
+          <w:p>
+            <w:pPr>
+              <w:spacing w:after="0"/>
+              <w:rPr>
+                <w:sz w:val="19"/>
+              </w:rPr>
+            </w:pPr>
+            <w:r>
+              <w:rPr>
+                <w:sz w:val="19"/>
+              </w:rPr>
+              <w:t>0.50</w:t>
+            </w:r>
+          </w:p>
+        </w:tc>
+        <w:tc>
+          <w:tcPr>
+            <w:tcW w:w="4139" w:type="dxa"/>
+          </w:tcPr>
+          <w:p>
+            <w:pPr>
+              <w:spacing w:after="0"/>
+              <w:rPr>
+                <w:sz w:val="19"/>
+              </w:rPr>
+            </w:pPr>
+            <w:r>
+              <w:rPr>
+                <w:sz w:val="19"/>
+              </w:rPr>
+              <w:t>Initial price and fundamental value of the stock (EUR), of the order of magnitude of BCP</w:t>
+            </w:r>
+          </w:p>
+        </w:tc>
+      </w:tr>
+      <w:tr>
+        <w:tblPrEx>
+          <w:tblCellMar>
+            <w:top w:w="0" w:type="dxa"/>
+            <w:bottom w:w="0" w:type="dxa"/>
+          </w:tblCellMar>
+        </w:tblPrEx>
+        <w:tc>
+          <w:tcPr>
+            <w:tcW w:w="1814" w:type="dxa"/>
+          </w:tcPr>
+          <w:p>
+            <w:pPr>
+              <w:spacing w:after="0"/>
+              <w:rPr>
+                <w:sz w:val="19"/>
+              </w:rPr>
+            </w:pPr>
+            <w:r>
+              <w:rPr>
+                <w:sz w:val="19"/>
+              </w:rPr>
+              <w:t>tickSize</w:t>
+            </w:r>
+          </w:p>
+        </w:tc>
+        <w:tc>
+          <w:tcPr>
+            <w:tcW w:w="1814" w:type="dxa"/>
+          </w:tcPr>
+          <w:p>
+            <w:pPr>
+              <w:spacing w:after="0"/>
+              <w:rPr>
+                <w:sz w:val="19"/>
+              </w:rPr>
+            </w:pPr>
+            <w:r>
+              <w:rPr>
+                <w:sz w:val="19"/>
+              </w:rPr>
+              <w:t>Parameter</w:t>
+            </w:r>
+          </w:p>
+        </w:tc>
+        <w:tc>
+          <w:tcPr>
+            <w:tcW w:w="1304" w:type="dxa"/>
+          </w:tcPr>
+          <w:p>
+            <w:pPr>
+              <w:spacing w:after="0"/>
+              <w:rPr>
+                <w:sz w:val="19"/>
+              </w:rPr>
+            </w:pPr>
+            <w:r>
+              <w:rPr>
+                <w:sz w:val="19"/>
+              </w:rPr>
+              <w:t>0.0001</w:t>
+            </w:r>
+          </w:p>
+        </w:tc>
+        <w:tc>
+          <w:tcPr>
+            <w:tcW w:w="4139" w:type="dxa"/>
+          </w:tcPr>
+          <w:p>
+            <w:pPr>
+              <w:spacing w:after="0"/>
+              <w:rPr>
+                <w:sz w:val="19"/>
+              </w:rPr>
+            </w:pPr>
+            <w:r>
+              <w:rPr>
+                <w:sz w:val="19"/>
+              </w:rPr>
+              <w:t>Minimum price increment (EUR)</w:t>
+            </w:r>
+          </w:p>
+        </w:tc>
+      </w:tr>
+      <w:tr>
+        <w:tblPrEx>
+          <w:tblCellMar>
+            <w:top w:w="0" w:type="dxa"/>
+            <w:bottom w:w="0" w:type="dxa"/>
+          </w:tblCellMar>
+        </w:tblPrEx>
+        <w:tc>
+          <w:tcPr>
+            <w:tcW w:w="1814" w:type="dxa"/>
+          </w:tcPr>
+          <w:p>
+            <w:pPr>
+              <w:spacing w:after="0"/>
+              <w:rPr>
+                <w:sz w:val="19"/>
+              </w:rPr>
+            </w:pPr>
+            <w:r>
+              <w:rPr>
+                <w:sz w:val="19"/>
+              </w:rPr>
+              <w:t>haltShort</w:t>
+            </w:r>
+          </w:p>
+        </w:tc>
+        <w:tc>
+          <w:tcPr>
+            <w:tcW w:w="1814" w:type="dxa"/>
+          </w:tcPr>
+          <w:p>
+            <w:pPr>
+              <w:spacing w:after="0"/>
+              <w:rPr>
+                <w:sz w:val="19"/>
+              </w:rPr>
+            </w:pPr>
+            <w:r>
+              <w:rPr>
+                <w:sz w:val="19"/>
+              </w:rPr>
+              <w:t>Parameter</w:t>
+            </w:r>
+          </w:p>
+        </w:tc>
+        <w:tc>
+          <w:tcPr>
+            <w:tcW w:w="1304" w:type="dxa"/>
+          </w:tcPr>
+          <w:p>
+            <w:pPr>
+              <w:spacing w:after="0"/>
+              <w:rPr>
+                <w:sz w:val="19"/>
+              </w:rPr>
+            </w:pPr>
+            <w:r>
+              <w:rPr>
+                <w:sz w:val="19"/>
+              </w:rPr>
+              <w:t>3</w:t>
+            </w:r>
+          </w:p>
+        </w:tc>
+        <w:tc>
+          <w:tcPr>
+            <w:tcW w:w="4139" w:type="dxa"/>
+          </w:tcPr>
+          <w:p>
+            <w:pPr>
+              <w:spacing w:after="0"/>
+              <w:rPr>
+                <w:sz w:val="19"/>
+              </w:rPr>
+            </w:pPr>
+            <w:r>
+              <w:rPr>
+                <w:sz w:val="19"/>
+              </w:rPr>
+              <w:t>Duration of a reservation period (min)</w:t>
+            </w:r>
+          </w:p>
+        </w:tc>
+      </w:tr>
+      <w:tr>
+        <w:tblPrEx>
+          <w:tblCellMar>
+            <w:top w:w="0" w:type="dxa"/>
+            <w:bottom w:w="0" w:type="dxa"/>
+          </w:tblCellMar>
+        </w:tblPrEx>
+        <w:tc>
+          <w:tcPr>
+            <w:tcW w:w="1814" w:type="dxa"/>
+          </w:tcPr>
+          <w:p>
+            <w:pPr>
+              <w:spacing w:after="0"/>
+              <w:rPr>
+                <w:sz w:val="19"/>
+              </w:rPr>
+            </w:pPr>
+            <w:r>
+              <w:rPr>
+                <w:sz w:val="19"/>
+              </w:rPr>
+              <w:t>haltLong</w:t>
+            </w:r>
+          </w:p>
+        </w:tc>
+        <w:tc>
+          <w:tcPr>
+            <w:tcW w:w="1814" w:type="dxa"/>
+          </w:tcPr>
+          <w:p>
+            <w:pPr>
+              <w:spacing w:after="0"/>
+              <w:rPr>
+                <w:sz w:val="19"/>
+              </w:rPr>
+            </w:pPr>
+            <w:r>
+              <w:rPr>
+                <w:sz w:val="19"/>
+              </w:rPr>
+              <w:t>Parameter</w:t>
+            </w:r>
+          </w:p>
+        </w:tc>
+        <w:tc>
+          <w:tcPr>
+            <w:tcW w:w="1304" w:type="dxa"/>
+          </w:tcPr>
+          <w:p>
+            <w:pPr>
+              <w:spacing w:after="0"/>
+              <w:rPr>
+                <w:sz w:val="19"/>
+              </w:rPr>
+            </w:pPr>
+            <w:r>
+              <w:rPr>
+                <w:sz w:val="19"/>
+              </w:rPr>
+              <w:t>10</w:t>
+            </w:r>
+          </w:p>
+        </w:tc>
+        <w:tc>
+          <w:tcPr>
+            <w:tcW w:w="4139" w:type="dxa"/>
+          </w:tcPr>
+          <w:p>
+            <w:pPr>
+              <w:spacing w:after="0"/>
+              <w:rPr>
+                <w:sz w:val="19"/>
+              </w:rPr>
+            </w:pPr>
+            <w:r>
+              <w:rPr>
+                <w:sz w:val="19"/>
+              </w:rPr>
+              <w:t>Duration of a repeated static reservation (min)</w:t>
+            </w:r>
+          </w:p>
+        </w:tc>
+      </w:tr>
+      <w:tr>
+        <w:tblPrEx>
+          <w:tblCellMar>
+            <w:top w:w="0" w:type="dxa"/>
+            <w:bottom w:w="0" w:type="dxa"/>
+          </w:tblCellMar>
+        </w:tblPrEx>
+        <w:tc>
+          <w:tcPr>
+            <w:tcW w:w="1814" w:type="dxa"/>
+          </w:tcPr>
+          <w:p>
+            <w:pPr>
+              <w:spacing w:after="0"/>
+              <w:rPr>
+                <w:sz w:val="19"/>
+              </w:rPr>
+            </w:pPr>
+            <w:r>
+              <w:rPr>
+                <w:sz w:val="19"/>
+              </w:rPr>
+              <w:t>noiseRate</w:t>
+            </w:r>
+          </w:p>
+        </w:tc>
+        <w:tc>
+          <w:tcPr>
+            <w:tcW w:w="1814" w:type="dxa"/>
+          </w:tcPr>
+          <w:p>
+            <w:pPr>
+              <w:spacing w:after="0"/>
+              <w:rPr>
+                <w:sz w:val="19"/>
+              </w:rPr>
+            </w:pPr>
+            <w:r>
+              <w:rPr>
+                <w:sz w:val="19"/>
+              </w:rPr>
+              <w:t>Parameter</w:t>
+            </w:r>
+          </w:p>
+        </w:tc>
+        <w:tc>
+          <w:tcPr>
+            <w:tcW w:w="1304" w:type="dxa"/>
+          </w:tcPr>
+          <w:p>
+            <w:pPr>
+              <w:spacing w:after="0"/>
+              <w:rPr>
+                <w:sz w:val="19"/>
+              </w:rPr>
+            </w:pPr>
+            <w:r>
+              <w:rPr>
+                <w:sz w:val="19"/>
+              </w:rPr>
+              <w:t>1</w:t>
+            </w:r>
+          </w:p>
+        </w:tc>
+        <w:tc>
+          <w:tcPr>
+            <w:tcW w:w="4139" w:type="dxa"/>
+          </w:tcPr>
+          <w:p>
+            <w:pPr>
+              <w:spacing w:after="0"/>
+              <w:rPr>
+                <w:sz w:val="19"/>
+              </w:rPr>
+            </w:pPr>
+            <w:r>
+              <w:rPr>
+                <w:sz w:val="19"/>
+              </w:rPr>
+              <w:t>Orders submitted per minute by each noise trader</w:t>
+            </w:r>
+          </w:p>
+        </w:tc>
+      </w:tr>
+      <w:tr>
+        <w:tblPrEx>
+          <w:tblCellMar>
+            <w:top w:w="0" w:type="dxa"/>
+            <w:bottom w:w="0" w:type="dxa"/>
+          </w:tblCellMar>
+        </w:tblPrEx>
+        <w:tc>
+          <w:tcPr>
+            <w:tcW w:w="1814" w:type="dxa"/>
+          </w:tcPr>
+          <w:p>
+            <w:pPr>
+              <w:spacing w:after="0"/>
+              <w:rPr>
+                <w:sz w:val="19"/>
+              </w:rPr>
+            </w:pPr>
+            <w:r>
+              <w:rPr>
+                <w:sz w:val="19"/>
+              </w:rPr>
+              <w:t>noiseSigma</w:t>
+            </w:r>
+          </w:p>
+        </w:tc>
+        <w:tc>
+          <w:tcPr>
+            <w:tcW w:w="1814" w:type="dxa"/>
+          </w:tcPr>
+          <w:p>
+            <w:pPr>
+              <w:spacing w:after="0"/>
+              <w:rPr>
+                <w:sz w:val="19"/>
+              </w:rPr>
+            </w:pPr>
+            <w:r>
+              <w:rPr>
+                <w:sz w:val="19"/>
+              </w:rPr>
+              <w:t>Parameter</w:t>
+            </w:r>
+          </w:p>
+        </w:tc>
+        <w:tc>
+          <w:tcPr>
+            <w:tcW w:w="1304" w:type="dxa"/>
+          </w:tcPr>
+          <w:p>
+            <w:pPr>
+              <w:spacing w:after="0"/>
+              <w:rPr>
+                <w:sz w:val="19"/>
+              </w:rPr>
+            </w:pPr>
+            <w:r>
+              <w:rPr>
+                <w:sz w:val="19"/>
+              </w:rPr>
+              <w:t>0.002</w:t>
+            </w:r>
+          </w:p>
+        </w:tc>
+        <w:tc>
+          <w:tcPr>
+            <w:tcW w:w="4139" w:type="dxa"/>
+          </w:tcPr>
+          <w:p>
+            <w:pPr>
+              <w:spacing w:after="0"/>
+              <w:rPr>
+                <w:sz w:val="19"/>
+              </w:rPr>
+            </w:pPr>
+            <w:r>
+              <w:rPr>
+                <w:sz w:val="19"/>
+              </w:rPr>
+              <w:t>Dispersion of the noise traders limit prices around the mid price</w:t>
+            </w:r>
+          </w:p>
+        </w:tc>
+      </w:tr>
+      <w:tr>
+        <w:tblPrEx>
+          <w:tblCellMar>
+            <w:top w:w="0" w:type="dxa"/>
+            <w:bottom w:w="0" w:type="dxa"/>
+          </w:tblCellMar>
+        </w:tblPrEx>
+        <w:tc>
+          <w:tcPr>
+            <w:tcW w:w="1814" w:type="dxa"/>
+          </w:tcPr>
+          <w:p>
+            <w:pPr>
+              <w:spacing w:after="0"/>
+              <w:rPr>
+                <w:sz w:val="19"/>
+              </w:rPr>
+            </w:pPr>
+            <w:r>
+              <w:rPr>
+                <w:sz w:val="19"/>
+              </w:rPr>
+              <w:t>orderLife</w:t>
+            </w:r>
+          </w:p>
+        </w:tc>
+        <w:tc>
+          <w:tcPr>
+            <w:tcW w:w="1814" w:type="dxa"/>
+          </w:tcPr>
+          <w:p>
+            <w:pPr>
+              <w:spacing w:after="0"/>
+              <w:rPr>
+                <w:sz w:val="19"/>
+              </w:rPr>
+            </w:pPr>
+            <w:r>
+              <w:rPr>
+                <w:sz w:val="19"/>
+              </w:rPr>
+              <w:t>Parameter</w:t>
+            </w:r>
+          </w:p>
+        </w:tc>
+        <w:tc>
+          <w:tcPr>
+            <w:tcW w:w="1304" w:type="dxa"/>
+          </w:tcPr>
+          <w:p>
+            <w:pPr>
+              <w:spacing w:after="0"/>
+              <w:rPr>
+                <w:sz w:val="19"/>
+              </w:rPr>
+            </w:pPr>
+            <w:r>
+              <w:rPr>
+                <w:sz w:val="19"/>
+              </w:rPr>
+              <w:t>35</w:t>
+            </w:r>
+          </w:p>
+        </w:tc>
+        <w:tc>
+          <w:tcPr>
+            <w:tcW w:w="4139" w:type="dxa"/>
+          </w:tcPr>
+          <w:p>
+            <w:pPr>
+              <w:spacing w:after="0"/>
+              <w:rPr>
+                <w:sz w:val="19"/>
+              </w:rPr>
+            </w:pPr>
+            <w:r>
+              <w:rPr>
+                <w:sz w:val="19"/>
+              </w:rPr>
+              <w:t>Mean lifetime of an order that is not executed (min)</w:t>
+            </w:r>
+          </w:p>
+        </w:tc>
+      </w:tr>
+      <w:tr>
+        <w:tblPrEx>
+          <w:tblCellMar>
+            <w:top w:w="0" w:type="dxa"/>
+            <w:bottom w:w="0" w:type="dxa"/>
+          </w:tblCellMar>
+        </w:tblPrEx>
+        <w:tc>
+          <w:tcPr>
+            <w:tcW w:w="1814" w:type="dxa"/>
+          </w:tcPr>
+          <w:p>
+            <w:pPr>
+              <w:spacing w:after="0"/>
+              <w:rPr>
+                <w:sz w:val="19"/>
+              </w:rPr>
+            </w:pPr>
+            <w:r>
+              <w:rPr>
+                <w:sz w:val="19"/>
+              </w:rPr>
+              <w:t>maWindow</w:t>
+            </w:r>
+          </w:p>
+        </w:tc>
+        <w:tc>
+          <w:tcPr>
+            <w:tcW w:w="1814" w:type="dxa"/>
+          </w:tcPr>
+          <w:p>
+            <w:pPr>
+              <w:spacing w:after="0"/>
+              <w:rPr>
+                <w:sz w:val="19"/>
+              </w:rPr>
+            </w:pPr>
+            <w:r>
+              <w:rPr>
+                <w:sz w:val="19"/>
+              </w:rPr>
+              <w:t>Parameter</w:t>
+            </w:r>
+          </w:p>
+        </w:tc>
+        <w:tc>
+          <w:tcPr>
+            <w:tcW w:w="1304" w:type="dxa"/>
+          </w:tcPr>
+          <w:p>
+            <w:pPr>
+              <w:spacing w:after="0"/>
+              <w:rPr>
+                <w:sz w:val="19"/>
+              </w:rPr>
+            </w:pPr>
+            <w:r>
+              <w:rPr>
+                <w:sz w:val="19"/>
+              </w:rPr>
+              <w:t>50</w:t>
+            </w:r>
+          </w:p>
+        </w:tc>
+        <w:tc>
+          <w:tcPr>
+            <w:tcW w:w="4139" w:type="dxa"/>
+          </w:tcPr>
+          <w:p>
+            <w:pPr>
+              <w:spacing w:after="0"/>
+              <w:rPr>
+                <w:sz w:val="19"/>
+              </w:rPr>
+            </w:pPr>
+            <w:r>
+              <w:rPr>
+                <w:sz w:val="19"/>
+              </w:rPr>
+              <w:t>Memory of the moving average used by trend followers (min)</w:t>
+            </w:r>
+          </w:p>
+        </w:tc>
+      </w:tr>
+      <w:tr>
+        <w:tblPrEx>
+          <w:tblCellMar>
+            <w:top w:w="0" w:type="dxa"/>
+            <w:bottom w:w="0" w:type="dxa"/>
+          </w:tblCellMar>
+        </w:tblPrEx>
+        <w:tc>
+          <w:tcPr>
+            <w:tcW w:w="1814" w:type="dxa"/>
+          </w:tcPr>
+          <w:p>
+            <w:pPr>
+              <w:spacing w:after="0"/>
+              <w:rPr>
+                <w:sz w:val="19"/>
+              </w:rPr>
+            </w:pPr>
+            <w:r>
+              <w:rPr>
+                <w:sz w:val="19"/>
+              </w:rPr>
+              <w:t>runTests</w:t>
+            </w:r>
+          </w:p>
+        </w:tc>
+        <w:tc>
+          <w:tcPr>
+            <w:tcW w:w="1814" w:type="dxa"/>
+          </w:tcPr>
+          <w:p>
+            <w:pPr>
+              <w:spacing w:after="0"/>
+              <w:rPr>
+                <w:sz w:val="19"/>
+              </w:rPr>
+            </w:pPr>
+            <w:r>
+              <w:rPr>
+                <w:sz w:val="19"/>
+              </w:rPr>
+              <w:t>Parameter (boolean)</w:t>
+            </w:r>
+          </w:p>
+        </w:tc>
+        <w:tc>
+          <w:tcPr>
+            <w:tcW w:w="1304" w:type="dxa"/>
+          </w:tcPr>
+          <w:p>
+            <w:pPr>
+              <w:spacing w:after="0"/>
+              <w:rPr>
+                <w:sz w:val="19"/>
+              </w:rPr>
+            </w:pPr>
+            <w:r>
+              <w:rPr>
+                <w:sz w:val="19"/>
+              </w:rPr>
+              <w:t>false</w:t>
+            </w:r>
+          </w:p>
+        </w:tc>
+        <w:tc>
+          <w:tcPr>
+            <w:tcW w:w="4139" w:type="dxa"/>
+          </w:tcPr>
+          <w:p>
+            <w:pPr>
+              <w:spacing w:after="0"/>
+              <w:rPr>
+                <w:sz w:val="19"/>
+              </w:rPr>
+            </w:pPr>
+            <w:r>
+              <w:rPr>
+                <w:sz w:val="19"/>
+              </w:rPr>
+              <w:t>Runs the order book tests at start-up</w:t>
+            </w:r>
+          </w:p>
+        </w:tc>
+      </w:tr>
+      <w:tr>
+        <w:tblPrEx>
+          <w:tblCellMar>
+            <w:top w:w="0" w:type="dxa"/>
+            <w:bottom w:w="0" w:type="dxa"/>
+          </w:tblCellMar>
+        </w:tblPrEx>
+        <w:tc>
+          <w:tcPr>
+            <w:tcW w:w="1814" w:type="dxa"/>
+          </w:tcPr>
+          <w:p>
+            <w:pPr>
+              <w:spacing w:after="0"/>
+              <w:rPr>
+                <w:sz w:val="19"/>
+              </w:rPr>
+            </w:pPr>
+            <w:r>
+              <w:rPr>
+                <w:sz w:val="19"/>
+              </w:rPr>
+              <w:t>fundamentalValue</w:t>
+            </w:r>
+          </w:p>
+        </w:tc>
+        <w:tc>
+          <w:tcPr>
+            <w:tcW w:w="1814" w:type="dxa"/>
+          </w:tcPr>
+          <w:p>
+            <w:pPr>
+              <w:spacing w:after="0"/>
+              <w:rPr>
+                <w:sz w:val="19"/>
+              </w:rPr>
+            </w:pPr>
+            <w:r>
+              <w:rPr>
+                <w:sz w:val="19"/>
+              </w:rPr>
+              <w:t>Variable</w:t>
+            </w:r>
+          </w:p>
+        </w:tc>
+        <w:tc>
+          <w:tcPr>
+            <w:tcW w:w="1304" w:type="dxa"/>
+          </w:tcPr>
+          <w:p>
+            <w:pPr>
+              <w:spacing w:after="0"/>
+              <w:rPr>
+                <w:sz w:val="19"/>
+              </w:rPr>
+            </w:pPr>
+            <w:r>
+              <w:rPr>
+                <w:sz w:val="19"/>
+              </w:rPr>
+              <w:t>initialPrice</w:t>
+            </w:r>
+          </w:p>
+        </w:tc>
+        <w:tc>
+          <w:tcPr>
+            <w:tcW w:w="4139" w:type="dxa"/>
+          </w:tcPr>
+          <w:p>
+            <w:pPr>
+              <w:spacing w:after="0"/>
+              <w:rPr>
+                <w:sz w:val="19"/>
+              </w:rPr>
+            </w:pPr>
+            <w:r>
+              <w:rPr>
+                <w:sz w:val="19"/>
+              </w:rPr>
+              <w:t>Fundamental value of the stock, changed by news</w:t>
+            </w:r>
+          </w:p>
+        </w:tc>
+      </w:tr>
+      <w:tr>
+        <w:tblPrEx>
+          <w:tblCellMar>
+            <w:top w:w="0" w:type="dxa"/>
+            <w:bottom w:w="0" w:type="dxa"/>
+          </w:tblCellMar>
+        </w:tblPrEx>
+        <w:tc>
+          <w:tcPr>
+            <w:tcW w:w="1814" w:type="dxa"/>
+          </w:tcPr>
+          <w:p>
+            <w:pPr>
+              <w:spacing w:after="0"/>
+              <w:rPr>
+                <w:sz w:val="19"/>
+              </w:rPr>
+            </w:pPr>
+            <w:r>
+              <w:rPr>
+                <w:sz w:val="19"/>
+              </w:rPr>
+              <w:t>dynamicThreshold</w:t>
+            </w:r>
+          </w:p>
+        </w:tc>
+        <w:tc>
+          <w:tcPr>
+            <w:tcW w:w="1814" w:type="dxa"/>
+          </w:tcPr>
+          <w:p>
+            <w:pPr>
+              <w:spacing w:after="0"/>
+              <w:rPr>
+                <w:sz w:val="19"/>
+              </w:rPr>
+            </w:pPr>
+            <w:r>
+              <w:rPr>
+                <w:sz w:val="19"/>
+              </w:rPr>
+              <w:t>Variable</w:t>
+            </w:r>
+          </w:p>
+        </w:tc>
+        <w:tc>
+          <w:tcPr>
+            <w:tcW w:w="1304" w:type="dxa"/>
+          </w:tcPr>
+          <w:p>
+            <w:pPr>
+              <w:spacing w:after="0"/>
+              <w:rPr>
+                <w:sz w:val="19"/>
+              </w:rPr>
+            </w:pPr>
+            <w:r>
+              <w:rPr>
+                <w:sz w:val="19"/>
+              </w:rPr>
+              <w:t>0.03</w:t>
+            </w:r>
+          </w:p>
+        </w:tc>
+        <w:tc>
+          <w:tcPr>
+            <w:tcW w:w="4139" w:type="dxa"/>
+          </w:tcPr>
+          <w:p>
+            <w:pPr>
+              <w:spacing w:after="0"/>
+              <w:rPr>
+                <w:sz w:val="19"/>
+              </w:rPr>
+            </w:pPr>
+            <w:r>
+              <w:rPr>
+                <w:sz w:val="19"/>
+              </w:rPr>
+              <w:t>Dynamic collar, relative to the last traded price</w:t>
+            </w:r>
+          </w:p>
+        </w:tc>
+      </w:tr>
+      <w:tr>
+        <w:tblPrEx>
+          <w:tblCellMar>
+            <w:top w:w="0" w:type="dxa"/>
+            <w:bottom w:w="0" w:type="dxa"/>
+          </w:tblCellMar>
+        </w:tblPrEx>
+        <w:tc>
+          <w:tcPr>
+            <w:tcW w:w="1814" w:type="dxa"/>
+          </w:tcPr>
+          <w:p>
+            <w:pPr>
+              <w:spacing w:after="0"/>
+              <w:rPr>
+                <w:sz w:val="19"/>
+              </w:rPr>
+            </w:pPr>
+            <w:r>
+              <w:rPr>
+                <w:sz w:val="19"/>
+              </w:rPr>
+              <w:t>staticThreshold</w:t>
+            </w:r>
+          </w:p>
+        </w:tc>
+        <w:tc>
+          <w:tcPr>
+            <w:tcW w:w="1814" w:type="dxa"/>
+          </w:tcPr>
+          <w:p>
+            <w:pPr>
+              <w:spacing w:after="0"/>
+              <w:rPr>
+                <w:sz w:val="19"/>
+              </w:rPr>
+            </w:pPr>
+            <w:r>
+              <w:rPr>
+                <w:sz w:val="19"/>
+              </w:rPr>
+              <w:t>Variable</w:t>
+            </w:r>
+          </w:p>
+        </w:tc>
+        <w:tc>
+          <w:tcPr>
+            <w:tcW w:w="1304" w:type="dxa"/>
+          </w:tcPr>
+          <w:p>
+            <w:pPr>
+              <w:spacing w:after="0"/>
+              <w:rPr>
+                <w:sz w:val="19"/>
+              </w:rPr>
+            </w:pPr>
+            <w:r>
+              <w:rPr>
+                <w:sz w:val="19"/>
+              </w:rPr>
+              <w:t>0.08</w:t>
+            </w:r>
+          </w:p>
+        </w:tc>
+        <w:tc>
+          <w:tcPr>
+            <w:tcW w:w="4139" w:type="dxa"/>
+          </w:tcPr>
+          <w:p>
+            <w:pPr>
+              <w:spacing w:after="0"/>
+              <w:rPr>
+                <w:sz w:val="19"/>
+              </w:rPr>
+            </w:pPr>
+            <w:r>
+              <w:rPr>
+                <w:sz w:val="19"/>
+              </w:rPr>
+              <w:t>Static collar, relative to the reference price</w:t>
+            </w:r>
+          </w:p>
+        </w:tc>
+      </w:tr>
+      <w:tr>
+        <w:tblPrEx>
+          <w:tblCellMar>
+            <w:top w:w="0" w:type="dxa"/>
+            <w:bottom w:w="0" w:type="dxa"/>
+          </w:tblCellMar>
+        </w:tblPrEx>
+        <w:tc>
+          <w:tcPr>
+            <w:tcW w:w="1814" w:type="dxa"/>
+          </w:tcPr>
+          <w:p>
+            <w:pPr>
+              <w:spacing w:after="0"/>
+              <w:rPr>
+                <w:sz w:val="19"/>
+              </w:rPr>
+            </w:pPr>
+            <w:r>
+              <w:rPr>
+                <w:sz w:val="19"/>
+              </w:rPr>
+              <w:t>collarsActive</w:t>
+            </w:r>
+          </w:p>
+        </w:tc>
+        <w:tc>
+          <w:tcPr>
+            <w:tcW w:w="1814" w:type="dxa"/>
+          </w:tcPr>
+          <w:p>
+            <w:pPr>
+              <w:spacing w:after="0"/>
+              <w:rPr>
+                <w:sz w:val="19"/>
+              </w:rPr>
+            </w:pPr>
+            <w:r>
+              <w:rPr>
+                <w:sz w:val="19"/>
+              </w:rPr>
+              <w:t>Variable (boolean)</w:t>
+            </w:r>
+          </w:p>
+        </w:tc>
+        <w:tc>
+          <w:tcPr>
+            <w:tcW w:w="1304" w:type="dxa"/>
+          </w:tcPr>
+          <w:p>
+            <w:pPr>
+              <w:spacing w:after="0"/>
+              <w:rPr>
+                <w:sz w:val="19"/>
+              </w:rPr>
+            </w:pPr>
+            <w:r>
+              <w:rPr>
+                <w:sz w:val="19"/>
+              </w:rPr>
+              <w:t>true</w:t>
+            </w:r>
+          </w:p>
+        </w:tc>
+        <w:tc>
+          <w:tcPr>
+            <w:tcW w:w="4139" w:type="dxa"/>
+          </w:tcPr>
+          <w:p>
+            <w:pPr>
+              <w:spacing w:after="0"/>
+              <w:rPr>
+                <w:sz w:val="19"/>
+              </w:rPr>
+            </w:pPr>
+            <w:r>
+              <w:rPr>
+                <w:sz w:val="19"/>
+              </w:rPr>
+              <w:t>Switches the volatility interruptions on or off</w:t>
+            </w:r>
+          </w:p>
+        </w:tc>
+      </w:tr>
+    </w:tbl>
+    <w:p/>
+    <w:p>
+      <w:pPr>
+        <w:pStyle w:val="Caption"/>
+        <w:jc w:val="center"/>
+      </w:pPr>
+      <w:bookmarkStart w:id="18" w:name="_Toc243648849"/>
+      <w:r>
+        <w:t xml:space="preserve">Table </w:t>
+      </w:r>
+      <w:fldSimple w:instr=" SEQ Table \* ARABIC ">
+        <w:r>
+          <w:rPr>
+            <w:noProof/>
+          </w:rPr>
+          <w:t>2</w:t>
+        </w:r>
+      </w:fldSimple>
+      <w:r>
+        <w:t xml:space="preserve"> - Key functions present in the Main agent</w:t>
+      </w:r>
+      <w:bookmarkEnd w:id="18"/>
+    </w:p>
+    <w:tbl>
+      <w:tblPr>
+        <w:tblW w:w="9073" w:type="dxa"/>
+        <w:tblInd w:w="-5" w:type="dxa"/>
+        <w:tblBorders>
+          <w:top w:val="single" w:sz="4" w:space="0" w:color="auto"/>
+          <w:left w:val="single" w:sz="4" w:space="0" w:color="auto"/>
+          <w:bottom w:val="single" w:sz="4" w:space="0" w:color="auto"/>
+          <w:right w:val="single" w:sz="4" w:space="0" w:color="auto"/>
+          <w:insideH w:val="single" w:sz="4" w:space="0" w:color="auto"/>
+          <w:insideV w:val="single" w:sz="4" w:space="0" w:color="auto"/>
+        </w:tblBorders>
+        <w:tblLayout w:type="fixed"/>
+        <w:tblLook w:val="0000" w:firstRow="0" w:lastRow="0" w:firstColumn="0" w:lastColumn="0" w:noHBand="0" w:noVBand="0"/>
+      </w:tblPr>
+      <w:tblGrid>
+        <w:gridCol w:w="2552"/>
+        <w:gridCol w:w="6521"/>
+      </w:tblGrid>
+      <w:tr>
+        <w:tblPrEx>
+          <w:tblCellMar>
+            <w:top w:w="0" w:type="dxa"/>
+            <w:bottom w:w="0" w:type="dxa"/>
+          </w:tblCellMar>
+        </w:tblPrEx>
+        <w:trPr>
+          <w:tblHeader/>
+        </w:trPr>
+        <w:tc>
+          <w:tcPr>
+            <w:tcW w:w="2552" w:type="dxa"/>
+            <w:shd w:val="clear" w:color="auto" w:fill="E6E6E6"/>
+          </w:tcPr>
+          <w:p>
+            <w:pPr>
+              <w:spacing w:after="0"/>
+              <w:rPr>
+                <w:b/>
+                <w:sz w:val="19"/>
+              </w:rPr>
+            </w:pPr>
+            <w:r>
+              <w:rPr>
+                <w:b/>
+                <w:sz w:val="19"/>
+              </w:rPr>
+              <w:t>Function</w:t>
+            </w:r>
+          </w:p>
+        </w:tc>
+        <w:tc>
+          <w:tcPr>
+            <w:tcW w:w="6521" w:type="dxa"/>
+            <w:shd w:val="clear" w:color="auto" w:fill="E6E6E6"/>
+          </w:tcPr>
+          <w:p>
+            <w:pPr>
+              <w:spacing w:after="0"/>
+              <w:rPr>
+                <w:b/>
+                <w:sz w:val="19"/>
+              </w:rPr>
+            </w:pPr>
+            <w:r>
+              <w:rPr>
+                <w:b/>
+                <w:sz w:val="19"/>
+              </w:rPr>
+              <w:t>Description</w:t>
+            </w:r>
+          </w:p>
+        </w:tc>
+      </w:tr>
+      <w:tr>
+        <w:tblPrEx>
+          <w:tblCellMar>
+            <w:top w:w="0" w:type="dxa"/>
+            <w:bottom w:w="0" w:type="dxa"/>
+          </w:tblCellMar>
+        </w:tblPrEx>
+        <w:tc>
+          <w:tcPr>
+            <w:tcW w:w="2552" w:type="dxa"/>
+          </w:tcPr>
+          <w:p>
+            <w:pPr>
+              <w:spacing w:after="0"/>
+              <w:rPr>
+                <w:sz w:val="19"/>
+              </w:rPr>
+            </w:pPr>
+            <w:r>
+              <w:rPr>
+                <w:sz w:val="19"/>
+              </w:rPr>
+              <w:t>roundTick(p)</w:t>
+            </w:r>
+          </w:p>
+        </w:tc>
+        <w:tc>
+          <w:tcPr>
+            <w:tcW w:w="6521" w:type="dxa"/>
+          </w:tcPr>
+          <w:p>
+            <w:pPr>
+              <w:spacing w:after="0"/>
+              <w:rPr>
+                <w:sz w:val="19"/>
+              </w:rPr>
+            </w:pPr>
+            <w:r>
+              <w:rPr>
+                <w:sz w:val="19"/>
+              </w:rPr>
+              <w:t>Rounds a price to the tick size</w:t>
+            </w:r>
+          </w:p>
+        </w:tc>
+      </w:tr>
+      <w:tr>
+        <w:tblPrEx>
+          <w:tblCellMar>
+            <w:top w:w="0" w:type="dxa"/>
+            <w:bottom w:w="0" w:type="dxa"/>
+          </w:tblCellMar>
+        </w:tblPrEx>
+        <w:tc>
+          <w:tcPr>
+            <w:tcW w:w="2552" w:type="dxa"/>
+          </w:tcPr>
+          <w:p>
+            <w:pPr>
+              <w:spacing w:after="0"/>
+              <w:rPr>
+                <w:sz w:val="19"/>
+              </w:rPr>
+            </w:pPr>
+            <w:r>
+              <w:rPr>
+                <w:sz w:val="19"/>
+              </w:rPr>
+              <w:t>onFill(t, side, q, p)</w:t>
+            </w:r>
+          </w:p>
+        </w:tc>
+        <w:tc>
+          <w:tcPr>
+            <w:tcW w:w="6521" w:type="dxa"/>
+          </w:tcPr>
+          <w:p>
+            <w:pPr>
+              <w:spacing w:after="0"/>
+              <w:rPr>
+                <w:sz w:val="19"/>
+              </w:rPr>
+            </w:pPr>
+            <w:r>
+              <w:rPr>
+                <w:sz w:val="19"/>
+              </w:rPr>
+              <w:t>Updates the cash and the position of a trader after one of its orders is executed</w:t>
+            </w:r>
+          </w:p>
+        </w:tc>
+      </w:tr>
+      <w:tr>
+        <w:tblPrEx>
+          <w:tblCellMar>
+            <w:top w:w="0" w:type="dxa"/>
+            <w:bottom w:w="0" w:type="dxa"/>
+          </w:tblCellMar>
+        </w:tblPrEx>
+        <w:tc>
+          <w:tcPr>
+            <w:tcW w:w="2552" w:type="dxa"/>
+          </w:tcPr>
+          <w:p>
+            <w:pPr>
+              <w:spacing w:after="0"/>
+              <w:rPr>
+                <w:sz w:val="19"/>
+              </w:rPr>
+            </w:pPr>
+            <w:r>
+              <w:rPr>
+                <w:sz w:val="19"/>
+              </w:rPr>
+              <w:t>broadcast(msg)</w:t>
+            </w:r>
+          </w:p>
+        </w:tc>
+        <w:tc>
+          <w:tcPr>
+            <w:tcW w:w="6521" w:type="dxa"/>
+          </w:tcPr>
+          <w:p>
+            <w:pPr>
+              <w:spacing w:after="0"/>
+              <w:rPr>
+                <w:sz w:val="19"/>
+              </w:rPr>
+            </w:pPr>
+            <w:r>
+              <w:rPr>
+                <w:sz w:val="19"/>
+              </w:rPr>
+              <w:t>Delivers a message (HALT, REOPEN or SHOCK) to the statecharts of all agents</w:t>
+            </w:r>
+          </w:p>
+        </w:tc>
+      </w:tr>
+    </w:tbl>
+    <w:p/>
+    <w:p>
+      <w:pPr>
         <w:pStyle w:val="Heading3"/>
       </w:pPr>
-      <w:bookmarkStart w:id="17" w:name="_Toc243648514"/>
+      <w:bookmarkStart w:id="19" w:name="_Toc243648801"/>
       <w:r>
         <w:t>Order Book (Stock agent type)</w:t>
       </w:r>
-      <w:bookmarkEnd w:id="17"/>
-    </w:p>
+      <w:bookmarkEnd w:id="19"/>
+    </w:p>
+    <w:p>
+      <w:pPr>
+        <w:jc w:val="both"/>
+      </w:pPr>
+      <w:r>
+        <w:t>The Stock agent type represents the BCP share and its limit order book. Following the recommendation received on the project proposal, the order book was implemented in Java and was built and tested before any trading agent was added to the model. Each order is a lightweight Java object (class Order) holding an identifier, the side (buy or sell), the limit price, the quantity left to execute, the submission time, the expiry time and a reference to the submitting agent. Representing orders as plain objects rather than as agents also keeps the model within the limits of AnyLogic PLE, which allows at most 50 000 dynamically created agents, since a single run generates millions of orders.</w:t>
+      </w:r>
+    </w:p>
+    <w:p>
+      <w:pPr>
+        <w:jc w:val="both"/>
+      </w:pPr>
+      <w:r>
+        <w:t>The order book is modelled as a queueing system with two priority queues. The bid queue is ordered by decreasing price and the ask queue by increasing price; orders with the same price are served by order of arrival, which is the price-time priority rule used by Euronext (first come, first served within each price level). Orders that are not executed within their lifetime leave the book, which represents order cancellations (reneging); the lifetime of each order is drawn uniformly between 0.3 and 1.7 times orderLife. A third queue, pending, holds the orders received during a reservation period until the reopening auction.</w:t>
+      </w:r>
+    </w:p>
+    <w:p>
+      <w:pPr>
+        <w:jc w:val="both"/>
+      </w:pPr>
+      <w:r>
+        <w:t>Matching is triggered every time an order arrives. While the best bid price is greater than or equal to the best ask price, a trade is executed at the price of the order that was already resting in the book, for the smallest of the two quantities, and fully executed orders leave their queue. An aggressive order can therefore sweep several price levels, which reproduces the behaviour of a market order. Before each trade, the function collarHit checks whether the trade price would breach a volatility collar; if it does, the trade is not executed and a reservation period starts (Section 4.2.3).</w:t>
+      </w:r>
+    </w:p>
+    <w:p>
+      <w:pPr>
+        <w:pStyle w:val="Caption"/>
+        <w:jc w:val="center"/>
+      </w:pPr>
+      <w:bookmarkStart w:id="20" w:name="_Toc243648850"/>
+      <w:r>
+        <w:t xml:space="preserve">Table </w:t>
+      </w:r>
+      <w:fldSimple w:instr=" SEQ Table \* ARABIC ">
+        <w:r>
+          <w:rPr>
+            <w:noProof/>
+          </w:rPr>
+          <w:t>3</w:t>
+        </w:r>
+      </w:fldSimple>
+      <w:r>
+        <w:t xml:space="preserve"> - Key variables present in the Stock agent type</w:t>
+      </w:r>
+      <w:bookmarkEnd w:id="20"/>
+    </w:p>
+    <w:tbl>
+      <w:tblPr>
+        <w:tblW w:w="9072" w:type="dxa"/>
+        <w:tblInd w:w="-5" w:type="dxa"/>
+        <w:tblBorders>
+          <w:top w:val="single" w:sz="4" w:space="0" w:color="auto"/>
+          <w:left w:val="single" w:sz="4" w:space="0" w:color="auto"/>
+          <w:bottom w:val="single" w:sz="4" w:space="0" w:color="auto"/>
+          <w:right w:val="single" w:sz="4" w:space="0" w:color="auto"/>
+          <w:insideH w:val="single" w:sz="4" w:space="0" w:color="auto"/>
+          <w:insideV w:val="single" w:sz="4" w:space="0" w:color="auto"/>
+        </w:tblBorders>
+        <w:tblLayout w:type="fixed"/>
+        <w:tblLook w:val="0000" w:firstRow="0" w:lastRow="0" w:firstColumn="0" w:lastColumn="0" w:noHBand="0" w:noVBand="0"/>
+      </w:tblPr>
+      <w:tblGrid>
+        <w:gridCol w:w="1701"/>
+        <w:gridCol w:w="2381"/>
+        <w:gridCol w:w="4990"/>
+      </w:tblGrid>
+      <w:tr>
+        <w:tblPrEx>
+          <w:tblCellMar>
+            <w:top w:w="0" w:type="dxa"/>
+            <w:bottom w:w="0" w:type="dxa"/>
+          </w:tblCellMar>
+        </w:tblPrEx>
+        <w:trPr>
+          <w:tblHeader/>
+        </w:trPr>
+        <w:tc>
+          <w:tcPr>
+            <w:tcW w:w="1701" w:type="dxa"/>
+            <w:shd w:val="clear" w:color="auto" w:fill="E6E6E6"/>
+          </w:tcPr>
+          <w:p>
+            <w:pPr>
+              <w:spacing w:after="0"/>
+              <w:rPr>
+                <w:b/>
+                <w:sz w:val="19"/>
+              </w:rPr>
+            </w:pPr>
+            <w:r>
+              <w:rPr>
+                <w:b/>
+                <w:sz w:val="19"/>
+              </w:rPr>
+              <w:t>Name</w:t>
+            </w:r>
+          </w:p>
+        </w:tc>
+        <w:tc>
+          <w:tcPr>
+            <w:tcW w:w="2381" w:type="dxa"/>
+            <w:shd w:val="clear" w:color="auto" w:fill="E6E6E6"/>
+          </w:tcPr>
+          <w:p>
+            <w:pPr>
+              <w:spacing w:after="0"/>
+              <w:rPr>
+                <w:b/>
+                <w:sz w:val="19"/>
+              </w:rPr>
+            </w:pPr>
+            <w:r>
+              <w:rPr>
+                <w:b/>
+                <w:sz w:val="19"/>
+              </w:rPr>
+              <w:t>Type</w:t>
+            </w:r>
+          </w:p>
+        </w:tc>
+        <w:tc>
+          <w:tcPr>
+            <w:tcW w:w="4990" w:type="dxa"/>
+            <w:shd w:val="clear" w:color="auto" w:fill="E6E6E6"/>
+          </w:tcPr>
+          <w:p>
+            <w:pPr>
+              <w:spacing w:after="0"/>
+              <w:rPr>
+                <w:b/>
+                <w:sz w:val="19"/>
+              </w:rPr>
+            </w:pPr>
+            <w:r>
+              <w:rPr>
+                <w:b/>
+                <w:sz w:val="19"/>
+              </w:rPr>
+              <w:t>Description</w:t>
+            </w:r>
+          </w:p>
+        </w:tc>
+      </w:tr>
+      <w:tr>
+        <w:tblPrEx>
+          <w:tblCellMar>
+            <w:top w:w="0" w:type="dxa"/>
+            <w:bottom w:w="0" w:type="dxa"/>
+          </w:tblCellMar>
+        </w:tblPrEx>
+        <w:tc>
+          <w:tcPr>
+            <w:tcW w:w="1701" w:type="dxa"/>
+          </w:tcPr>
+          <w:p>
+            <w:pPr>
+              <w:spacing w:after="0"/>
+              <w:rPr>
+                <w:sz w:val="19"/>
+              </w:rPr>
+            </w:pPr>
+            <w:r>
+              <w:rPr>
+                <w:sz w:val="19"/>
+              </w:rPr>
+              <w:t>bids, asks</w:t>
+            </w:r>
+          </w:p>
+        </w:tc>
+        <w:tc>
+          <w:tcPr>
+            <w:tcW w:w="2381" w:type="dxa"/>
+          </w:tcPr>
+          <w:p>
+            <w:pPr>
+              <w:spacing w:after="0"/>
+              <w:rPr>
+                <w:sz w:val="19"/>
+              </w:rPr>
+            </w:pPr>
+            <w:r>
+              <w:rPr>
+                <w:sz w:val="19"/>
+              </w:rPr>
+              <w:t>PriorityQueue&lt;Order&gt;</w:t>
+            </w:r>
+          </w:p>
+        </w:tc>
+        <w:tc>
+          <w:tcPr>
+            <w:tcW w:w="4990" w:type="dxa"/>
+          </w:tcPr>
+          <w:p>
+            <w:pPr>
+              <w:spacing w:after="0"/>
+              <w:rPr>
+                <w:sz w:val="19"/>
+              </w:rPr>
+            </w:pPr>
+            <w:r>
+              <w:rPr>
+                <w:sz w:val="19"/>
+              </w:rPr>
+              <w:t>The two sides of the order book, with price-time priority</w:t>
+            </w:r>
+          </w:p>
+        </w:tc>
+      </w:tr>
+      <w:tr>
+        <w:tblPrEx>
+          <w:tblCellMar>
+            <w:top w:w="0" w:type="dxa"/>
+            <w:bottom w:w="0" w:type="dxa"/>
+          </w:tblCellMar>
+        </w:tblPrEx>
+        <w:tc>
+          <w:tcPr>
+            <w:tcW w:w="1701" w:type="dxa"/>
+          </w:tcPr>
+          <w:p>
+            <w:pPr>
+              <w:spacing w:after="0"/>
+              <w:rPr>
+                <w:sz w:val="19"/>
+              </w:rPr>
+            </w:pPr>
+            <w:r>
+              <w:rPr>
+                <w:sz w:val="19"/>
+              </w:rPr>
+              <w:t>pending</w:t>
+            </w:r>
+          </w:p>
+        </w:tc>
+        <w:tc>
+          <w:tcPr>
+            <w:tcW w:w="2381" w:type="dxa"/>
+          </w:tcPr>
+          <w:p>
+            <w:pPr>
+              <w:spacing w:after="0"/>
+              <w:rPr>
+                <w:sz w:val="19"/>
+              </w:rPr>
+            </w:pPr>
+            <w:r>
+              <w:rPr>
+                <w:sz w:val="19"/>
+              </w:rPr>
+              <w:t>ArrayList&lt;Order&gt;</w:t>
+            </w:r>
+          </w:p>
+        </w:tc>
+        <w:tc>
+          <w:tcPr>
+            <w:tcW w:w="4990" w:type="dxa"/>
+          </w:tcPr>
+          <w:p>
+            <w:pPr>
+              <w:spacing w:after="0"/>
+              <w:rPr>
+                <w:sz w:val="19"/>
+              </w:rPr>
+            </w:pPr>
+            <w:r>
+              <w:rPr>
+                <w:sz w:val="19"/>
+              </w:rPr>
+              <w:t>Orders received during a reservation, waiting for the reopening auction</w:t>
+            </w:r>
+          </w:p>
+        </w:tc>
+      </w:tr>
+      <w:tr>
+        <w:tblPrEx>
+          <w:tblCellMar>
+            <w:top w:w="0" w:type="dxa"/>
+            <w:bottom w:w="0" w:type="dxa"/>
+          </w:tblCellMar>
+        </w:tblPrEx>
+        <w:tc>
+          <w:tcPr>
+            <w:tcW w:w="1701" w:type="dxa"/>
+          </w:tcPr>
+          <w:p>
+            <w:pPr>
+              <w:spacing w:after="0"/>
+              <w:rPr>
+                <w:sz w:val="19"/>
+              </w:rPr>
+            </w:pPr>
+            <w:r>
+              <w:rPr>
+                <w:sz w:val="19"/>
+              </w:rPr>
+              <w:t>lastPrice</w:t>
+            </w:r>
+          </w:p>
+        </w:tc>
+        <w:tc>
+          <w:tcPr>
+            <w:tcW w:w="2381" w:type="dxa"/>
+          </w:tcPr>
+          <w:p>
+            <w:pPr>
+              <w:spacing w:after="0"/>
+              <w:rPr>
+                <w:sz w:val="19"/>
+              </w:rPr>
+            </w:pPr>
+            <w:r>
+              <w:rPr>
+                <w:sz w:val="19"/>
+              </w:rPr>
+              <w:t>double</w:t>
+            </w:r>
+          </w:p>
+        </w:tc>
+        <w:tc>
+          <w:tcPr>
+            <w:tcW w:w="4990" w:type="dxa"/>
+          </w:tcPr>
+          <w:p>
+            <w:pPr>
+              <w:spacing w:after="0"/>
+              <w:rPr>
+                <w:sz w:val="19"/>
+              </w:rPr>
+            </w:pPr>
+            <w:r>
+              <w:rPr>
+                <w:sz w:val="19"/>
+              </w:rPr>
+              <w:t>Last traded price</w:t>
+            </w:r>
+          </w:p>
+        </w:tc>
+      </w:tr>
+      <w:tr>
+        <w:tblPrEx>
+          <w:tblCellMar>
+            <w:top w:w="0" w:type="dxa"/>
+            <w:bottom w:w="0" w:type="dxa"/>
+          </w:tblCellMar>
+        </w:tblPrEx>
+        <w:tc>
+          <w:tcPr>
+            <w:tcW w:w="1701" w:type="dxa"/>
+          </w:tcPr>
+          <w:p>
+            <w:pPr>
+              <w:spacing w:after="0"/>
+              <w:rPr>
+                <w:sz w:val="19"/>
+              </w:rPr>
+            </w:pPr>
+            <w:r>
+              <w:rPr>
+                <w:sz w:val="19"/>
+              </w:rPr>
+              <w:t>refPrice</w:t>
+            </w:r>
+          </w:p>
+        </w:tc>
+        <w:tc>
+          <w:tcPr>
+            <w:tcW w:w="2381" w:type="dxa"/>
+          </w:tcPr>
+          <w:p>
+            <w:pPr>
+              <w:spacing w:after="0"/>
+              <w:rPr>
+                <w:sz w:val="19"/>
+              </w:rPr>
+            </w:pPr>
+            <w:r>
+              <w:rPr>
+                <w:sz w:val="19"/>
+              </w:rPr>
+              <w:t>double</w:t>
+            </w:r>
+          </w:p>
+        </w:tc>
+        <w:tc>
+          <w:tcPr>
+            <w:tcW w:w="4990" w:type="dxa"/>
+          </w:tcPr>
+          <w:p>
+            <w:pPr>
+              <w:spacing w:after="0"/>
+              <w:rPr>
+                <w:sz w:val="19"/>
+              </w:rPr>
+            </w:pPr>
+            <w:r>
+              <w:rPr>
+                <w:sz w:val="19"/>
+              </w:rPr>
+              <w:t>Reference price of the static collar (opening or last auction price)</w:t>
+            </w:r>
+          </w:p>
+        </w:tc>
+      </w:tr>
+      <w:tr>
+        <w:tblPrEx>
+          <w:tblCellMar>
+            <w:top w:w="0" w:type="dxa"/>
+            <w:bottom w:w="0" w:type="dxa"/>
+          </w:tblCellMar>
+        </w:tblPrEx>
+        <w:tc>
+          <w:tcPr>
+            <w:tcW w:w="1701" w:type="dxa"/>
+          </w:tcPr>
+          <w:p>
+            <w:pPr>
+              <w:spacing w:after="0"/>
+              <w:rPr>
+                <w:sz w:val="19"/>
+              </w:rPr>
+            </w:pPr>
+            <w:r>
+              <w:rPr>
+                <w:sz w:val="19"/>
+              </w:rPr>
+              <w:t>ma</w:t>
+            </w:r>
+          </w:p>
+        </w:tc>
+        <w:tc>
+          <w:tcPr>
+            <w:tcW w:w="2381" w:type="dxa"/>
+          </w:tcPr>
+          <w:p>
+            <w:pPr>
+              <w:spacing w:after="0"/>
+              <w:rPr>
+                <w:sz w:val="19"/>
+              </w:rPr>
+            </w:pPr>
+            <w:r>
+              <w:rPr>
+                <w:sz w:val="19"/>
+              </w:rPr>
+              <w:t>double</w:t>
+            </w:r>
+          </w:p>
+        </w:tc>
+        <w:tc>
+          <w:tcPr>
+            <w:tcW w:w="4990" w:type="dxa"/>
+          </w:tcPr>
+          <w:p>
+            <w:pPr>
+              <w:spacing w:after="0"/>
+              <w:rPr>
+                <w:sz w:val="19"/>
+              </w:rPr>
+            </w:pPr>
+            <w:r>
+              <w:rPr>
+                <w:sz w:val="19"/>
+              </w:rPr>
+              <w:t>Moving average of the price, used by the trend followers</w:t>
+            </w:r>
+          </w:p>
+        </w:tc>
+      </w:tr>
+      <w:tr>
+        <w:tblPrEx>
+          <w:tblCellMar>
+            <w:top w:w="0" w:type="dxa"/>
+            <w:bottom w:w="0" w:type="dxa"/>
+          </w:tblCellMar>
+        </w:tblPrEx>
+        <w:tc>
+          <w:tcPr>
+            <w:tcW w:w="1701" w:type="dxa"/>
+          </w:tcPr>
+          <w:p>
+            <w:pPr>
+              <w:spacing w:after="0"/>
+              <w:rPr>
+                <w:sz w:val="19"/>
+              </w:rPr>
+            </w:pPr>
+            <w:r>
+              <w:rPr>
+                <w:sz w:val="19"/>
+              </w:rPr>
+              <w:t>halted</w:t>
+            </w:r>
+          </w:p>
+        </w:tc>
+        <w:tc>
+          <w:tcPr>
+            <w:tcW w:w="2381" w:type="dxa"/>
+          </w:tcPr>
+          <w:p>
+            <w:pPr>
+              <w:spacing w:after="0"/>
+              <w:rPr>
+                <w:sz w:val="19"/>
+              </w:rPr>
+            </w:pPr>
+            <w:r>
+              <w:rPr>
+                <w:sz w:val="19"/>
+              </w:rPr>
+              <w:t>boolean</w:t>
+            </w:r>
+          </w:p>
+        </w:tc>
+        <w:tc>
+          <w:tcPr>
+            <w:tcW w:w="4990" w:type="dxa"/>
+          </w:tcPr>
+          <w:p>
+            <w:pPr>
+              <w:spacing w:after="0"/>
+              <w:rPr>
+                <w:sz w:val="19"/>
+              </w:rPr>
+            </w:pPr>
+            <w:r>
+              <w:rPr>
+                <w:sz w:val="19"/>
+              </w:rPr>
+              <w:t>True during a reservation period</w:t>
+            </w:r>
+          </w:p>
+        </w:tc>
+      </w:tr>
+      <w:tr>
+        <w:tblPrEx>
+          <w:tblCellMar>
+            <w:top w:w="0" w:type="dxa"/>
+            <w:bottom w:w="0" w:type="dxa"/>
+          </w:tblCellMar>
+        </w:tblPrEx>
+        <w:tc>
+          <w:tcPr>
+            <w:tcW w:w="1701" w:type="dxa"/>
+          </w:tcPr>
+          <w:p>
+            <w:pPr>
+              <w:spacing w:after="0"/>
+              <w:rPr>
+                <w:sz w:val="19"/>
+              </w:rPr>
+            </w:pPr>
+            <w:r>
+              <w:rPr>
+                <w:sz w:val="19"/>
+              </w:rPr>
+              <w:t>volume</w:t>
+            </w:r>
+          </w:p>
+        </w:tc>
+        <w:tc>
+          <w:tcPr>
+            <w:tcW w:w="2381" w:type="dxa"/>
+          </w:tcPr>
+          <w:p>
+            <w:pPr>
+              <w:spacing w:after="0"/>
+              <w:rPr>
+                <w:sz w:val="19"/>
+              </w:rPr>
+            </w:pPr>
+            <w:r>
+              <w:rPr>
+                <w:sz w:val="19"/>
+              </w:rPr>
+              <w:t>int</w:t>
+            </w:r>
+          </w:p>
+        </w:tc>
+        <w:tc>
+          <w:tcPr>
+            <w:tcW w:w="4990" w:type="dxa"/>
+          </w:tcPr>
+          <w:p>
+            <w:pPr>
+              <w:spacing w:after="0"/>
+              <w:rPr>
+                <w:sz w:val="19"/>
+              </w:rPr>
+            </w:pPr>
+            <w:r>
+              <w:rPr>
+                <w:sz w:val="19"/>
+              </w:rPr>
+              <w:t>Cumulative traded volume</w:t>
+            </w:r>
+          </w:p>
+        </w:tc>
+      </w:tr>
+      <w:tr>
+        <w:tblPrEx>
+          <w:tblCellMar>
+            <w:top w:w="0" w:type="dxa"/>
+            <w:bottom w:w="0" w:type="dxa"/>
+          </w:tblCellMar>
+        </w:tblPrEx>
+        <w:tc>
+          <w:tcPr>
+            <w:tcW w:w="1701" w:type="dxa"/>
+          </w:tcPr>
+          <w:p>
+            <w:pPr>
+              <w:spacing w:after="0"/>
+              <w:rPr>
+                <w:sz w:val="19"/>
+              </w:rPr>
+            </w:pPr>
+            <w:r>
+              <w:rPr>
+                <w:sz w:val="19"/>
+              </w:rPr>
+              <w:t>lastStaticDir</w:t>
+            </w:r>
+          </w:p>
+        </w:tc>
+        <w:tc>
+          <w:tcPr>
+            <w:tcW w:w="2381" w:type="dxa"/>
+          </w:tcPr>
+          <w:p>
+            <w:pPr>
+              <w:spacing w:after="0"/>
+              <w:rPr>
+                <w:sz w:val="19"/>
+              </w:rPr>
+            </w:pPr>
+            <w:r>
+              <w:rPr>
+                <w:sz w:val="19"/>
+              </w:rPr>
+              <w:t>int</w:t>
+            </w:r>
+          </w:p>
+        </w:tc>
+        <w:tc>
+          <w:tcPr>
+            <w:tcW w:w="4990" w:type="dxa"/>
+          </w:tcPr>
+          <w:p>
+            <w:pPr>
+              <w:spacing w:after="0"/>
+              <w:rPr>
+                <w:sz w:val="19"/>
+              </w:rPr>
+            </w:pPr>
+            <w:r>
+              <w:rPr>
+                <w:sz w:val="19"/>
+              </w:rPr>
+              <w:t>Direction of the last static collar of the day (+1 or -1)</w:t>
+            </w:r>
+          </w:p>
+        </w:tc>
+      </w:tr>
+    </w:tbl>
+    <w:p/>
+    <w:p>
+      <w:pPr>
+        <w:pStyle w:val="Caption"/>
+        <w:jc w:val="center"/>
+      </w:pPr>
+      <w:bookmarkStart w:id="21" w:name="_Toc243648851"/>
+      <w:r>
+        <w:t xml:space="preserve">Table </w:t>
+      </w:r>
+      <w:fldSimple w:instr=" SEQ Table \* ARABIC ">
+        <w:r>
+          <w:rPr>
+            <w:noProof/>
+          </w:rPr>
+          <w:t>4</w:t>
+        </w:r>
+      </w:fldSimple>
+      <w:r>
+        <w:t xml:space="preserve"> - Key functions present in the Stock agent type</w:t>
+      </w:r>
+      <w:bookmarkEnd w:id="21"/>
+    </w:p>
+    <w:tbl>
+      <w:tblPr>
+        <w:tblW w:w="9073" w:type="dxa"/>
+        <w:tblInd w:w="-5" w:type="dxa"/>
+        <w:tblBorders>
+          <w:top w:val="single" w:sz="4" w:space="0" w:color="auto"/>
+          <w:left w:val="single" w:sz="4" w:space="0" w:color="auto"/>
+          <w:bottom w:val="single" w:sz="4" w:space="0" w:color="auto"/>
+          <w:right w:val="single" w:sz="4" w:space="0" w:color="auto"/>
+          <w:insideH w:val="single" w:sz="4" w:space="0" w:color="auto"/>
+          <w:insideV w:val="single" w:sz="4" w:space="0" w:color="auto"/>
+        </w:tblBorders>
+        <w:tblLayout w:type="fixed"/>
+        <w:tblLook w:val="0000" w:firstRow="0" w:lastRow="0" w:firstColumn="0" w:lastColumn="0" w:noHBand="0" w:noVBand="0"/>
+      </w:tblPr>
+      <w:tblGrid>
+        <w:gridCol w:w="3119"/>
+        <w:gridCol w:w="5954"/>
+      </w:tblGrid>
+      <w:tr>
+        <w:tblPrEx>
+          <w:tblCellMar>
+            <w:top w:w="0" w:type="dxa"/>
+            <w:bottom w:w="0" w:type="dxa"/>
+          </w:tblCellMar>
+        </w:tblPrEx>
+        <w:trPr>
+          <w:tblHeader/>
+        </w:trPr>
+        <w:tc>
+          <w:tcPr>
+            <w:tcW w:w="3119" w:type="dxa"/>
+            <w:shd w:val="clear" w:color="auto" w:fill="E6E6E6"/>
+          </w:tcPr>
+          <w:p>
+            <w:pPr>
+              <w:spacing w:after="0"/>
+              <w:rPr>
+                <w:b/>
+                <w:sz w:val="19"/>
+              </w:rPr>
+            </w:pPr>
+            <w:r>
+              <w:rPr>
+                <w:b/>
+                <w:sz w:val="19"/>
+              </w:rPr>
+              <w:t>Function</w:t>
+            </w:r>
+          </w:p>
+        </w:tc>
+        <w:tc>
+          <w:tcPr>
+            <w:tcW w:w="5954" w:type="dxa"/>
+            <w:shd w:val="clear" w:color="auto" w:fill="E6E6E6"/>
+          </w:tcPr>
+          <w:p>
+            <w:pPr>
+              <w:spacing w:after="0"/>
+              <w:rPr>
+                <w:b/>
+                <w:sz w:val="19"/>
+              </w:rPr>
+            </w:pPr>
+            <w:r>
+              <w:rPr>
+                <w:b/>
+                <w:sz w:val="19"/>
+              </w:rPr>
+              <w:t>Description</w:t>
+            </w:r>
+          </w:p>
+        </w:tc>
+      </w:tr>
+      <w:tr>
+        <w:tblPrEx>
+          <w:tblCellMar>
+            <w:top w:w="0" w:type="dxa"/>
+            <w:bottom w:w="0" w:type="dxa"/>
+          </w:tblCellMar>
+        </w:tblPrEx>
+        <w:tc>
+          <w:tcPr>
+            <w:tcW w:w="3119" w:type="dxa"/>
+          </w:tcPr>
+          <w:p>
+            <w:pPr>
+              <w:spacing w:after="0"/>
+              <w:rPr>
+                <w:sz w:val="19"/>
+              </w:rPr>
+            </w:pPr>
+            <w:r>
+              <w:rPr>
+                <w:sz w:val="19"/>
+              </w:rPr>
+              <w:t>order(trader, side, price, qty)</w:t>
+            </w:r>
+          </w:p>
+        </w:tc>
+        <w:tc>
+          <w:tcPr>
+            <w:tcW w:w="5954" w:type="dxa"/>
+          </w:tcPr>
+          <w:p>
+            <w:pPr>
+              <w:spacing w:after="0"/>
+              <w:rPr>
+                <w:sz w:val="19"/>
+              </w:rPr>
+            </w:pPr>
+            <w:r>
+              <w:rPr>
+                <w:sz w:val="19"/>
+              </w:rPr>
+              <w:t>Entry point used by all agents: creates an order and adds it to the book, or to the pending queue during a reservation</w:t>
+            </w:r>
+          </w:p>
+        </w:tc>
+      </w:tr>
+      <w:tr>
+        <w:tblPrEx>
+          <w:tblCellMar>
+            <w:top w:w="0" w:type="dxa"/>
+            <w:bottom w:w="0" w:type="dxa"/>
+          </w:tblCellMar>
+        </w:tblPrEx>
+        <w:tc>
+          <w:tcPr>
+            <w:tcW w:w="3119" w:type="dxa"/>
+          </w:tcPr>
+          <w:p>
+            <w:pPr>
+              <w:spacing w:after="0"/>
+              <w:rPr>
+                <w:sz w:val="19"/>
+              </w:rPr>
+            </w:pPr>
+            <w:r>
+              <w:rPr>
+                <w:sz w:val="19"/>
+              </w:rPr>
+              <w:t>match()</w:t>
+            </w:r>
+          </w:p>
+        </w:tc>
+        <w:tc>
+          <w:tcPr>
+            <w:tcW w:w="5954" w:type="dxa"/>
+          </w:tcPr>
+          <w:p>
+            <w:pPr>
+              <w:spacing w:after="0"/>
+              <w:rPr>
+                <w:sz w:val="19"/>
+              </w:rPr>
+            </w:pPr>
+            <w:r>
+              <w:rPr>
+                <w:sz w:val="19"/>
+              </w:rPr>
+              <w:t>Executes trades while the best bid and the best ask cross</w:t>
+            </w:r>
+          </w:p>
+        </w:tc>
+      </w:tr>
+      <w:tr>
+        <w:tblPrEx>
+          <w:tblCellMar>
+            <w:top w:w="0" w:type="dxa"/>
+            <w:bottom w:w="0" w:type="dxa"/>
+          </w:tblCellMar>
+        </w:tblPrEx>
+        <w:tc>
+          <w:tcPr>
+            <w:tcW w:w="3119" w:type="dxa"/>
+          </w:tcPr>
+          <w:p>
+            <w:pPr>
+              <w:spacing w:after="0"/>
+              <w:rPr>
+                <w:sz w:val="19"/>
+              </w:rPr>
+            </w:pPr>
+            <w:r>
+              <w:rPr>
+                <w:sz w:val="19"/>
+              </w:rPr>
+              <w:t>execute(b, a, p, q)</w:t>
+            </w:r>
+          </w:p>
+        </w:tc>
+        <w:tc>
+          <w:tcPr>
+            <w:tcW w:w="5954" w:type="dxa"/>
+          </w:tcPr>
+          <w:p>
+            <w:pPr>
+              <w:spacing w:after="0"/>
+              <w:rPr>
+                <w:sz w:val="19"/>
+              </w:rPr>
+            </w:pPr>
+            <w:r>
+              <w:rPr>
+                <w:sz w:val="19"/>
+              </w:rPr>
+              <w:t>Executes one trade: updates the last price, the volume and the traders, and removes filled orders</w:t>
+            </w:r>
+          </w:p>
+        </w:tc>
+      </w:tr>
+      <w:tr>
+        <w:tblPrEx>
+          <w:tblCellMar>
+            <w:top w:w="0" w:type="dxa"/>
+            <w:bottom w:w="0" w:type="dxa"/>
+          </w:tblCellMar>
+        </w:tblPrEx>
+        <w:tc>
+          <w:tcPr>
+            <w:tcW w:w="3119" w:type="dxa"/>
+          </w:tcPr>
+          <w:p>
+            <w:pPr>
+              <w:spacing w:after="0"/>
+              <w:rPr>
+                <w:sz w:val="19"/>
+              </w:rPr>
+            </w:pPr>
+            <w:r>
+              <w:rPr>
+                <w:sz w:val="19"/>
+              </w:rPr>
+              <w:lastRenderedPageBreak/>
+              <w:t>bestBid(), bestAsk(), mid(), spread()</w:t>
+            </w:r>
+          </w:p>
+        </w:tc>
+        <w:tc>
+          <w:tcPr>
+            <w:tcW w:w="5954" w:type="dxa"/>
+          </w:tcPr>
+          <w:p>
+            <w:pPr>
+              <w:spacing w:after="0"/>
+              <w:rPr>
+                <w:sz w:val="19"/>
+              </w:rPr>
+            </w:pPr>
+            <w:r>
+              <w:rPr>
+                <w:sz w:val="19"/>
+              </w:rPr>
+              <w:t>Best prices, mid price and bid-ask spread of the book</w:t>
+            </w:r>
+          </w:p>
+        </w:tc>
+      </w:tr>
+      <w:tr>
+        <w:tblPrEx>
+          <w:tblCellMar>
+            <w:top w:w="0" w:type="dxa"/>
+            <w:bottom w:w="0" w:type="dxa"/>
+          </w:tblCellMar>
+        </w:tblPrEx>
+        <w:tc>
+          <w:tcPr>
+            <w:tcW w:w="3119" w:type="dxa"/>
+          </w:tcPr>
+          <w:p>
+            <w:pPr>
+              <w:spacing w:after="0"/>
+              <w:rPr>
+                <w:sz w:val="19"/>
+              </w:rPr>
+            </w:pPr>
+            <w:r>
+              <w:rPr>
+                <w:sz w:val="19"/>
+              </w:rPr>
+              <w:t>cancelAll(a)</w:t>
+            </w:r>
+          </w:p>
+        </w:tc>
+        <w:tc>
+          <w:tcPr>
+            <w:tcW w:w="5954" w:type="dxa"/>
+          </w:tcPr>
+          <w:p>
+            <w:pPr>
+              <w:spacing w:after="0"/>
+              <w:rPr>
+                <w:sz w:val="19"/>
+              </w:rPr>
+            </w:pPr>
+            <w:r>
+              <w:rPr>
+                <w:sz w:val="19"/>
+              </w:rPr>
+              <w:t>Cancels every order of a given agent</w:t>
+            </w:r>
+          </w:p>
+        </w:tc>
+      </w:tr>
+      <w:tr>
+        <w:tblPrEx>
+          <w:tblCellMar>
+            <w:top w:w="0" w:type="dxa"/>
+            <w:bottom w:w="0" w:type="dxa"/>
+          </w:tblCellMar>
+        </w:tblPrEx>
+        <w:tc>
+          <w:tcPr>
+            <w:tcW w:w="3119" w:type="dxa"/>
+          </w:tcPr>
+          <w:p>
+            <w:pPr>
+              <w:spacing w:after="0"/>
+              <w:rPr>
+                <w:sz w:val="19"/>
+              </w:rPr>
+            </w:pPr>
+            <w:r>
+              <w:rPr>
+                <w:sz w:val="19"/>
+              </w:rPr>
+              <w:t>collarHit(p)</w:t>
+            </w:r>
+          </w:p>
+        </w:tc>
+        <w:tc>
+          <w:tcPr>
+            <w:tcW w:w="5954" w:type="dxa"/>
+          </w:tcPr>
+          <w:p>
+            <w:pPr>
+              <w:spacing w:after="0"/>
+              <w:rPr>
+                <w:sz w:val="19"/>
+              </w:rPr>
+            </w:pPr>
+            <w:r>
+              <w:rPr>
+                <w:sz w:val="19"/>
+              </w:rPr>
+              <w:t>Checks the dynamic and static collars before a trade and starts a reservation when one is breached</w:t>
+            </w:r>
+          </w:p>
+        </w:tc>
+      </w:tr>
+      <w:tr>
+        <w:tblPrEx>
+          <w:tblCellMar>
+            <w:top w:w="0" w:type="dxa"/>
+            <w:bottom w:w="0" w:type="dxa"/>
+          </w:tblCellMar>
+        </w:tblPrEx>
+        <w:tc>
+          <w:tcPr>
+            <w:tcW w:w="3119" w:type="dxa"/>
+          </w:tcPr>
+          <w:p>
+            <w:pPr>
+              <w:spacing w:after="0"/>
+              <w:rPr>
+                <w:sz w:val="19"/>
+              </w:rPr>
+            </w:pPr>
+            <w:r>
+              <w:rPr>
+                <w:sz w:val="19"/>
+              </w:rPr>
+              <w:t>runAuction()</w:t>
+            </w:r>
+          </w:p>
+        </w:tc>
+        <w:tc>
+          <w:tcPr>
+            <w:tcW w:w="5954" w:type="dxa"/>
+          </w:tcPr>
+          <w:p>
+            <w:pPr>
+              <w:spacing w:after="0"/>
+              <w:rPr>
+                <w:sz w:val="19"/>
+              </w:rPr>
+            </w:pPr>
+            <w:r>
+              <w:rPr>
+                <w:sz w:val="19"/>
+              </w:rPr>
+              <w:t>Reopening auction (Section 4.2.3)</w:t>
+            </w:r>
+          </w:p>
+        </w:tc>
+      </w:tr>
+      <w:tr>
+        <w:tblPrEx>
+          <w:tblCellMar>
+            <w:top w:w="0" w:type="dxa"/>
+            <w:bottom w:w="0" w:type="dxa"/>
+          </w:tblCellMar>
+        </w:tblPrEx>
+        <w:tc>
+          <w:tcPr>
+            <w:tcW w:w="3119" w:type="dxa"/>
+          </w:tcPr>
+          <w:p>
+            <w:pPr>
+              <w:spacing w:after="0"/>
+              <w:rPr>
+                <w:sz w:val="19"/>
+              </w:rPr>
+            </w:pPr>
+            <w:r>
+              <w:rPr>
+                <w:sz w:val="19"/>
+              </w:rPr>
+              <w:t>testBook(), check(name, ok)</w:t>
+            </w:r>
+          </w:p>
+        </w:tc>
+        <w:tc>
+          <w:tcPr>
+            <w:tcW w:w="5954" w:type="dxa"/>
+          </w:tcPr>
+          <w:p>
+            <w:pPr>
+              <w:spacing w:after="0"/>
+              <w:rPr>
+                <w:sz w:val="19"/>
+              </w:rPr>
+            </w:pPr>
+            <w:r>
+              <w:rPr>
+                <w:sz w:val="19"/>
+              </w:rPr>
+              <w:t>Order book tests (Section 6.1)</w:t>
+            </w:r>
+          </w:p>
+        </w:tc>
+      </w:tr>
+    </w:tbl>
+    <w:p/>
+    <w:p>
+      <w:pPr>
+        <w:pStyle w:val="Caption"/>
+        <w:jc w:val="center"/>
+      </w:pPr>
+      <w:bookmarkStart w:id="22" w:name="_Toc243648852"/>
+      <w:r>
+        <w:t xml:space="preserve">Table </w:t>
+      </w:r>
+      <w:fldSimple w:instr=" SEQ Table \* ARABIC ">
+        <w:r>
+          <w:rPr>
+            <w:noProof/>
+          </w:rPr>
+          <w:t>5</w:t>
+        </w:r>
+      </w:fldSimple>
+      <w:r>
+        <w:t xml:space="preserve"> - Key events present in the Stock agent type</w:t>
+      </w:r>
+      <w:bookmarkEnd w:id="22"/>
+    </w:p>
+    <w:tbl>
+      <w:tblPr>
+        <w:tblW w:w="9073" w:type="dxa"/>
+        <w:tblInd w:w="-5" w:type="dxa"/>
+        <w:tblBorders>
+          <w:top w:val="single" w:sz="4" w:space="0" w:color="auto"/>
+          <w:left w:val="single" w:sz="4" w:space="0" w:color="auto"/>
+          <w:bottom w:val="single" w:sz="4" w:space="0" w:color="auto"/>
+          <w:right w:val="single" w:sz="4" w:space="0" w:color="auto"/>
+          <w:insideH w:val="single" w:sz="4" w:space="0" w:color="auto"/>
+          <w:insideV w:val="single" w:sz="4" w:space="0" w:color="auto"/>
+        </w:tblBorders>
+        <w:tblLayout w:type="fixed"/>
+        <w:tblLook w:val="0000" w:firstRow="0" w:lastRow="0" w:firstColumn="0" w:lastColumn="0" w:noHBand="0" w:noVBand="0"/>
+      </w:tblPr>
+      <w:tblGrid>
+        <w:gridCol w:w="1701"/>
+        <w:gridCol w:w="1985"/>
+        <w:gridCol w:w="5387"/>
+      </w:tblGrid>
+      <w:tr>
+        <w:tblPrEx>
+          <w:tblCellMar>
+            <w:top w:w="0" w:type="dxa"/>
+            <w:bottom w:w="0" w:type="dxa"/>
+          </w:tblCellMar>
+        </w:tblPrEx>
+        <w:trPr>
+          <w:tblHeader/>
+        </w:trPr>
+        <w:tc>
+          <w:tcPr>
+            <w:tcW w:w="1701" w:type="dxa"/>
+            <w:shd w:val="clear" w:color="auto" w:fill="E6E6E6"/>
+          </w:tcPr>
+          <w:p>
+            <w:pPr>
+              <w:spacing w:after="0"/>
+              <w:rPr>
+                <w:b/>
+                <w:sz w:val="19"/>
+              </w:rPr>
+            </w:pPr>
+            <w:r>
+              <w:rPr>
+                <w:b/>
+                <w:sz w:val="19"/>
+              </w:rPr>
+              <w:t>Event</w:t>
+            </w:r>
+          </w:p>
+        </w:tc>
+        <w:tc>
+          <w:tcPr>
+            <w:tcW w:w="1985" w:type="dxa"/>
+            <w:shd w:val="clear" w:color="auto" w:fill="E6E6E6"/>
+          </w:tcPr>
+          <w:p>
+            <w:pPr>
+              <w:spacing w:after="0"/>
+              <w:rPr>
+                <w:b/>
+                <w:sz w:val="19"/>
+              </w:rPr>
+            </w:pPr>
+            <w:r>
+              <w:rPr>
+                <w:b/>
+                <w:sz w:val="19"/>
+              </w:rPr>
+              <w:t>Trigger</w:t>
+            </w:r>
+          </w:p>
+        </w:tc>
+        <w:tc>
+          <w:tcPr>
+            <w:tcW w:w="5387" w:type="dxa"/>
+            <w:shd w:val="clear" w:color="auto" w:fill="E6E6E6"/>
+          </w:tcPr>
+          <w:p>
+            <w:pPr>
+              <w:spacing w:after="0"/>
+              <w:rPr>
+                <w:b/>
+                <w:sz w:val="19"/>
+              </w:rPr>
+            </w:pPr>
+            <w:r>
+              <w:rPr>
+                <w:b/>
+                <w:sz w:val="19"/>
+              </w:rPr>
+              <w:t>Description</w:t>
+            </w:r>
+          </w:p>
+        </w:tc>
+      </w:tr>
+      <w:tr>
+        <w:tblPrEx>
+          <w:tblCellMar>
+            <w:top w:w="0" w:type="dxa"/>
+            <w:bottom w:w="0" w:type="dxa"/>
+          </w:tblCellMar>
+        </w:tblPrEx>
+        <w:tc>
+          <w:tcPr>
+            <w:tcW w:w="1701" w:type="dxa"/>
+          </w:tcPr>
+          <w:p>
+            <w:pPr>
+              <w:spacing w:after="0"/>
+              <w:rPr>
+                <w:sz w:val="19"/>
+              </w:rPr>
+            </w:pPr>
+            <w:r>
+              <w:rPr>
+                <w:sz w:val="19"/>
+              </w:rPr>
+              <w:t>matchEvent</w:t>
+            </w:r>
+          </w:p>
+        </w:tc>
+        <w:tc>
+          <w:tcPr>
+            <w:tcW w:w="1985" w:type="dxa"/>
+          </w:tcPr>
+          <w:p>
+            <w:pPr>
+              <w:spacing w:after="0"/>
+              <w:rPr>
+                <w:sz w:val="19"/>
+              </w:rPr>
+            </w:pPr>
+            <w:r>
+              <w:rPr>
+                <w:sz w:val="19"/>
+              </w:rPr>
+              <w:t>Called by the model</w:t>
+            </w:r>
+          </w:p>
+        </w:tc>
+        <w:tc>
+          <w:tcPr>
+            <w:tcW w:w="5387" w:type="dxa"/>
+          </w:tcPr>
+          <w:p>
+            <w:pPr>
+              <w:spacing w:after="0"/>
+              <w:rPr>
+                <w:sz w:val="19"/>
+              </w:rPr>
+            </w:pPr>
+            <w:r>
+              <w:rPr>
+                <w:sz w:val="19"/>
+              </w:rPr>
+              <w:t>Restarts matching after a reopening auction</w:t>
+            </w:r>
+          </w:p>
+        </w:tc>
+      </w:tr>
+      <w:tr>
+        <w:tblPrEx>
+          <w:tblCellMar>
+            <w:top w:w="0" w:type="dxa"/>
+            <w:bottom w:w="0" w:type="dxa"/>
+          </w:tblCellMar>
+        </w:tblPrEx>
+        <w:tc>
+          <w:tcPr>
+            <w:tcW w:w="1701" w:type="dxa"/>
+          </w:tcPr>
+          <w:p>
+            <w:pPr>
+              <w:spacing w:after="0"/>
+              <w:rPr>
+                <w:sz w:val="19"/>
+              </w:rPr>
+            </w:pPr>
+            <w:r>
+              <w:rPr>
+                <w:sz w:val="19"/>
+              </w:rPr>
+              <w:t>purgeEvent</w:t>
+            </w:r>
+          </w:p>
+        </w:tc>
+        <w:tc>
+          <w:tcPr>
+            <w:tcW w:w="1985" w:type="dxa"/>
+          </w:tcPr>
+          <w:p>
+            <w:pPr>
+              <w:spacing w:after="0"/>
+              <w:rPr>
+                <w:sz w:val="19"/>
+              </w:rPr>
+            </w:pPr>
+            <w:r>
+              <w:rPr>
+                <w:sz w:val="19"/>
+              </w:rPr>
+              <w:t>Every minute</w:t>
+            </w:r>
+          </w:p>
+        </w:tc>
+        <w:tc>
+          <w:tcPr>
+            <w:tcW w:w="5387" w:type="dxa"/>
+          </w:tcPr>
+          <w:p>
+            <w:pPr>
+              <w:spacing w:after="0"/>
+              <w:rPr>
+                <w:sz w:val="19"/>
+              </w:rPr>
+            </w:pPr>
+            <w:r>
+              <w:rPr>
+                <w:sz w:val="19"/>
+              </w:rPr>
+              <w:t>Removes the orders whose lifetime has expired</w:t>
+            </w:r>
+          </w:p>
+        </w:tc>
+      </w:tr>
+      <w:tr>
+        <w:tblPrEx>
+          <w:tblCellMar>
+            <w:top w:w="0" w:type="dxa"/>
+            <w:bottom w:w="0" w:type="dxa"/>
+          </w:tblCellMar>
+        </w:tblPrEx>
+        <w:tc>
+          <w:tcPr>
+            <w:tcW w:w="1701" w:type="dxa"/>
+          </w:tcPr>
+          <w:p>
+            <w:pPr>
+              <w:spacing w:after="0"/>
+              <w:rPr>
+                <w:sz w:val="19"/>
+              </w:rPr>
+            </w:pPr>
+            <w:r>
+              <w:rPr>
+                <w:sz w:val="19"/>
+              </w:rPr>
+              <w:t>dayEvent</w:t>
+            </w:r>
+          </w:p>
+        </w:tc>
+        <w:tc>
+          <w:tcPr>
+            <w:tcW w:w="1985" w:type="dxa"/>
+          </w:tcPr>
+          <w:p>
+            <w:pPr>
+              <w:spacing w:after="0"/>
+              <w:rPr>
+                <w:sz w:val="19"/>
+              </w:rPr>
+            </w:pPr>
+            <w:r>
+              <w:rPr>
+                <w:sz w:val="19"/>
+              </w:rPr>
+              <w:t>Every 510 minutes</w:t>
+            </w:r>
+          </w:p>
+        </w:tc>
+        <w:tc>
+          <w:tcPr>
+            <w:tcW w:w="5387" w:type="dxa"/>
+          </w:tcPr>
+          <w:p>
+            <w:pPr>
+              <w:spacing w:after="0"/>
+              <w:rPr>
+                <w:sz w:val="19"/>
+              </w:rPr>
+            </w:pPr>
+            <w:r>
+              <w:rPr>
+                <w:sz w:val="19"/>
+              </w:rPr>
+              <w:t>Starts a new trading day: the last price becomes the reference of the static collar</w:t>
+            </w:r>
+          </w:p>
+        </w:tc>
+      </w:tr>
+      <w:tr>
+        <w:tblPrEx>
+          <w:tblCellMar>
+            <w:top w:w="0" w:type="dxa"/>
+            <w:bottom w:w="0" w:type="dxa"/>
+          </w:tblCellMar>
+        </w:tblPrEx>
+        <w:tc>
+          <w:tcPr>
+            <w:tcW w:w="1701" w:type="dxa"/>
+          </w:tcPr>
+          <w:p>
+            <w:pPr>
+              <w:spacing w:after="0"/>
+              <w:rPr>
+                <w:sz w:val="19"/>
+              </w:rPr>
+            </w:pPr>
+            <w:r>
+              <w:rPr>
+                <w:sz w:val="19"/>
+              </w:rPr>
+              <w:t>maEvent</w:t>
+            </w:r>
+          </w:p>
+        </w:tc>
+        <w:tc>
+          <w:tcPr>
+            <w:tcW w:w="1985" w:type="dxa"/>
+          </w:tcPr>
+          <w:p>
+            <w:pPr>
+              <w:spacing w:after="0"/>
+              <w:rPr>
+                <w:sz w:val="19"/>
+              </w:rPr>
+            </w:pPr>
+            <w:r>
+              <w:rPr>
+                <w:sz w:val="19"/>
+              </w:rPr>
+              <w:t>Every minute</w:t>
+            </w:r>
+          </w:p>
+        </w:tc>
+        <w:tc>
+          <w:tcPr>
+            <w:tcW w:w="5387" w:type="dxa"/>
+          </w:tcPr>
+          <w:p>
+            <w:pPr>
+              <w:spacing w:after="0"/>
+              <w:rPr>
+                <w:sz w:val="19"/>
+              </w:rPr>
+            </w:pPr>
+            <w:r>
+              <w:rPr>
+                <w:sz w:val="19"/>
+              </w:rPr>
+              <w:t>Updates the moving average: ma = ma + (lastPrice - ma) / maWindow</w:t>
+            </w:r>
+          </w:p>
+        </w:tc>
+      </w:tr>
+    </w:tbl>
+    <w:p/>
     <w:p>
       <w:pPr>
         <w:pStyle w:val="Heading3"/>
       </w:pPr>
-      <w:bookmarkStart w:id="18" w:name="_Toc243648515"/>
+      <w:bookmarkStart w:id="23" w:name="_Toc243648802"/>
       <w:r>
         <w:t>Volatility Interruptions and Reopening Auction</w:t>
       </w:r>
-      <w:bookmarkEnd w:id="18"/>
+      <w:bookmarkEnd w:id="23"/>
+    </w:p>
+    <w:p>
+      <w:pPr>
+        <w:jc w:val="both"/>
+      </w:pPr>
+      <w:r>
+        <w:t>The volatility interruptions follow the Euronext trading safeguards for the constituents of its main indices, including the PSI. A reservation period starts when a trade would occur more than 3% away from the last traded price (dynamic collar) or more than 8% away from the reference price, which is the opening price or the price of the last auction (static collar). The reservation lasts 3 minutes and is extended to 10 minutes when the static collar is triggered again in the same direction on the same day. Trading then resumes through a reopening auction.</w:t>
+      </w:r>
+    </w:p>
+    <w:p>
+      <w:pPr>
+        <w:jc w:val="both"/>
+      </w:pPr>
+      <w:r>
+        <w:t>This mechanism is implemented with a statechart in the Stock agent type, shown in Figure 1 and described in Table 6. When a reservation starts, every agent receives a HALT message and new orders are kept in the pending queue; at the end of the auction, a REOPEN message is sent and continuous trading resumes.</w:t>
+      </w:r>
+    </w:p>
+    <w:p>
+      <w:pPr>
+        <w:keepNext/>
+        <w:jc w:val="center"/>
+      </w:pPr>
+      <w:r>
+        <w:rPr>
+          <w:noProof/>
+        </w:rPr>
+        <w:drawing>
+          <wp:inline distT="0" distB="0" distL="0" distR="0" wp14:anchorId="67AD71E5" wp14:editId="61947EC9">
+            <wp:extent cx="3420428" cy="2820709"/>
+            <wp:effectExtent l="0" t="0" r="8890" b="0"/>
+            <wp:docPr id="720286648" name="Picture 1"/>
+            <wp:cNvGraphicFramePr/>
+            <a:graphic xmlns:a="http://schemas.openxmlformats.org/drawingml/2006/main">
+              <a:graphicData uri="http://schemas.openxmlformats.org/drawingml/2006/picture">
+                <pic:pic xmlns:pic="http://schemas.openxmlformats.org/drawingml/2006/picture">
+                  <pic:nvPicPr>
+                    <pic:cNvPr id="720286648" name=""/>
+                    <pic:cNvPicPr/>
+                  </pic:nvPicPr>
+                  <pic:blipFill>
+                    <a:blip r:embed="rId7">
+                      <a:extLst>
+                        <a:ext uri="{28A0092B-C50C-407E-A947-70E740481C1C}">
+                          <a14:useLocalDpi xmlns:a14="http://schemas.microsoft.com/office/drawing/2010/main" val="0"/>
+                        </a:ext>
+                      </a:extLst>
+                    </a:blip>
+                    <a:stretch>
+                      <a:fillRect/>
+                    </a:stretch>
+                  </pic:blipFill>
+                  <pic:spPr>
+                    <a:xfrm>
+                      <a:off x="0" y="0"/>
+                      <a:ext cx="3420428" cy="2820709"/>
+                    </a:xfrm>
+                    <a:prstGeom prst="rect">
+                      <a:avLst/>
+                    </a:prstGeom>
+                  </pic:spPr>
+                </pic:pic>
+              </a:graphicData>
+            </a:graphic>
+          </wp:inline>
+        </w:drawing>
+      </w:r>
+    </w:p>
+    <w:p>
+      <w:pPr>
+        <w:pStyle w:val="Caption"/>
+        <w:jc w:val="center"/>
+      </w:pPr>
+      <w:bookmarkStart w:id="24" w:name="_Toc243648845"/>
+      <w:r>
+        <w:t xml:space="preserve">Figure </w:t>
+      </w:r>
+      <w:fldSimple w:instr=" SEQ Figure \* ARABIC ">
+        <w:r>
+          <w:rPr>
+            <w:noProof/>
+          </w:rPr>
+          <w:t>1</w:t>
+        </w:r>
+      </w:fldSimple>
+      <w:r>
+        <w:t xml:space="preserve"> - Statechart defining the trading phases of the Stock agent type</w:t>
+      </w:r>
+      <w:bookmarkEnd w:id="24"/>
+    </w:p>
+    <w:p>
+      <w:pPr>
+        <w:pStyle w:val="Caption"/>
+        <w:jc w:val="center"/>
+      </w:pPr>
+      <w:bookmarkStart w:id="25" w:name="_Toc243648853"/>
+      <w:r>
+        <w:lastRenderedPageBreak/>
+        <w:t xml:space="preserve">Table </w:t>
+      </w:r>
+      <w:fldSimple w:instr=" SEQ Table \* ARABIC ">
+        <w:r>
+          <w:rPr>
+            <w:noProof/>
+          </w:rPr>
+          <w:t>6</w:t>
+        </w:r>
+      </w:fldSimple>
+      <w:r>
+        <w:t xml:space="preserve"> - States and transitions of the Stock agent type statechart</w:t>
+      </w:r>
+      <w:bookmarkEnd w:id="25"/>
+    </w:p>
+    <w:tbl>
+      <w:tblPr>
+        <w:tblW w:w="9072" w:type="dxa"/>
+        <w:tblInd w:w="-5" w:type="dxa"/>
+        <w:tblBorders>
+          <w:top w:val="single" w:sz="4" w:space="0" w:color="auto"/>
+          <w:left w:val="single" w:sz="4" w:space="0" w:color="auto"/>
+          <w:bottom w:val="single" w:sz="4" w:space="0" w:color="auto"/>
+          <w:right w:val="single" w:sz="4" w:space="0" w:color="auto"/>
+          <w:insideH w:val="single" w:sz="4" w:space="0" w:color="auto"/>
+          <w:insideV w:val="single" w:sz="4" w:space="0" w:color="auto"/>
+        </w:tblBorders>
+        <w:tblLayout w:type="fixed"/>
+        <w:tblLook w:val="0000" w:firstRow="0" w:lastRow="0" w:firstColumn="0" w:lastColumn="0" w:noHBand="0" w:noVBand="0"/>
+      </w:tblPr>
+      <w:tblGrid>
+        <w:gridCol w:w="1814"/>
+        <w:gridCol w:w="3119"/>
+        <w:gridCol w:w="4139"/>
+      </w:tblGrid>
+      <w:tr>
+        <w:tblPrEx>
+          <w:tblCellMar>
+            <w:top w:w="0" w:type="dxa"/>
+            <w:bottom w:w="0" w:type="dxa"/>
+          </w:tblCellMar>
+        </w:tblPrEx>
+        <w:trPr>
+          <w:tblHeader/>
+        </w:trPr>
+        <w:tc>
+          <w:tcPr>
+            <w:tcW w:w="1814" w:type="dxa"/>
+            <w:shd w:val="clear" w:color="auto" w:fill="E6E6E6"/>
+          </w:tcPr>
+          <w:p>
+            <w:pPr>
+              <w:spacing w:after="0"/>
+              <w:rPr>
+                <w:b/>
+                <w:sz w:val="19"/>
+              </w:rPr>
+            </w:pPr>
+            <w:r>
+              <w:rPr>
+                <w:b/>
+                <w:sz w:val="19"/>
+              </w:rPr>
+              <w:t>State</w:t>
+            </w:r>
+          </w:p>
+        </w:tc>
+        <w:tc>
+          <w:tcPr>
+            <w:tcW w:w="3119" w:type="dxa"/>
+            <w:shd w:val="clear" w:color="auto" w:fill="E6E6E6"/>
+          </w:tcPr>
+          <w:p>
+            <w:pPr>
+              <w:spacing w:after="0"/>
+              <w:rPr>
+                <w:b/>
+                <w:sz w:val="19"/>
+              </w:rPr>
+            </w:pPr>
+            <w:r>
+              <w:rPr>
+                <w:b/>
+                <w:sz w:val="19"/>
+              </w:rPr>
+              <w:t>Meaning</w:t>
+            </w:r>
+          </w:p>
+        </w:tc>
+        <w:tc>
+          <w:tcPr>
+            <w:tcW w:w="4139" w:type="dxa"/>
+            <w:shd w:val="clear" w:color="auto" w:fill="E6E6E6"/>
+          </w:tcPr>
+          <w:p>
+            <w:pPr>
+              <w:spacing w:after="0"/>
+              <w:rPr>
+                <w:b/>
+                <w:sz w:val="19"/>
+              </w:rPr>
+            </w:pPr>
+            <w:r>
+              <w:rPr>
+                <w:b/>
+                <w:sz w:val="19"/>
+              </w:rPr>
+              <w:t>Transitions</w:t>
+            </w:r>
+          </w:p>
+        </w:tc>
+      </w:tr>
+      <w:tr>
+        <w:tblPrEx>
+          <w:tblCellMar>
+            <w:top w:w="0" w:type="dxa"/>
+            <w:bottom w:w="0" w:type="dxa"/>
+          </w:tblCellMar>
+        </w:tblPrEx>
+        <w:tc>
+          <w:tcPr>
+            <w:tcW w:w="1814" w:type="dxa"/>
+          </w:tcPr>
+          <w:p>
+            <w:pPr>
+              <w:spacing w:after="0"/>
+              <w:rPr>
+                <w:sz w:val="19"/>
+              </w:rPr>
+            </w:pPr>
+            <w:r>
+              <w:rPr>
+                <w:sz w:val="19"/>
+              </w:rPr>
+              <w:t>Continuous</w:t>
+            </w:r>
+          </w:p>
+        </w:tc>
+        <w:tc>
+          <w:tcPr>
+            <w:tcW w:w="3119" w:type="dxa"/>
+          </w:tcPr>
+          <w:p>
+            <w:pPr>
+              <w:spacing w:after="0"/>
+              <w:rPr>
+                <w:sz w:val="19"/>
+              </w:rPr>
+            </w:pPr>
+            <w:r>
+              <w:rPr>
+                <w:sz w:val="19"/>
+              </w:rPr>
+              <w:t>Continuous trading (initial state)</w:t>
+            </w:r>
+          </w:p>
+        </w:tc>
+        <w:tc>
+          <w:tcPr>
+            <w:tcW w:w="4139" w:type="dxa"/>
+          </w:tcPr>
+          <w:p>
+            <w:pPr>
+              <w:spacing w:after="0"/>
+              <w:rPr>
+                <w:sz w:val="19"/>
+              </w:rPr>
+            </w:pPr>
+            <w:r>
+              <w:rPr>
+                <w:sz w:val="19"/>
+              </w:rPr>
+              <w:t>To ReservDynamic on message DYNAMIC; to ReservStatic on STATIC; to ReservStatic10 on STATIC_REPEAT</w:t>
+            </w:r>
+          </w:p>
+        </w:tc>
+      </w:tr>
+      <w:tr>
+        <w:tblPrEx>
+          <w:tblCellMar>
+            <w:top w:w="0" w:type="dxa"/>
+            <w:bottom w:w="0" w:type="dxa"/>
+          </w:tblCellMar>
+        </w:tblPrEx>
+        <w:tc>
+          <w:tcPr>
+            <w:tcW w:w="1814" w:type="dxa"/>
+          </w:tcPr>
+          <w:p>
+            <w:pPr>
+              <w:spacing w:after="0"/>
+              <w:rPr>
+                <w:sz w:val="19"/>
+              </w:rPr>
+            </w:pPr>
+            <w:r>
+              <w:rPr>
+                <w:sz w:val="19"/>
+              </w:rPr>
+              <w:t>ReservDynamic</w:t>
+            </w:r>
+          </w:p>
+        </w:tc>
+        <w:tc>
+          <w:tcPr>
+            <w:tcW w:w="3119" w:type="dxa"/>
+          </w:tcPr>
+          <w:p>
+            <w:pPr>
+              <w:spacing w:after="0"/>
+              <w:rPr>
+                <w:sz w:val="19"/>
+              </w:rPr>
+            </w:pPr>
+            <w:r>
+              <w:rPr>
+                <w:sz w:val="19"/>
+              </w:rPr>
+              <w:t>Reservation after a breach of the dynamic collar</w:t>
+            </w:r>
+          </w:p>
+        </w:tc>
+        <w:tc>
+          <w:tcPr>
+            <w:tcW w:w="4139" w:type="dxa"/>
+          </w:tcPr>
+          <w:p>
+            <w:pPr>
+              <w:spacing w:after="0"/>
+              <w:rPr>
+                <w:sz w:val="19"/>
+              </w:rPr>
+            </w:pPr>
+            <w:r>
+              <w:rPr>
+                <w:sz w:val="19"/>
+              </w:rPr>
+              <w:t>To Auction after haltShort (3 min)</w:t>
+            </w:r>
+          </w:p>
+        </w:tc>
+      </w:tr>
+      <w:tr>
+        <w:tblPrEx>
+          <w:tblCellMar>
+            <w:top w:w="0" w:type="dxa"/>
+            <w:bottom w:w="0" w:type="dxa"/>
+          </w:tblCellMar>
+        </w:tblPrEx>
+        <w:tc>
+          <w:tcPr>
+            <w:tcW w:w="1814" w:type="dxa"/>
+          </w:tcPr>
+          <w:p>
+            <w:pPr>
+              <w:spacing w:after="0"/>
+              <w:rPr>
+                <w:sz w:val="19"/>
+              </w:rPr>
+            </w:pPr>
+            <w:r>
+              <w:rPr>
+                <w:sz w:val="19"/>
+              </w:rPr>
+              <w:t>ReservStatic</w:t>
+            </w:r>
+          </w:p>
+        </w:tc>
+        <w:tc>
+          <w:tcPr>
+            <w:tcW w:w="3119" w:type="dxa"/>
+          </w:tcPr>
+          <w:p>
+            <w:pPr>
+              <w:spacing w:after="0"/>
+              <w:rPr>
+                <w:sz w:val="19"/>
+              </w:rPr>
+            </w:pPr>
+            <w:r>
+              <w:rPr>
+                <w:sz w:val="19"/>
+              </w:rPr>
+              <w:t>Reservation after a breach of the static collar</w:t>
+            </w:r>
+          </w:p>
+        </w:tc>
+        <w:tc>
+          <w:tcPr>
+            <w:tcW w:w="4139" w:type="dxa"/>
+          </w:tcPr>
+          <w:p>
+            <w:pPr>
+              <w:spacing w:after="0"/>
+              <w:rPr>
+                <w:sz w:val="19"/>
+              </w:rPr>
+            </w:pPr>
+            <w:r>
+              <w:rPr>
+                <w:sz w:val="19"/>
+              </w:rPr>
+              <w:t>To Auction after haltShort (3 min)</w:t>
+            </w:r>
+          </w:p>
+        </w:tc>
+      </w:tr>
+      <w:tr>
+        <w:tblPrEx>
+          <w:tblCellMar>
+            <w:top w:w="0" w:type="dxa"/>
+            <w:bottom w:w="0" w:type="dxa"/>
+          </w:tblCellMar>
+        </w:tblPrEx>
+        <w:tc>
+          <w:tcPr>
+            <w:tcW w:w="1814" w:type="dxa"/>
+          </w:tcPr>
+          <w:p>
+            <w:pPr>
+              <w:spacing w:after="0"/>
+              <w:rPr>
+                <w:sz w:val="19"/>
+              </w:rPr>
+            </w:pPr>
+            <w:r>
+              <w:rPr>
+                <w:sz w:val="19"/>
+              </w:rPr>
+              <w:t>ReservStatic10</w:t>
+            </w:r>
+          </w:p>
+        </w:tc>
+        <w:tc>
+          <w:tcPr>
+            <w:tcW w:w="3119" w:type="dxa"/>
+          </w:tcPr>
+          <w:p>
+            <w:pPr>
+              <w:spacing w:after="0"/>
+              <w:rPr>
+                <w:sz w:val="19"/>
+              </w:rPr>
+            </w:pPr>
+            <w:r>
+              <w:rPr>
+                <w:sz w:val="19"/>
+              </w:rPr>
+              <w:t>Static collar breached again in the same direction</w:t>
+            </w:r>
+          </w:p>
+        </w:tc>
+        <w:tc>
+          <w:tcPr>
+            <w:tcW w:w="4139" w:type="dxa"/>
+          </w:tcPr>
+          <w:p>
+            <w:pPr>
+              <w:spacing w:after="0"/>
+              <w:rPr>
+                <w:sz w:val="19"/>
+              </w:rPr>
+            </w:pPr>
+            <w:r>
+              <w:rPr>
+                <w:sz w:val="19"/>
+              </w:rPr>
+              <w:t>To Auction after haltLong (10 min)</w:t>
+            </w:r>
+          </w:p>
+        </w:tc>
+      </w:tr>
+      <w:tr>
+        <w:tblPrEx>
+          <w:tblCellMar>
+            <w:top w:w="0" w:type="dxa"/>
+            <w:bottom w:w="0" w:type="dxa"/>
+          </w:tblCellMar>
+        </w:tblPrEx>
+        <w:tc>
+          <w:tcPr>
+            <w:tcW w:w="1814" w:type="dxa"/>
+          </w:tcPr>
+          <w:p>
+            <w:pPr>
+              <w:spacing w:after="0"/>
+              <w:rPr>
+                <w:sz w:val="19"/>
+              </w:rPr>
+            </w:pPr>
+            <w:r>
+              <w:rPr>
+                <w:sz w:val="19"/>
+              </w:rPr>
+              <w:t>Auction</w:t>
+            </w:r>
+          </w:p>
+        </w:tc>
+        <w:tc>
+          <w:tcPr>
+            <w:tcW w:w="3119" w:type="dxa"/>
+          </w:tcPr>
+          <w:p>
+            <w:pPr>
+              <w:spacing w:after="0"/>
+              <w:rPr>
+                <w:sz w:val="19"/>
+              </w:rPr>
+            </w:pPr>
+            <w:r>
+              <w:rPr>
+                <w:sz w:val="19"/>
+              </w:rPr>
+              <w:t>Reopening auction: the pending orders enter the book</w:t>
+            </w:r>
+          </w:p>
+        </w:tc>
+        <w:tc>
+          <w:tcPr>
+            <w:tcW w:w="4139" w:type="dxa"/>
+          </w:tcPr>
+          <w:p>
+            <w:pPr>
+              <w:spacing w:after="0"/>
+              <w:rPr>
+                <w:sz w:val="19"/>
+              </w:rPr>
+            </w:pPr>
+            <w:r>
+              <w:rPr>
+                <w:sz w:val="19"/>
+              </w:rPr>
+              <w:t>To Continuous after 0.01 min, executing runAuction() and endHalt()</w:t>
+            </w:r>
+          </w:p>
+        </w:tc>
+      </w:tr>
+    </w:tbl>
+    <w:p/>
+    <w:p>
+      <w:pPr>
+        <w:jc w:val="both"/>
+      </w:pPr>
+      <w:r>
+        <w:t>The reopening auction sets a single uncrossing price. For every candidate price p (the limit prices present in the book), the demand is the quantity of bids with a price greater than or equal to p and the supply is the quantity of asks with a price lower than or equal to p; the executable volume is the minimum of the two. The auction selects the price with the largest executable volume and, in case of a tie, the one closest to the last traded price. All crossing orders are executed at that single price, which becomes the new reference price of the static collar.</w:t>
+      </w:r>
+    </w:p>
+    <w:p>
+      <w:pPr>
+        <w:jc w:val="both"/>
+      </w:pPr>
+      <w:r>
+        <w:t>Figure 2 shows the mechanism at work in a deliberately volatile market (noise traders with a price dispersion of 5%): every HALT is followed by a REOPEN 3.01 minutes later, that is, the 3-minute reservation plus the auction.</w:t>
+      </w:r>
+    </w:p>
+    <w:p>
+      <w:pPr>
+        <w:keepNext/>
+        <w:jc w:val="center"/>
+      </w:pPr>
+      <w:r>
+        <w:rPr>
+          <w:noProof/>
+        </w:rPr>
+        <w:drawing>
+          <wp:inline distT="0" distB="0" distL="0" distR="0" wp14:anchorId="7F6C3A2E" wp14:editId="1066A6DA">
+            <wp:extent cx="2160270" cy="3503141"/>
+            <wp:effectExtent l="0" t="0" r="0" b="2540"/>
+            <wp:docPr id="83716407" name="Picture 2"/>
+            <wp:cNvGraphicFramePr/>
+            <a:graphic xmlns:a="http://schemas.openxmlformats.org/drawingml/2006/main">
+              <a:graphicData uri="http://schemas.openxmlformats.org/drawingml/2006/picture">
+                <pic:pic xmlns:pic="http://schemas.openxmlformats.org/drawingml/2006/picture">
+                  <pic:nvPicPr>
+                    <pic:cNvPr id="83716407" name=""/>
+                    <pic:cNvPicPr/>
+                  </pic:nvPicPr>
+                  <pic:blipFill>
+                    <a:blip r:embed="rId8">
+                      <a:extLst>
+                        <a:ext uri="{28A0092B-C50C-407E-A947-70E740481C1C}">
+                          <a14:useLocalDpi xmlns:a14="http://schemas.microsoft.com/office/drawing/2010/main" val="0"/>
+                        </a:ext>
+                      </a:extLst>
+                    </a:blip>
+                    <a:stretch>
+                      <a:fillRect/>
+                    </a:stretch>
+                  </pic:blipFill>
+                  <pic:spPr>
+                    <a:xfrm>
+                      <a:off x="0" y="0"/>
+                      <a:ext cx="2160270" cy="3503141"/>
+                    </a:xfrm>
+                    <a:prstGeom prst="rect">
+                      <a:avLst/>
+                    </a:prstGeom>
+                  </pic:spPr>
+                </pic:pic>
+              </a:graphicData>
+            </a:graphic>
+          </wp:inline>
+        </w:drawing>
+      </w:r>
+    </w:p>
+    <w:p>
+      <w:pPr>
+        <w:pStyle w:val="Caption"/>
+        <w:jc w:val="center"/>
+      </w:pPr>
+      <w:bookmarkStart w:id="26" w:name="_Toc243648846"/>
+      <w:r>
+        <w:t xml:space="preserve">Figure </w:t>
+      </w:r>
+      <w:fldSimple w:instr=" SEQ Figure \* ARABIC ">
+        <w:r>
+          <w:rPr>
+            <w:noProof/>
+          </w:rPr>
+          <w:t>2</w:t>
+        </w:r>
+      </w:fldSimple>
+      <w:r>
+        <w:t xml:space="preserve"> - Reservation periods in a volatile market: every HALT is followed by a REOPEN 3.01 minutes later</w:t>
+      </w:r>
+      <w:bookmarkEnd w:id="26"/>
     </w:p>
     <w:p>
       <w:pPr>
         <w:pStyle w:val="Heading3"/>
       </w:pPr>
-      <w:bookmarkStart w:id="19" w:name="_Toc243648516"/>
-      <w:r>
+      <w:bookmarkStart w:id="27" w:name="_Toc243648803"/>
+      <w:r>
+        <w:lastRenderedPageBreak/>
         <w:t>Fundamentalist agent type</w:t>
       </w:r>
-      <w:bookmarkEnd w:id="19"/>
+      <w:bookmarkEnd w:id="27"/>
     </w:p>
     <w:p>
       <w:pPr>
         <w:pStyle w:val="Heading3"/>
       </w:pPr>
-      <w:bookmarkStart w:id="20" w:name="_Toc243648517"/>
+      <w:bookmarkStart w:id="28" w:name="_Toc243648804"/>
       <w:r>
         <w:t>Trend Follower agent type and Herding</w:t>
       </w:r>
-      <w:bookmarkEnd w:id="20"/>
+      <w:bookmarkEnd w:id="28"/>
     </w:p>
     <w:p>
       <w:pPr>
         <w:pStyle w:val="Heading3"/>
       </w:pPr>
-      <w:bookmarkStart w:id="21" w:name="_Toc243648518"/>
+      <w:bookmarkStart w:id="29" w:name="_Toc243648805"/>
       <w:r>
         <w:t>Noise Trader agent type</w:t>
       </w:r>
-      <w:bookmarkEnd w:id="21"/>
-    </w:p>
+      <w:bookmarkEnd w:id="29"/>
+    </w:p>
+    <w:p>
+      <w:pPr>
+        <w:jc w:val="both"/>
+      </w:pPr>
+      <w:r>
+        <w:t>Noise traders represent uninformed participants and provide the baseline trading volume and liquidity of the market. They have no statechart: each noise trader submits orders at random instants, according to a Poisson process with rate noiseRate per minute. Each order is a buy or a sell with equal probability, has a limit price drawn from a normal distribution centred on the mid price with relative standard deviation noiseSigma, and a quantity drawn uniformly between 100 and 1000 shares. Noise traders keep submitting orders during reservation periods; these orders wait in the pending queue and take part in the reopening auction, as in the real market.</w:t>
+      </w:r>
+    </w:p>
+    <w:p>
+      <w:pPr>
+        <w:pStyle w:val="Caption"/>
+        <w:jc w:val="center"/>
+      </w:pPr>
+      <w:bookmarkStart w:id="30" w:name="_Toc243648854"/>
+      <w:r>
+        <w:t xml:space="preserve">Table </w:t>
+      </w:r>
+      <w:fldSimple w:instr=" SEQ Table \* ARABIC ">
+        <w:r>
+          <w:rPr>
+            <w:noProof/>
+          </w:rPr>
+          <w:t>7</w:t>
+        </w:r>
+      </w:fldSimple>
+      <w:r>
+        <w:t xml:space="preserve"> - Key variables and events present in the Noise Trader agent type</w:t>
+      </w:r>
+      <w:bookmarkEnd w:id="30"/>
+    </w:p>
+    <w:tbl>
+      <w:tblPr>
+        <w:tblW w:w="9072" w:type="dxa"/>
+        <w:tblInd w:w="-5" w:type="dxa"/>
+        <w:tblBorders>
+          <w:top w:val="single" w:sz="4" w:space="0" w:color="auto"/>
+          <w:left w:val="single" w:sz="4" w:space="0" w:color="auto"/>
+          <w:bottom w:val="single" w:sz="4" w:space="0" w:color="auto"/>
+          <w:right w:val="single" w:sz="4" w:space="0" w:color="auto"/>
+          <w:insideH w:val="single" w:sz="4" w:space="0" w:color="auto"/>
+          <w:insideV w:val="single" w:sz="4" w:space="0" w:color="auto"/>
+        </w:tblBorders>
+        <w:tblLayout w:type="fixed"/>
+        <w:tblLook w:val="0000" w:firstRow="0" w:lastRow="0" w:firstColumn="0" w:lastColumn="0" w:noHBand="0" w:noVBand="0"/>
+      </w:tblPr>
+      <w:tblGrid>
+        <w:gridCol w:w="1701"/>
+        <w:gridCol w:w="2381"/>
+        <w:gridCol w:w="4990"/>
+      </w:tblGrid>
+      <w:tr>
+        <w:tblPrEx>
+          <w:tblCellMar>
+            <w:top w:w="0" w:type="dxa"/>
+            <w:bottom w:w="0" w:type="dxa"/>
+          </w:tblCellMar>
+        </w:tblPrEx>
+        <w:trPr>
+          <w:tblHeader/>
+        </w:trPr>
+        <w:tc>
+          <w:tcPr>
+            <w:tcW w:w="1701" w:type="dxa"/>
+            <w:shd w:val="clear" w:color="auto" w:fill="E6E6E6"/>
+          </w:tcPr>
+          <w:p>
+            <w:pPr>
+              <w:spacing w:after="0"/>
+              <w:rPr>
+                <w:b/>
+                <w:sz w:val="19"/>
+              </w:rPr>
+            </w:pPr>
+            <w:r>
+              <w:rPr>
+                <w:b/>
+                <w:sz w:val="19"/>
+              </w:rPr>
+              <w:t>Name</w:t>
+            </w:r>
+          </w:p>
+        </w:tc>
+        <w:tc>
+          <w:tcPr>
+            <w:tcW w:w="2381" w:type="dxa"/>
+            <w:shd w:val="clear" w:color="auto" w:fill="E6E6E6"/>
+          </w:tcPr>
+          <w:p>
+            <w:pPr>
+              <w:spacing w:after="0"/>
+              <w:rPr>
+                <w:b/>
+                <w:sz w:val="19"/>
+              </w:rPr>
+            </w:pPr>
+            <w:r>
+              <w:rPr>
+                <w:b/>
+                <w:sz w:val="19"/>
+              </w:rPr>
+              <w:t>Type</w:t>
+            </w:r>
+          </w:p>
+        </w:tc>
+        <w:tc>
+          <w:tcPr>
+            <w:tcW w:w="4990" w:type="dxa"/>
+            <w:shd w:val="clear" w:color="auto" w:fill="E6E6E6"/>
+          </w:tcPr>
+          <w:p>
+            <w:pPr>
+              <w:spacing w:after="0"/>
+              <w:rPr>
+                <w:b/>
+                <w:sz w:val="19"/>
+              </w:rPr>
+            </w:pPr>
+            <w:r>
+              <w:rPr>
+                <w:b/>
+                <w:sz w:val="19"/>
+              </w:rPr>
+              <w:t>Description</w:t>
+            </w:r>
+          </w:p>
+        </w:tc>
+      </w:tr>
+      <w:tr>
+        <w:tblPrEx>
+          <w:tblCellMar>
+            <w:top w:w="0" w:type="dxa"/>
+            <w:bottom w:w="0" w:type="dxa"/>
+          </w:tblCellMar>
+        </w:tblPrEx>
+        <w:tc>
+          <w:tcPr>
+            <w:tcW w:w="1701" w:type="dxa"/>
+          </w:tcPr>
+          <w:p>
+            <w:pPr>
+              <w:spacing w:after="0"/>
+              <w:rPr>
+                <w:sz w:val="19"/>
+              </w:rPr>
+            </w:pPr>
+            <w:r>
+              <w:rPr>
+                <w:sz w:val="19"/>
+              </w:rPr>
+              <w:t>cash</w:t>
+            </w:r>
+          </w:p>
+        </w:tc>
+        <w:tc>
+          <w:tcPr>
+            <w:tcW w:w="2381" w:type="dxa"/>
+          </w:tcPr>
+          <w:p>
+            <w:pPr>
+              <w:spacing w:after="0"/>
+              <w:rPr>
+                <w:sz w:val="19"/>
+              </w:rPr>
+            </w:pPr>
+            <w:r>
+              <w:rPr>
+                <w:sz w:val="19"/>
+              </w:rPr>
+              <w:t>Variable (double)</w:t>
+            </w:r>
+          </w:p>
+        </w:tc>
+        <w:tc>
+          <w:tcPr>
+            <w:tcW w:w="4990" w:type="dxa"/>
+          </w:tcPr>
+          <w:p>
+            <w:pPr>
+              <w:spacing w:after="0"/>
+              <w:rPr>
+                <w:sz w:val="19"/>
+              </w:rPr>
+            </w:pPr>
+            <w:r>
+              <w:rPr>
+                <w:sz w:val="19"/>
+              </w:rPr>
+              <w:t>Available cash; set to a very large value so that noise traders are never constrained</w:t>
+            </w:r>
+          </w:p>
+        </w:tc>
+      </w:tr>
+      <w:tr>
+        <w:tblPrEx>
+          <w:tblCellMar>
+            <w:top w:w="0" w:type="dxa"/>
+            <w:bottom w:w="0" w:type="dxa"/>
+          </w:tblCellMar>
+        </w:tblPrEx>
+        <w:tc>
+          <w:tcPr>
+            <w:tcW w:w="1701" w:type="dxa"/>
+          </w:tcPr>
+          <w:p>
+            <w:pPr>
+              <w:spacing w:after="0"/>
+              <w:rPr>
+                <w:sz w:val="19"/>
+              </w:rPr>
+            </w:pPr>
+            <w:r>
+              <w:rPr>
+                <w:sz w:val="19"/>
+              </w:rPr>
+              <w:t>position</w:t>
+            </w:r>
+          </w:p>
+        </w:tc>
+        <w:tc>
+          <w:tcPr>
+            <w:tcW w:w="2381" w:type="dxa"/>
+          </w:tcPr>
+          <w:p>
+            <w:pPr>
+              <w:spacing w:after="0"/>
+              <w:rPr>
+                <w:sz w:val="19"/>
+              </w:rPr>
+            </w:pPr>
+            <w:r>
+              <w:rPr>
+                <w:sz w:val="19"/>
+              </w:rPr>
+              <w:t>Variable (int)</w:t>
+            </w:r>
+          </w:p>
+        </w:tc>
+        <w:tc>
+          <w:tcPr>
+            <w:tcW w:w="4990" w:type="dxa"/>
+          </w:tcPr>
+          <w:p>
+            <w:pPr>
+              <w:spacing w:after="0"/>
+              <w:rPr>
+                <w:sz w:val="19"/>
+              </w:rPr>
+            </w:pPr>
+            <w:r>
+              <w:rPr>
+                <w:sz w:val="19"/>
+              </w:rPr>
+              <w:t>Number of shares held (may become negative)</w:t>
+            </w:r>
+          </w:p>
+        </w:tc>
+      </w:tr>
+      <w:tr>
+        <w:tblPrEx>
+          <w:tblCellMar>
+            <w:top w:w="0" w:type="dxa"/>
+            <w:bottom w:w="0" w:type="dxa"/>
+          </w:tblCellMar>
+        </w:tblPrEx>
+        <w:tc>
+          <w:tcPr>
+            <w:tcW w:w="1701" w:type="dxa"/>
+          </w:tcPr>
+          <w:p>
+            <w:pPr>
+              <w:spacing w:after="0"/>
+              <w:rPr>
+                <w:sz w:val="19"/>
+              </w:rPr>
+            </w:pPr>
+            <w:r>
+              <w:rPr>
+                <w:sz w:val="19"/>
+              </w:rPr>
+              <w:t>trade</w:t>
+            </w:r>
+          </w:p>
+        </w:tc>
+        <w:tc>
+          <w:tcPr>
+            <w:tcW w:w="2381" w:type="dxa"/>
+          </w:tcPr>
+          <w:p>
+            <w:pPr>
+              <w:spacing w:after="0"/>
+              <w:rPr>
+                <w:sz w:val="19"/>
+              </w:rPr>
+            </w:pPr>
+            <w:r>
+              <w:rPr>
+                <w:sz w:val="19"/>
+              </w:rPr>
+              <w:t>Event (rate noiseRate)</w:t>
+            </w:r>
+          </w:p>
+        </w:tc>
+        <w:tc>
+          <w:tcPr>
+            <w:tcW w:w="4990" w:type="dxa"/>
+          </w:tcPr>
+          <w:p>
+            <w:pPr>
+              <w:spacing w:after="0"/>
+              <w:rPr>
+                <w:sz w:val="19"/>
+              </w:rPr>
+            </w:pPr>
+            <w:r>
+              <w:rPr>
+                <w:sz w:val="19"/>
+              </w:rPr>
+              <w:t>Submits a random buy or sell order around the mid price</w:t>
+            </w:r>
+          </w:p>
+        </w:tc>
+      </w:tr>
+    </w:tbl>
+    <w:p/>
     <w:p>
       <w:pPr>
         <w:pStyle w:val="Heading3"/>
       </w:pPr>
-      <w:bookmarkStart w:id="22" w:name="_Toc243648519"/>
+      <w:bookmarkStart w:id="31" w:name="_Toc243648806"/>
       <w:r>
         <w:t>Market Maker agent type</w:t>
       </w:r>
-      <w:bookmarkEnd w:id="22"/>
+      <w:bookmarkEnd w:id="31"/>
     </w:p>
     <w:p>
       <w:pPr>
         <w:pStyle w:val="Heading3"/>
       </w:pPr>
-      <w:bookmarkStart w:id="23" w:name="_Toc243648520"/>
+      <w:bookmarkStart w:id="32" w:name="_Toc243648807"/>
       <w:r>
         <w:t>News agent type</w:t>
       </w:r>
-      <w:bookmarkEnd w:id="23"/>
+      <w:bookmarkEnd w:id="32"/>
     </w:p>
     <w:p>
       <w:pPr>
         <w:pStyle w:val="Heading1"/>
       </w:pPr>
-      <w:bookmarkStart w:id="24" w:name="_Toc243648521"/>
-      <w:r>
+      <w:bookmarkStart w:id="33" w:name="_Toc243648808"/>
+      <w:r>
+        <w:lastRenderedPageBreak/>
         <w:t>Simulation Interface and User Controls</w:t>
       </w:r>
-      <w:bookmarkEnd w:id="24"/>
+      <w:bookmarkEnd w:id="33"/>
     </w:p>
     <w:p>
       <w:pPr>
         <w:pStyle w:val="Heading2"/>
       </w:pPr>
-      <w:bookmarkStart w:id="25" w:name="_Toc243648522"/>
+      <w:bookmarkStart w:id="34" w:name="_Toc243648809"/>
       <w:r>
         <w:t>Initial Setup Page</w:t>
       </w:r>
-      <w:bookmarkEnd w:id="25"/>
+      <w:bookmarkEnd w:id="34"/>
     </w:p>
     <w:p>
       <w:pPr>
         <w:pStyle w:val="Heading2"/>
       </w:pPr>
-      <w:bookmarkStart w:id="26" w:name="_Toc243648523"/>
+      <w:bookmarkStart w:id="35" w:name="_Toc243648810"/>
       <w:r>
         <w:t>Dashboard</w:t>
       </w:r>
-      <w:bookmarkEnd w:id="26"/>
+      <w:bookmarkEnd w:id="35"/>
     </w:p>
     <w:p>
       <w:pPr>
         <w:pStyle w:val="Heading2"/>
       </w:pPr>
-      <w:bookmarkStart w:id="27" w:name="_Toc243648524"/>
+      <w:bookmarkStart w:id="36" w:name="_Toc243648811"/>
       <w:r>
         <w:t>Data Export</w:t>
       </w:r>
-      <w:bookmarkEnd w:id="27"/>
+      <w:bookmarkEnd w:id="36"/>
     </w:p>
     <w:p>
       <w:pPr>
         <w:pStyle w:val="Heading1"/>
       </w:pPr>
-      <w:bookmarkStart w:id="28" w:name="_Toc243648525"/>
-      <w:r>
+      <w:bookmarkStart w:id="37" w:name="_Toc243648812"/>
+      <w:r>
+        <w:lastRenderedPageBreak/>
         <w:t>Verification, Calibration and Validation</w:t>
       </w:r>
-      <w:bookmarkEnd w:id="28"/>
+      <w:bookmarkEnd w:id="37"/>
     </w:p>
     <w:p>
       <w:pPr>
         <w:pStyle w:val="Heading2"/>
       </w:pPr>
-      <w:bookmarkStart w:id="29" w:name="_Toc243648526"/>
+      <w:bookmarkStart w:id="38" w:name="_Toc243648813"/>
       <w:r>
         <w:t>Order Book Tests</w:t>
       </w:r>
-      <w:bookmarkEnd w:id="29"/>
+      <w:bookmarkEnd w:id="38"/>
+    </w:p>
+    <w:p>
+      <w:pPr>
+        <w:jc w:val="both"/>
+      </w:pPr>
+      <w:r>
+        <w:t>Before any trading agent was added, the order book was verified with six scripted tests (function testBook), run with no agents in the model. Each test submits known orders and checks that the resulting state of the book is the expected one. The tests are run again after every change to the Stock agent type. Table 8 describes them and Figure 3 shows the output of the last run, in which all checks passed.</w:t>
+      </w:r>
+    </w:p>
+    <w:p>
+      <w:pPr>
+        <w:pStyle w:val="Caption"/>
+        <w:jc w:val="center"/>
+      </w:pPr>
+      <w:bookmarkStart w:id="39" w:name="_Toc243648855"/>
+      <w:r>
+        <w:t xml:space="preserve">Table </w:t>
+      </w:r>
+      <w:fldSimple w:instr=" SEQ Table \* ARABIC ">
+        <w:r>
+          <w:rPr>
+            <w:noProof/>
+          </w:rPr>
+          <w:t>8</w:t>
+        </w:r>
+      </w:fldSimple>
+      <w:r>
+        <w:t xml:space="preserve"> - Order book tests</w:t>
+      </w:r>
+      <w:bookmarkEnd w:id="39"/>
+    </w:p>
+    <w:tbl>
+      <w:tblPr>
+        <w:tblW w:w="9073" w:type="dxa"/>
+        <w:tblInd w:w="-5" w:type="dxa"/>
+        <w:tblBorders>
+          <w:top w:val="single" w:sz="4" w:space="0" w:color="auto"/>
+          <w:left w:val="single" w:sz="4" w:space="0" w:color="auto"/>
+          <w:bottom w:val="single" w:sz="4" w:space="0" w:color="auto"/>
+          <w:right w:val="single" w:sz="4" w:space="0" w:color="auto"/>
+          <w:insideH w:val="single" w:sz="4" w:space="0" w:color="auto"/>
+          <w:insideV w:val="single" w:sz="4" w:space="0" w:color="auto"/>
+        </w:tblBorders>
+        <w:tblLayout w:type="fixed"/>
+        <w:tblLook w:val="0000" w:firstRow="0" w:lastRow="0" w:firstColumn="0" w:lastColumn="0" w:noHBand="0" w:noVBand="0"/>
+      </w:tblPr>
+      <w:tblGrid>
+        <w:gridCol w:w="454"/>
+        <w:gridCol w:w="2665"/>
+        <w:gridCol w:w="4990"/>
+        <w:gridCol w:w="964"/>
+      </w:tblGrid>
+      <w:tr>
+        <w:tblPrEx>
+          <w:tblCellMar>
+            <w:top w:w="0" w:type="dxa"/>
+            <w:bottom w:w="0" w:type="dxa"/>
+          </w:tblCellMar>
+        </w:tblPrEx>
+        <w:trPr>
+          <w:tblHeader/>
+        </w:trPr>
+        <w:tc>
+          <w:tcPr>
+            <w:tcW w:w="454" w:type="dxa"/>
+            <w:shd w:val="clear" w:color="auto" w:fill="E6E6E6"/>
+          </w:tcPr>
+          <w:p>
+            <w:pPr>
+              <w:spacing w:after="0"/>
+              <w:rPr>
+                <w:b/>
+                <w:sz w:val="19"/>
+              </w:rPr>
+            </w:pPr>
+            <w:r>
+              <w:rPr>
+                <w:b/>
+                <w:sz w:val="19"/>
+              </w:rPr>
+              <w:t>#</w:t>
+            </w:r>
+          </w:p>
+        </w:tc>
+        <w:tc>
+          <w:tcPr>
+            <w:tcW w:w="2665" w:type="dxa"/>
+            <w:shd w:val="clear" w:color="auto" w:fill="E6E6E6"/>
+          </w:tcPr>
+          <w:p>
+            <w:pPr>
+              <w:spacing w:after="0"/>
+              <w:rPr>
+                <w:b/>
+                <w:sz w:val="19"/>
+              </w:rPr>
+            </w:pPr>
+            <w:r>
+              <w:rPr>
+                <w:b/>
+                <w:sz w:val="19"/>
+              </w:rPr>
+              <w:t>Situation</w:t>
+            </w:r>
+          </w:p>
+        </w:tc>
+        <w:tc>
+          <w:tcPr>
+            <w:tcW w:w="4990" w:type="dxa"/>
+            <w:shd w:val="clear" w:color="auto" w:fill="E6E6E6"/>
+          </w:tcPr>
+          <w:p>
+            <w:pPr>
+              <w:spacing w:after="0"/>
+              <w:rPr>
+                <w:b/>
+                <w:sz w:val="19"/>
+              </w:rPr>
+            </w:pPr>
+            <w:r>
+              <w:rPr>
+                <w:b/>
+                <w:sz w:val="19"/>
+              </w:rPr>
+              <w:t>Expected behaviour</w:t>
+            </w:r>
+          </w:p>
+        </w:tc>
+        <w:tc>
+          <w:tcPr>
+            <w:tcW w:w="964" w:type="dxa"/>
+            <w:shd w:val="clear" w:color="auto" w:fill="E6E6E6"/>
+          </w:tcPr>
+          <w:p>
+            <w:pPr>
+              <w:spacing w:after="0"/>
+              <w:rPr>
+                <w:b/>
+                <w:sz w:val="19"/>
+              </w:rPr>
+            </w:pPr>
+            <w:r>
+              <w:rPr>
+                <w:b/>
+                <w:sz w:val="19"/>
+              </w:rPr>
+              <w:t>Result</w:t>
+            </w:r>
+          </w:p>
+        </w:tc>
+      </w:tr>
+      <w:tr>
+        <w:tblPrEx>
+          <w:tblCellMar>
+            <w:top w:w="0" w:type="dxa"/>
+            <w:bottom w:w="0" w:type="dxa"/>
+          </w:tblCellMar>
+        </w:tblPrEx>
+        <w:tc>
+          <w:tcPr>
+            <w:tcW w:w="454" w:type="dxa"/>
+          </w:tcPr>
+          <w:p>
+            <w:pPr>
+              <w:spacing w:after="0"/>
+              <w:rPr>
+                <w:sz w:val="19"/>
+              </w:rPr>
+            </w:pPr>
+            <w:r>
+              <w:rPr>
+                <w:sz w:val="19"/>
+              </w:rPr>
+              <w:t>1</w:t>
+            </w:r>
+          </w:p>
+        </w:tc>
+        <w:tc>
+          <w:tcPr>
+            <w:tcW w:w="2665" w:type="dxa"/>
+          </w:tcPr>
+          <w:p>
+            <w:pPr>
+              <w:spacing w:after="0"/>
+              <w:rPr>
+                <w:sz w:val="19"/>
+              </w:rPr>
+            </w:pPr>
+            <w:r>
+              <w:rPr>
+                <w:sz w:val="19"/>
+              </w:rPr>
+              <w:t>Buy 100 at 0.50 and sell 100 at 0.51</w:t>
+            </w:r>
+          </w:p>
+        </w:tc>
+        <w:tc>
+          <w:tcPr>
+            <w:tcW w:w="4990" w:type="dxa"/>
+          </w:tcPr>
+          <w:p>
+            <w:pPr>
+              <w:spacing w:after="0"/>
+              <w:rPr>
+                <w:sz w:val="19"/>
+              </w:rPr>
+            </w:pPr>
+            <w:r>
+              <w:rPr>
+                <w:sz w:val="19"/>
+              </w:rPr>
+              <w:t>No trade, since the prices do not cross; spread of 0.01</w:t>
+            </w:r>
+          </w:p>
+        </w:tc>
+        <w:tc>
+          <w:tcPr>
+            <w:tcW w:w="964" w:type="dxa"/>
+          </w:tcPr>
+          <w:p>
+            <w:pPr>
+              <w:spacing w:after="0"/>
+              <w:rPr>
+                <w:sz w:val="19"/>
+              </w:rPr>
+            </w:pPr>
+            <w:r>
+              <w:rPr>
+                <w:sz w:val="19"/>
+              </w:rPr>
+              <w:t>Pass</w:t>
+            </w:r>
+          </w:p>
+        </w:tc>
+      </w:tr>
+      <w:tr>
+        <w:tblPrEx>
+          <w:tblCellMar>
+            <w:top w:w="0" w:type="dxa"/>
+            <w:bottom w:w="0" w:type="dxa"/>
+          </w:tblCellMar>
+        </w:tblPrEx>
+        <w:tc>
+          <w:tcPr>
+            <w:tcW w:w="454" w:type="dxa"/>
+          </w:tcPr>
+          <w:p>
+            <w:pPr>
+              <w:spacing w:after="0"/>
+              <w:rPr>
+                <w:sz w:val="19"/>
+              </w:rPr>
+            </w:pPr>
+            <w:r>
+              <w:rPr>
+                <w:sz w:val="19"/>
+              </w:rPr>
+              <w:t>2</w:t>
+            </w:r>
+          </w:p>
+        </w:tc>
+        <w:tc>
+          <w:tcPr>
+            <w:tcW w:w="2665" w:type="dxa"/>
+          </w:tcPr>
+          <w:p>
+            <w:pPr>
+              <w:spacing w:after="0"/>
+              <w:rPr>
+                <w:sz w:val="19"/>
+              </w:rPr>
+            </w:pPr>
+            <w:r>
+              <w:rPr>
+                <w:sz w:val="19"/>
+              </w:rPr>
+              <w:t>Sell 40 at 0.50</w:t>
+            </w:r>
+          </w:p>
+        </w:tc>
+        <w:tc>
+          <w:tcPr>
+            <w:tcW w:w="4990" w:type="dxa"/>
+          </w:tcPr>
+          <w:p>
+            <w:pPr>
+              <w:spacing w:after="0"/>
+              <w:rPr>
+                <w:sz w:val="19"/>
+              </w:rPr>
+            </w:pPr>
+            <w:r>
+              <w:rPr>
+                <w:sz w:val="19"/>
+              </w:rPr>
+              <w:t>40 shares traded at 0.50, the price of the resting bid; 60 shares remain on the bid</w:t>
+            </w:r>
+          </w:p>
+        </w:tc>
+        <w:tc>
+          <w:tcPr>
+            <w:tcW w:w="964" w:type="dxa"/>
+          </w:tcPr>
+          <w:p>
+            <w:pPr>
+              <w:spacing w:after="0"/>
+              <w:rPr>
+                <w:sz w:val="19"/>
+              </w:rPr>
+            </w:pPr>
+            <w:r>
+              <w:rPr>
+                <w:sz w:val="19"/>
+              </w:rPr>
+              <w:t>Pass</w:t>
+            </w:r>
+          </w:p>
+        </w:tc>
+      </w:tr>
+      <w:tr>
+        <w:tblPrEx>
+          <w:tblCellMar>
+            <w:top w:w="0" w:type="dxa"/>
+            <w:bottom w:w="0" w:type="dxa"/>
+          </w:tblCellMar>
+        </w:tblPrEx>
+        <w:tc>
+          <w:tcPr>
+            <w:tcW w:w="454" w:type="dxa"/>
+          </w:tcPr>
+          <w:p>
+            <w:pPr>
+              <w:spacing w:after="0"/>
+              <w:rPr>
+                <w:sz w:val="19"/>
+              </w:rPr>
+            </w:pPr>
+            <w:r>
+              <w:rPr>
+                <w:sz w:val="19"/>
+              </w:rPr>
+              <w:t>3</w:t>
+            </w:r>
+          </w:p>
+        </w:tc>
+        <w:tc>
+          <w:tcPr>
+            <w:tcW w:w="2665" w:type="dxa"/>
+          </w:tcPr>
+          <w:p>
+            <w:pPr>
+              <w:spacing w:after="0"/>
+              <w:rPr>
+                <w:sz w:val="19"/>
+              </w:rPr>
+            </w:pPr>
+            <w:r>
+              <w:rPr>
+                <w:sz w:val="19"/>
+              </w:rPr>
+              <w:t>Buy 10 at 0.50 after the first bid, then sell 65 at 0.50</w:t>
+            </w:r>
+          </w:p>
+        </w:tc>
+        <w:tc>
+          <w:tcPr>
+            <w:tcW w:w="4990" w:type="dxa"/>
+          </w:tcPr>
+          <w:p>
+            <w:pPr>
+              <w:spacing w:after="0"/>
+              <w:rPr>
+                <w:sz w:val="19"/>
+              </w:rPr>
+            </w:pPr>
+            <w:r>
+              <w:rPr>
+                <w:sz w:val="19"/>
+              </w:rPr>
+              <w:t>The first bid is filled before the second (first come, first served within the price level); the second bid keeps 5</w:t>
+            </w:r>
+          </w:p>
+        </w:tc>
+        <w:tc>
+          <w:tcPr>
+            <w:tcW w:w="964" w:type="dxa"/>
+          </w:tcPr>
+          <w:p>
+            <w:pPr>
+              <w:spacing w:after="0"/>
+              <w:rPr>
+                <w:sz w:val="19"/>
+              </w:rPr>
+            </w:pPr>
+            <w:r>
+              <w:rPr>
+                <w:sz w:val="19"/>
+              </w:rPr>
+              <w:t>Pass</w:t>
+            </w:r>
+          </w:p>
+        </w:tc>
+      </w:tr>
+      <w:tr>
+        <w:tblPrEx>
+          <w:tblCellMar>
+            <w:top w:w="0" w:type="dxa"/>
+            <w:bottom w:w="0" w:type="dxa"/>
+          </w:tblCellMar>
+        </w:tblPrEx>
+        <w:tc>
+          <w:tcPr>
+            <w:tcW w:w="454" w:type="dxa"/>
+          </w:tcPr>
+          <w:p>
+            <w:pPr>
+              <w:spacing w:after="0"/>
+              <w:rPr>
+                <w:sz w:val="19"/>
+              </w:rPr>
+            </w:pPr>
+            <w:r>
+              <w:rPr>
+                <w:sz w:val="19"/>
+              </w:rPr>
+              <w:t>4</w:t>
+            </w:r>
+          </w:p>
+        </w:tc>
+        <w:tc>
+          <w:tcPr>
+            <w:tcW w:w="2665" w:type="dxa"/>
+          </w:tcPr>
+          <w:p>
+            <w:pPr>
+              <w:spacing w:after="0"/>
+              <w:rPr>
+                <w:sz w:val="19"/>
+              </w:rPr>
+            </w:pPr>
+            <w:r>
+              <w:rPr>
+                <w:sz w:val="19"/>
+              </w:rPr>
+              <w:t>Sell 100 at 0.52, then buy 150 at 0.52</w:t>
+            </w:r>
+          </w:p>
+        </w:tc>
+        <w:tc>
+          <w:tcPr>
+            <w:tcW w:w="4990" w:type="dxa"/>
+          </w:tcPr>
+          <w:p>
+            <w:pPr>
+              <w:spacing w:after="0"/>
+              <w:rPr>
+                <w:sz w:val="19"/>
+              </w:rPr>
+            </w:pPr>
+            <w:r>
+              <w:rPr>
+                <w:sz w:val="19"/>
+              </w:rPr>
+              <w:t>The buy order sweeps two levels: 100 at 0.51 and 50 at 0.52; last price of 0.52</w:t>
+            </w:r>
+          </w:p>
+        </w:tc>
+        <w:tc>
+          <w:tcPr>
+            <w:tcW w:w="964" w:type="dxa"/>
+          </w:tcPr>
+          <w:p>
+            <w:pPr>
+              <w:spacing w:after="0"/>
+              <w:rPr>
+                <w:sz w:val="19"/>
+              </w:rPr>
+            </w:pPr>
+            <w:r>
+              <w:rPr>
+                <w:sz w:val="19"/>
+              </w:rPr>
+              <w:t>Pass</w:t>
+            </w:r>
+          </w:p>
+        </w:tc>
+      </w:tr>
+      <w:tr>
+        <w:tblPrEx>
+          <w:tblCellMar>
+            <w:top w:w="0" w:type="dxa"/>
+            <w:bottom w:w="0" w:type="dxa"/>
+          </w:tblCellMar>
+        </w:tblPrEx>
+        <w:tc>
+          <w:tcPr>
+            <w:tcW w:w="454" w:type="dxa"/>
+          </w:tcPr>
+          <w:p>
+            <w:pPr>
+              <w:spacing w:after="0"/>
+              <w:rPr>
+                <w:sz w:val="19"/>
+              </w:rPr>
+            </w:pPr>
+            <w:r>
+              <w:rPr>
+                <w:sz w:val="19"/>
+              </w:rPr>
+              <w:t>5</w:t>
+            </w:r>
+          </w:p>
+        </w:tc>
+        <w:tc>
+          <w:tcPr>
+            <w:tcW w:w="2665" w:type="dxa"/>
+          </w:tcPr>
+          <w:p>
+            <w:pPr>
+              <w:spacing w:after="0"/>
+              <w:rPr>
+                <w:sz w:val="19"/>
+              </w:rPr>
+            </w:pPr>
+            <w:r>
+              <w:rPr>
+                <w:sz w:val="19"/>
+              </w:rPr>
+              <w:t>Sell at 0.40 against the bid at 0.50, with collars active</w:t>
+            </w:r>
+          </w:p>
+        </w:tc>
+        <w:tc>
+          <w:tcPr>
+            <w:tcW w:w="4990" w:type="dxa"/>
+          </w:tcPr>
+          <w:p>
+            <w:pPr>
+              <w:spacing w:after="0"/>
+              <w:rPr>
+                <w:sz w:val="19"/>
+              </w:rPr>
+            </w:pPr>
+            <w:r>
+              <w:rPr>
+                <w:sz w:val="19"/>
+              </w:rPr>
+              <w:t>The trade (-3.8% from the last price) is blocked and a reservation starts: HALT at t = 0 and REOPEN at t = 3.01 min</w:t>
+            </w:r>
+          </w:p>
+        </w:tc>
+        <w:tc>
+          <w:tcPr>
+            <w:tcW w:w="964" w:type="dxa"/>
+          </w:tcPr>
+          <w:p>
+            <w:pPr>
+              <w:spacing w:after="0"/>
+              <w:rPr>
+                <w:sz w:val="19"/>
+              </w:rPr>
+            </w:pPr>
+            <w:r>
+              <w:rPr>
+                <w:sz w:val="19"/>
+              </w:rPr>
+              <w:t>Pass</w:t>
+            </w:r>
+          </w:p>
+        </w:tc>
+      </w:tr>
+      <w:tr>
+        <w:tblPrEx>
+          <w:tblCellMar>
+            <w:top w:w="0" w:type="dxa"/>
+            <w:bottom w:w="0" w:type="dxa"/>
+          </w:tblCellMar>
+        </w:tblPrEx>
+        <w:tc>
+          <w:tcPr>
+            <w:tcW w:w="454" w:type="dxa"/>
+          </w:tcPr>
+          <w:p>
+            <w:pPr>
+              <w:spacing w:after="0"/>
+              <w:rPr>
+                <w:sz w:val="19"/>
+              </w:rPr>
+            </w:pPr>
+            <w:r>
+              <w:rPr>
+                <w:sz w:val="19"/>
+              </w:rPr>
+              <w:t>6</w:t>
+            </w:r>
+          </w:p>
+        </w:tc>
+        <w:tc>
+          <w:tcPr>
+            <w:tcW w:w="2665" w:type="dxa"/>
+          </w:tcPr>
+          <w:p>
+            <w:pPr>
+              <w:spacing w:after="0"/>
+              <w:rPr>
+                <w:sz w:val="19"/>
+              </w:rPr>
+            </w:pPr>
+            <w:r>
+              <w:rPr>
+                <w:sz w:val="19"/>
+              </w:rPr>
+              <w:t>Cancel all orders</w:t>
+            </w:r>
+          </w:p>
+        </w:tc>
+        <w:tc>
+          <w:tcPr>
+            <w:tcW w:w="4990" w:type="dxa"/>
+          </w:tcPr>
+          <w:p>
+            <w:pPr>
+              <w:spacing w:after="0"/>
+              <w:rPr>
+                <w:sz w:val="19"/>
+              </w:rPr>
+            </w:pPr>
+            <w:r>
+              <w:rPr>
+                <w:sz w:val="19"/>
+              </w:rPr>
+              <w:t>The order book is empty</w:t>
+            </w:r>
+          </w:p>
+        </w:tc>
+        <w:tc>
+          <w:tcPr>
+            <w:tcW w:w="964" w:type="dxa"/>
+          </w:tcPr>
+          <w:p>
+            <w:pPr>
+              <w:spacing w:after="0"/>
+              <w:rPr>
+                <w:sz w:val="19"/>
+              </w:rPr>
+            </w:pPr>
+            <w:r>
+              <w:rPr>
+                <w:sz w:val="19"/>
+              </w:rPr>
+              <w:t>Pass</w:t>
+            </w:r>
+          </w:p>
+        </w:tc>
+      </w:tr>
+    </w:tbl>
+    <w:p/>
+    <w:p>
+      <w:pPr>
+        <w:keepNext/>
+        <w:jc w:val="center"/>
+      </w:pPr>
+      <w:r>
+        <w:rPr>
+          <w:noProof/>
+        </w:rPr>
+        <w:drawing>
+          <wp:inline distT="0" distB="0" distL="0" distR="0" wp14:anchorId="4F400357" wp14:editId="58107BE0">
+            <wp:extent cx="3240405" cy="1959315"/>
+            <wp:effectExtent l="0" t="0" r="0" b="3175"/>
+            <wp:docPr id="800341952" name="Picture 3"/>
+            <wp:cNvGraphicFramePr/>
+            <a:graphic xmlns:a="http://schemas.openxmlformats.org/drawingml/2006/main">
+              <a:graphicData uri="http://schemas.openxmlformats.org/drawingml/2006/picture">
+                <pic:pic xmlns:pic="http://schemas.openxmlformats.org/drawingml/2006/picture">
+                  <pic:nvPicPr>
+                    <pic:cNvPr id="800341952" name=""/>
+                    <pic:cNvPicPr/>
+                  </pic:nvPicPr>
+                  <pic:blipFill>
+                    <a:blip r:embed="rId9">
+                      <a:extLst>
+                        <a:ext uri="{28A0092B-C50C-407E-A947-70E740481C1C}">
+                          <a14:useLocalDpi xmlns:a14="http://schemas.microsoft.com/office/drawing/2010/main" val="0"/>
+                        </a:ext>
+                      </a:extLst>
+                    </a:blip>
+                    <a:stretch>
+                      <a:fillRect/>
+                    </a:stretch>
+                  </pic:blipFill>
+                  <pic:spPr>
+                    <a:xfrm>
+                      <a:off x="0" y="0"/>
+                      <a:ext cx="3240405" cy="1959315"/>
+                    </a:xfrm>
+                    <a:prstGeom prst="rect">
+                      <a:avLst/>
+                    </a:prstGeom>
+                  </pic:spPr>
+                </pic:pic>
+              </a:graphicData>
+            </a:graphic>
+          </wp:inline>
+        </w:drawing>
+      </w:r>
+    </w:p>
+    <w:p>
+      <w:pPr>
+        <w:pStyle w:val="Caption"/>
+        <w:jc w:val="center"/>
+      </w:pPr>
+      <w:bookmarkStart w:id="40" w:name="_Toc243648847"/>
+      <w:r>
+        <w:t xml:space="preserve">Figure </w:t>
+      </w:r>
+      <w:fldSimple w:instr=" SEQ Figure \* ARABIC ">
+        <w:r>
+          <w:rPr>
+            <w:noProof/>
+          </w:rPr>
+          <w:t>3</w:t>
+        </w:r>
+      </w:fldSimple>
+      <w:r>
+        <w:t xml:space="preserve"> - Output of the order book tests</w:t>
+      </w:r>
+      <w:bookmarkEnd w:id="40"/>
     </w:p>
     <w:p>
       <w:pPr>
         <w:pStyle w:val="Heading2"/>
       </w:pPr>
-      <w:bookmarkStart w:id="30" w:name="_Toc243648527"/>
+      <w:bookmarkStart w:id="41" w:name="_Toc243648814"/>
       <w:r>
         <w:t>Extreme Condition Tests</w:t>
       </w:r>
-      <w:bookmarkEnd w:id="30"/>
+      <w:bookmarkEnd w:id="41"/>
     </w:p>
     <w:p>
       <w:pPr>
         <w:pStyle w:val="Heading2"/>
       </w:pPr>
-      <w:bookmarkStart w:id="31" w:name="_Toc243648528"/>
+      <w:bookmarkStart w:id="42" w:name="_Toc243648815"/>
       <w:r>
         <w:t>Calibration</w:t>
       </w:r>
-      <w:bookmarkEnd w:id="31"/>
+      <w:bookmarkEnd w:id="42"/>
     </w:p>
     <w:p>
       <w:pPr>
         <w:pStyle w:val="Heading2"/>
       </w:pPr>
-      <w:bookmarkStart w:id="32" w:name="_Toc243648529"/>
+      <w:bookmarkStart w:id="43" w:name="_Toc243648816"/>
       <w:r>
         <w:t>Validation</w:t>
       </w:r>
-      <w:bookmarkEnd w:id="32"/>
+      <w:bookmarkEnd w:id="43"/>
     </w:p>
     <w:p>
       <w:pPr>
         <w:pStyle w:val="Heading1"/>
       </w:pPr>
-      <w:bookmarkStart w:id="33" w:name="_Toc243648530"/>
-      <w:r>
+      <w:bookmarkStart w:id="44" w:name="_Toc243648817"/>
+      <w:r>
+        <w:lastRenderedPageBreak/>
         <w:t>Experiments and Simulation Scenarios</w:t>
       </w:r>
-      <w:bookmarkEnd w:id="33"/>
+      <w:bookmarkEnd w:id="44"/>
     </w:p>
     <w:p>
       <w:pPr>
         <w:pStyle w:val="Heading2"/>
       </w:pPr>
-      <w:bookmarkStart w:id="34" w:name="_Toc243648531"/>
+      <w:bookmarkStart w:id="45" w:name="_Toc243648818"/>
       <w:r>
         <w:t>Baseline Scenario</w:t>
       </w:r>
-      <w:bookmarkEnd w:id="34"/>
+      <w:bookmarkEnd w:id="45"/>
     </w:p>
     <w:p>
       <w:pPr>
         <w:pStyle w:val="Heading2"/>
       </w:pPr>
-      <w:bookmarkStart w:id="35" w:name="_Toc243648532"/>
+      <w:bookmarkStart w:id="46" w:name="_Toc243648819"/>
       <w:r>
         <w:t>Large Shock with and without Collars</w:t>
       </w:r>
-      <w:bookmarkEnd w:id="35"/>
+      <w:bookmarkEnd w:id="46"/>
     </w:p>
     <w:p>
       <w:pPr>
         <w:pStyle w:val="Heading2"/>
       </w:pPr>
-      <w:bookmarkStart w:id="36" w:name="_Toc243648533"/>
+      <w:bookmarkStart w:id="47" w:name="_Toc243648820"/>
       <w:r>
         <w:t>Shock with a High Share of Trend Followers</w:t>
       </w:r>
-      <w:bookmarkEnd w:id="36"/>
+      <w:bookmarkEnd w:id="47"/>
     </w:p>
     <w:p>
       <w:pPr>
         <w:pStyle w:val="Heading2"/>
       </w:pPr>
-      <w:bookmarkStart w:id="37" w:name="_Toc243648534"/>
+      <w:bookmarkStart w:id="48" w:name="_Toc243648821"/>
       <w:r>
         <w:t>Collar Thresholds and Reservation Duration</w:t>
       </w:r>
-      <w:bookmarkEnd w:id="37"/>
+      <w:bookmarkEnd w:id="48"/>
     </w:p>
     <w:p>
       <w:pPr>
         <w:pStyle w:val="Heading2"/>
       </w:pPr>
-      <w:bookmarkStart w:id="38" w:name="_Toc243648535"/>
+      <w:bookmarkStart w:id="49" w:name="_Toc243648822"/>
       <w:r>
         <w:t>Optimal Thresholds</w:t>
       </w:r>
-      <w:bookmarkEnd w:id="38"/>
+      <w:bookmarkEnd w:id="49"/>
     </w:p>
     <w:p>
       <w:pPr>
         <w:pStyle w:val="Heading2"/>
       </w:pPr>
-      <w:bookmarkStart w:id="39" w:name="_Toc243648536"/>
+      <w:bookmarkStart w:id="50" w:name="_Toc243648823"/>
       <w:r>
         <w:t>Sensitivity Analysis</w:t>
       </w:r>
-      <w:bookmarkEnd w:id="39"/>
+      <w:bookmarkEnd w:id="50"/>
     </w:p>
     <w:p>
       <w:pPr>
         <w:pStyle w:val="Heading2"/>
       </w:pPr>
-      <w:bookmarkStart w:id="40" w:name="_Toc243648537"/>
+      <w:bookmarkStart w:id="51" w:name="_Toc243648824"/>
       <w:r>
         <w:t>Monte Carlo Replications</w:t>
       </w:r>
-      <w:bookmarkEnd w:id="40"/>
+      <w:bookmarkEnd w:id="51"/>
     </w:p>
     <w:p>
       <w:pPr>
         <w:pStyle w:val="Heading1"/>
       </w:pPr>
-      <w:bookmarkStart w:id="41" w:name="_Toc243648538"/>
-      <w:r>
+      <w:bookmarkStart w:id="52" w:name="_Toc243648825"/>
+      <w:r>
+        <w:lastRenderedPageBreak/>
         <w:t>Results</w:t>
       </w:r>
-      <w:bookmarkEnd w:id="41"/>
+      <w:bookmarkEnd w:id="52"/>
     </w:p>
     <w:p>
       <w:pPr>
         <w:pStyle w:val="Heading2"/>
       </w:pPr>
-      <w:bookmarkStart w:id="42" w:name="_Toc243648539"/>
+      <w:bookmarkStart w:id="53" w:name="_Toc243648826"/>
       <w:r>
         <w:t>Baseline Scenario</w:t>
       </w:r>
-      <w:bookmarkEnd w:id="42"/>
+      <w:bookmarkEnd w:id="53"/>
     </w:p>
     <w:p>
       <w:pPr>
         <w:pStyle w:val="Heading2"/>
       </w:pPr>
-      <w:bookmarkStart w:id="43" w:name="_Toc243648540"/>
+      <w:bookmarkStart w:id="54" w:name="_Toc243648827"/>
       <w:r>
         <w:t>Large Shock with and without Collars</w:t>
       </w:r>
-      <w:bookmarkEnd w:id="43"/>
+      <w:bookmarkEnd w:id="54"/>
     </w:p>
     <w:p>
       <w:pPr>
         <w:pStyle w:val="Heading2"/>
       </w:pPr>
-      <w:bookmarkStart w:id="44" w:name="_Toc243648541"/>
+      <w:bookmarkStart w:id="55" w:name="_Toc243648828"/>
       <w:r>
         <w:t>Shock with a High Share of Trend Followers</w:t>
       </w:r>
-      <w:bookmarkEnd w:id="44"/>
+      <w:bookmarkEnd w:id="55"/>
     </w:p>
     <w:p>
       <w:pPr>
         <w:pStyle w:val="Heading2"/>
       </w:pPr>
-      <w:bookmarkStart w:id="45" w:name="_Toc243648542"/>
+      <w:bookmarkStart w:id="56" w:name="_Toc243648829"/>
       <w:r>
         <w:t>Collar Thresholds and Reservation Duration</w:t>
       </w:r>
-      <w:bookmarkEnd w:id="45"/>
+      <w:bookmarkEnd w:id="56"/>
     </w:p>
     <w:p>
       <w:pPr>
         <w:pStyle w:val="Heading2"/>
       </w:pPr>
-      <w:bookmarkStart w:id="46" w:name="_Toc243648543"/>
+      <w:bookmarkStart w:id="57" w:name="_Toc243648830"/>
       <w:r>
         <w:t>Optimal Thresholds</w:t>
       </w:r>
-      <w:bookmarkEnd w:id="46"/>
+      <w:bookmarkEnd w:id="57"/>
     </w:p>
     <w:p>
       <w:pPr>
         <w:pStyle w:val="Heading2"/>
       </w:pPr>
-      <w:bookmarkStart w:id="47" w:name="_Toc243648544"/>
+      <w:bookmarkStart w:id="58" w:name="_Toc243648831"/>
       <w:r>
         <w:t>Sensitivity Analysis</w:t>
       </w:r>
-      <w:bookmarkEnd w:id="47"/>
+      <w:bookmarkEnd w:id="58"/>
     </w:p>
     <w:p>
       <w:pPr>
         <w:pStyle w:val="Heading2"/>
       </w:pPr>
-      <w:bookmarkStart w:id="48" w:name="_Toc243648545"/>
+      <w:bookmarkStart w:id="59" w:name="_Toc243648832"/>
       <w:r>
         <w:t>Monte Carlo Replications</w:t>
       </w:r>
-      <w:bookmarkEnd w:id="48"/>
+      <w:bookmarkEnd w:id="59"/>
     </w:p>
     <w:p>
       <w:pPr>
         <w:pStyle w:val="Heading1"/>
       </w:pPr>
-      <w:bookmarkStart w:id="49" w:name="_Toc243648546"/>
-      <w:r>
+      <w:bookmarkStart w:id="60" w:name="_Toc243648833"/>
+      <w:r>
+        <w:lastRenderedPageBreak/>
         <w:t>Discussion and Interpretation of Results</w:t>
       </w:r>
-      <w:bookmarkEnd w:id="49"/>
+      <w:bookmarkEnd w:id="60"/>
     </w:p>
     <w:p>
       <w:pPr>
         <w:pStyle w:val="Heading1"/>
       </w:pPr>
-      <w:bookmarkStart w:id="50" w:name="_Toc243648547"/>
-      <w:r>
+      <w:bookmarkStart w:id="61" w:name="_Toc243648834"/>
+      <w:r>
+        <w:lastRenderedPageBreak/>
         <w:t>Conclusions</w:t>
       </w:r>
-      <w:bookmarkEnd w:id="50"/>
+      <w:bookmarkEnd w:id="61"/>
     </w:p>
     <w:p>
       <w:pPr>
         <w:pStyle w:val="Heading2"/>
       </w:pPr>
-      <w:bookmarkStart w:id="51" w:name="_Toc243648548"/>
+      <w:bookmarkStart w:id="62" w:name="_Toc243648835"/>
       <w:r>
         <w:t>Final Considerations</w:t>
       </w:r>
-      <w:bookmarkEnd w:id="51"/>
+      <w:bookmarkEnd w:id="62"/>
     </w:p>
     <w:p>
       <w:pPr>
         <w:pStyle w:val="Heading2"/>
       </w:pPr>
-      <w:bookmarkStart w:id="52" w:name="_Toc243648549"/>
+      <w:bookmarkStart w:id="63" w:name="_Toc243648836"/>
       <w:r>
         <w:t>Limitations and Future Work</w:t>
       </w:r>
-      <w:bookmarkEnd w:id="52"/>
+      <w:bookmarkEnd w:id="63"/>
     </w:p>
     <w:p>
       <w:pPr>
@@ -4403,11 +9987,12 @@
           <w:numId w:val="0"/>
         </w:numPr>
       </w:pPr>
-      <w:bookmarkStart w:id="53" w:name="_Toc243648550"/>
-      <w:r>
+      <w:bookmarkStart w:id="64" w:name="_Toc243648837"/>
+      <w:r>
+        <w:lastRenderedPageBreak/>
         <w:t>References</w:t>
       </w:r>
-      <w:bookmarkEnd w:id="53"/>
+      <w:bookmarkEnd w:id="64"/>
     </w:p>
     <w:p>
       <w:pPr>
@@ -4417,11 +10002,12 @@
           <w:numId w:val="0"/>
         </w:numPr>
       </w:pPr>
-      <w:bookmarkStart w:id="54" w:name="_Toc243648551"/>
-      <w:r>
+      <w:bookmarkStart w:id="65" w:name="_Toc243648838"/>
+      <w:r>
+        <w:lastRenderedPageBreak/>
         <w:t>APPENDIX A: Model Parameters and Initial Configuration</w:t>
       </w:r>
-      <w:bookmarkEnd w:id="54"/>
+      <w:bookmarkEnd w:id="65"/>
     </w:p>
     <w:p>
       <w:pPr>
@@ -4431,11 +10017,12 @@
           <w:numId w:val="0"/>
         </w:numPr>
       </w:pPr>
-      <w:bookmarkStart w:id="55" w:name="_Toc243648552"/>
-      <w:r>
+      <w:bookmarkStart w:id="66" w:name="_Toc243648839"/>
+      <w:r>
+        <w:lastRenderedPageBreak/>
         <w:t>APPENDIX B: Simulation Dashboard</w:t>
       </w:r>
-      <w:bookmarkEnd w:id="55"/>
+      <w:bookmarkEnd w:id="66"/>
     </w:p>
     <w:p>
       <w:pPr>
@@ -4445,11 +10032,12 @@
           <w:numId w:val="0"/>
         </w:numPr>
       </w:pPr>
-      <w:bookmarkStart w:id="56" w:name="_Toc243648553"/>
-      <w:r>
+      <w:bookmarkStart w:id="67" w:name="_Toc243648840"/>
+      <w:r>
+        <w:lastRenderedPageBreak/>
         <w:t>APPENDIX C: Order Book Test Output</w:t>
       </w:r>
-      <w:bookmarkEnd w:id="56"/>
+      <w:bookmarkEnd w:id="67"/>
     </w:p>
     <w:p>
       <w:pPr>
@@ -4459,11 +10047,12 @@
           <w:numId w:val="0"/>
         </w:numPr>
       </w:pPr>
-      <w:bookmarkStart w:id="57" w:name="_Toc243648554"/>
-      <w:r>
+      <w:bookmarkStart w:id="68" w:name="_Toc243648841"/>
+      <w:r>
+        <w:lastRenderedPageBreak/>
         <w:t>APPENDIX D: Calibration Log</w:t>
       </w:r>
-      <w:bookmarkEnd w:id="57"/>
+      <w:bookmarkEnd w:id="68"/>
     </w:p>
     <w:p>
       <w:pPr>
@@ -4473,11 +10062,12 @@
           <w:numId w:val="0"/>
         </w:numPr>
       </w:pPr>
-      <w:bookmarkStart w:id="58" w:name="_Toc243648555"/>
-      <w:r>
+      <w:bookmarkStart w:id="69" w:name="_Toc243648842"/>
+      <w:r>
+        <w:lastRenderedPageBreak/>
         <w:t>APPENDIX E: Assumptions Register</w:t>
       </w:r>
-      <w:bookmarkEnd w:id="58"/>
+      <w:bookmarkEnd w:id="69"/>
     </w:p>
     <w:p>
       <w:pPr>
@@ -4487,11 +10077,12 @@
           <w:numId w:val="0"/>
         </w:numPr>
       </w:pPr>
-      <w:bookmarkStart w:id="59" w:name="_Toc243648556"/>
-      <w:r>
+      <w:bookmarkStart w:id="70" w:name="_Toc243648843"/>
+      <w:r>
+        <w:lastRenderedPageBreak/>
         <w:t>APPENDIX F: Results Excel File</w:t>
       </w:r>
-      <w:bookmarkEnd w:id="59"/>
+      <w:bookmarkEnd w:id="70"/>
     </w:p>
     <w:p>
       <w:pPr>
@@ -4501,20 +10092,21 @@
           <w:numId w:val="0"/>
         </w:numPr>
       </w:pPr>
-      <w:bookmarkStart w:id="60" w:name="_Toc243648557"/>
-      <w:r>
+      <w:bookmarkStart w:id="71" w:name="_Toc243648844"/>
+      <w:r>
+        <w:lastRenderedPageBreak/>
         <w:t>APPENDIX G: Experiment Interfaces (Parameter Variation and Monte Carlo)</w:t>
       </w:r>
-      <w:bookmarkEnd w:id="60"/>
+      <w:bookmarkEnd w:id="71"/>
     </w:p>
     <w:p/>
     <w:sectPr>
-      <w:headerReference w:type="even" r:id="rId7"/>
-      <w:headerReference w:type="default" r:id="rId8"/>
-      <w:footerReference w:type="even" r:id="rId9"/>
-      <w:footerReference w:type="default" r:id="rId10"/>
-      <w:headerReference w:type="first" r:id="rId11"/>
-      <w:footerReference w:type="first" r:id="rId12"/>
+      <w:headerReference w:type="even" r:id="rId10"/>
+      <w:headerReference w:type="default" r:id="rId11"/>
+      <w:footerReference w:type="even" r:id="rId12"/>
+      <w:footerReference w:type="default" r:id="rId13"/>
+      <w:headerReference w:type="first" r:id="rId14"/>
+      <w:footerReference w:type="first" r:id="rId15"/>
       <w:pgSz w:w="11907" w:h="16839"/>
       <w:pgMar w:top="1418" w:right="1418" w:bottom="1418" w:left="1418" w:header="708" w:footer="708" w:gutter="0"/>
       <w:cols w:space="708"/>
@@ -4711,15 +10303,15 @@
 <file path=word/numbering.xml><?xml version="1.0" encoding="utf-8"?>
 <w:numbering xmlns:wpc="http://schemas.microsoft.com/office/word/2010/wordprocessingCanvas" xmlns:cx="http://schemas.microsoft.com/office/drawing/2014/chartex" xmlns:cx1="http://schemas.microsoft.com/office/drawing/2015/9/8/chartex" xmlns:cx2="http://schemas.microsoft.com/office/drawing/2015/10/21/chartex" xmlns:cx3="http://schemas.microsoft.com/office/drawing/2016/5/9/chartex" xmlns:cx4="http://schemas.microsoft.com/office/drawing/2016/5/10/chartex" xmlns:cx5="http://schemas.microsoft.com/office/drawing/2016/5/11/chartex" xmlns:cx6="http://schemas.microsoft.com/office/drawing/2016/5/12/chartex" xmlns:cx7="http://schemas.microsoft.com/office/drawing/2016/5/13/chartex" xmlns:cx8="http://schemas.microsoft.com/office/drawing/2016/5/14/chartex" xmlns:mc="http://schemas.openxmlformats.org/markup-compatibility/2006" xmlns:aink="http://schemas.microsoft.com/office/drawing/2016/ink" xmlns:am3d="http://schemas.microsoft.com/office/drawing/2017/model3d" xmlns:o="urn:schemas-microsoft-com:office:office" xmlns:oel="http://schemas.microsoft.com/office/2019/extlst" xmlns:r="http://schemas.openxmlformats.org/officeDocument/2006/relationships" xmlns:m="http://schemas.openxmlformats.org/officeDocument/2006/math" xmlns:v="urn:schemas-microsoft-com:vml" xmlns:wp14="http://schemas.microsoft.com/office/word/2010/wordprocessingDrawing" xmlns:wp="http://schemas.openxmlformats.org/drawingml/2006/wordprocessingDrawing" xmlns:w10="urn:schemas-microsoft-com:office:word" xmlns:w="http://schemas.openxmlformats.org/wordprocessingml/2006/main" xmlns:w14="http://schemas.microsoft.com/office/word/2010/wordml" xmlns:w15="http://schemas.microsoft.com/office/word/2012/wordml" xmlns:w16cex="http://schemas.microsoft.com/office/word/2018/wordml/cex" xmlns:w16cid="http://schemas.microsoft.com/office/word/2016/wordml/cid" xmlns:w16="http://schemas.microsoft.com/office/word/2018/wordml" xmlns:w16du="http://schemas.microsoft.com/office/word/2023/wordml/word16du" xmlns:w16sdtdh="http://schemas.microsoft.com/office/word/2020/wordml/sdtdatahash" xmlns:w16sdtfl="http://schemas.microsoft.com/office/word/2024/wordml/sdtformatlock" xmlns:w16se="http://schemas.microsoft.com/office/word/2015/wordml/symex" xmlns:wpg="http://schemas.microsoft.com/office/word/2010/wordprocessingGroup" xmlns:wpi="http://schemas.microsoft.com/office/word/2010/wordprocessingInk" xmlns:wne="http://schemas.microsoft.com/office/word/2006/wordml" xmlns:wps="http://schemas.microsoft.com/office/word/2010/wordprocessingShape" mc:Ignorable="w14 w15 w16se w16cid w16 w16cex w16sdtdh w16sdtfl w16du wp14">
   <w:abstractNum w:abstractNumId="0" w15:restartNumberingAfterBreak="0">
-    <w:nsid w:val="2F522794"/>
+    <w:nsid w:val="30B82F49"/>
     <w:multiLevelType w:val="multilevel"/>
-    <w:tmpl w:val="9C804FDE"/>
+    <w:tmpl w:val="BA62B2B2"/>
     <w:lvl w:ilvl="0">
       <w:start w:val="1"/>
       <w:numFmt w:val="decimal"/>
       <w:lvlRestart w:val="0"/>
       <w:pStyle w:val="Heading1"/>
-      <w:suff w:val="nothing"/>
+      <w:suff w:val="space"/>
       <w:lvlText w:val="%1"/>
       <w:lvlJc w:val="left"/>
       <w:pPr>
@@ -4730,7 +10322,7 @@
       <w:start w:val="1"/>
       <w:numFmt w:val="decimal"/>
       <w:pStyle w:val="Heading2"/>
-      <w:suff w:val="nothing"/>
+      <w:suff w:val="space"/>
       <w:lvlText w:val="%1.%2"/>
       <w:lvlJc w:val="left"/>
       <w:pPr>
@@ -4741,7 +10333,7 @@
       <w:start w:val="1"/>
       <w:numFmt w:val="decimal"/>
       <w:pStyle w:val="Heading3"/>
-      <w:suff w:val="nothing"/>
+      <w:suff w:val="space"/>
       <w:lvlText w:val="%1.%2.%3"/>
       <w:lvlJc w:val="left"/>
       <w:pPr>
@@ -4803,7 +10395,7 @@
       </w:pPr>
     </w:lvl>
   </w:abstractNum>
-  <w:num w:numId="1" w16cid:durableId="967204897">
+  <w:num w:numId="1" w16cid:durableId="1824663764">
     <w:abstractNumId w:val="0"/>
   </w:num>
 </w:numbering>
@@ -5224,7 +10816,7 @@
     <w:link w:val="Heading1Char"/>
     <w:uiPriority w:val="9"/>
     <w:qFormat/>
-    <w:rsid w:val="00137804"/>
+    <w:rsid w:val="0021409A"/>
     <w:pPr>
       <w:keepNext/>
       <w:keepLines/>
@@ -5251,7 +10843,7 @@
     <w:uiPriority w:val="9"/>
     <w:unhideWhenUsed/>
     <w:qFormat/>
-    <w:rsid w:val="00137804"/>
+    <w:rsid w:val="0021409A"/>
     <w:pPr>
       <w:keepNext/>
       <w:keepLines/>
@@ -5278,7 +10870,7 @@
     <w:uiPriority w:val="9"/>
     <w:unhideWhenUsed/>
     <w:qFormat/>
-    <w:rsid w:val="00137804"/>
+    <w:rsid w:val="0021409A"/>
     <w:pPr>
       <w:keepNext/>
       <w:keepLines/>
@@ -5306,7 +10898,7 @@
     <w:semiHidden/>
     <w:unhideWhenUsed/>
     <w:qFormat/>
-    <w:rsid w:val="00137804"/>
+    <w:rsid w:val="0021409A"/>
     <w:pPr>
       <w:keepNext/>
       <w:keepLines/>
@@ -5329,7 +10921,7 @@
     <w:semiHidden/>
     <w:unhideWhenUsed/>
     <w:qFormat/>
-    <w:rsid w:val="00137804"/>
+    <w:rsid w:val="0021409A"/>
     <w:pPr>
       <w:keepNext/>
       <w:keepLines/>
@@ -5350,7 +10942,7 @@
     <w:semiHidden/>
     <w:unhideWhenUsed/>
     <w:qFormat/>
-    <w:rsid w:val="00137804"/>
+    <w:rsid w:val="0021409A"/>
     <w:pPr>
       <w:keepNext/>
       <w:keepLines/>
@@ -5373,7 +10965,7 @@
     <w:semiHidden/>
     <w:unhideWhenUsed/>
     <w:qFormat/>
-    <w:rsid w:val="00137804"/>
+    <w:rsid w:val="0021409A"/>
     <w:pPr>
       <w:keepNext/>
       <w:keepLines/>
@@ -5394,7 +10986,7 @@
     <w:semiHidden/>
     <w:unhideWhenUsed/>
     <w:qFormat/>
-    <w:rsid w:val="00137804"/>
+    <w:rsid w:val="0021409A"/>
     <w:pPr>
       <w:keepNext/>
       <w:keepLines/>
@@ -5417,7 +11009,7 @@
     <w:semiHidden/>
     <w:unhideWhenUsed/>
     <w:qFormat/>
-    <w:rsid w:val="00137804"/>
+    <w:rsid w:val="0021409A"/>
     <w:pPr>
       <w:keepNext/>
       <w:keepLines/>
@@ -5461,7 +11053,7 @@
     <w:basedOn w:val="DefaultParagraphFont"/>
     <w:link w:val="Heading1"/>
     <w:uiPriority w:val="9"/>
-    <w:rsid w:val="00137804"/>
+    <w:rsid w:val="0021409A"/>
     <w:rPr>
       <w:rFonts w:ascii="Trebuchet MS" w:eastAsiaTheme="majorEastAsia" w:hAnsi="Trebuchet MS" w:cstheme="majorBidi"/>
       <w:b/>
@@ -5475,7 +11067,7 @@
     <w:basedOn w:val="DefaultParagraphFont"/>
     <w:link w:val="Heading2"/>
     <w:uiPriority w:val="9"/>
-    <w:rsid w:val="00137804"/>
+    <w:rsid w:val="0021409A"/>
     <w:rPr>
       <w:rFonts w:ascii="Trebuchet MS" w:eastAsiaTheme="majorEastAsia" w:hAnsi="Trebuchet MS" w:cstheme="majorBidi"/>
       <w:b/>
@@ -5489,7 +11081,7 @@
     <w:basedOn w:val="DefaultParagraphFont"/>
     <w:link w:val="Heading3"/>
     <w:uiPriority w:val="9"/>
-    <w:rsid w:val="00137804"/>
+    <w:rsid w:val="0021409A"/>
     <w:rPr>
       <w:rFonts w:ascii="Trebuchet MS" w:eastAsiaTheme="majorEastAsia" w:hAnsi="Trebuchet MS" w:cstheme="majorBidi"/>
       <w:b/>
@@ -5504,7 +11096,7 @@
     <w:link w:val="Heading4"/>
     <w:uiPriority w:val="9"/>
     <w:semiHidden/>
-    <w:rsid w:val="00137804"/>
+    <w:rsid w:val="0021409A"/>
     <w:rPr>
       <w:rFonts w:eastAsiaTheme="majorEastAsia" w:cstheme="majorBidi"/>
       <w:i/>
@@ -5518,7 +11110,7 @@
     <w:link w:val="Heading5"/>
     <w:uiPriority w:val="9"/>
     <w:semiHidden/>
-    <w:rsid w:val="00137804"/>
+    <w:rsid w:val="0021409A"/>
     <w:rPr>
       <w:rFonts w:eastAsiaTheme="majorEastAsia" w:cstheme="majorBidi"/>
       <w:color w:val="0F4761" w:themeColor="accent1" w:themeShade="BF"/>
@@ -5530,7 +11122,7 @@
     <w:link w:val="Heading6"/>
     <w:uiPriority w:val="9"/>
     <w:semiHidden/>
-    <w:rsid w:val="00137804"/>
+    <w:rsid w:val="0021409A"/>
     <w:rPr>
       <w:rFonts w:eastAsiaTheme="majorEastAsia" w:cstheme="majorBidi"/>
       <w:i/>
@@ -5544,7 +11136,7 @@
     <w:link w:val="Heading7"/>
     <w:uiPriority w:val="9"/>
     <w:semiHidden/>
-    <w:rsid w:val="00137804"/>
+    <w:rsid w:val="0021409A"/>
     <w:rPr>
       <w:rFonts w:eastAsiaTheme="majorEastAsia" w:cstheme="majorBidi"/>
       <w:color w:val="595959" w:themeColor="text1" w:themeTint="A6"/>
@@ -5556,7 +11148,7 @@
     <w:link w:val="Heading8"/>
     <w:uiPriority w:val="9"/>
     <w:semiHidden/>
-    <w:rsid w:val="00137804"/>
+    <w:rsid w:val="0021409A"/>
     <w:rPr>
       <w:rFonts w:eastAsiaTheme="majorEastAsia" w:cstheme="majorBidi"/>
       <w:i/>
@@ -5570,7 +11162,7 @@
     <w:link w:val="Heading9"/>
     <w:uiPriority w:val="9"/>
     <w:semiHidden/>
-    <w:rsid w:val="00137804"/>
+    <w:rsid w:val="0021409A"/>
     <w:rPr>
       <w:rFonts w:eastAsiaTheme="majorEastAsia" w:cstheme="majorBidi"/>
       <w:color w:val="272727" w:themeColor="text1" w:themeTint="D8"/>
@@ -5583,7 +11175,7 @@
     <w:link w:val="TitleChar"/>
     <w:uiPriority w:val="10"/>
     <w:qFormat/>
-    <w:rsid w:val="00137804"/>
+    <w:rsid w:val="0021409A"/>
     <w:pPr>
       <w:spacing w:after="80" w:line="240" w:lineRule="auto"/>
       <w:contextualSpacing/>
@@ -5601,7 +11193,7 @@
     <w:basedOn w:val="DefaultParagraphFont"/>
     <w:link w:val="Title"/>
     <w:uiPriority w:val="10"/>
-    <w:rsid w:val="00137804"/>
+    <w:rsid w:val="0021409A"/>
     <w:rPr>
       <w:rFonts w:asciiTheme="majorHAnsi" w:eastAsiaTheme="majorEastAsia" w:hAnsiTheme="majorHAnsi" w:cstheme="majorBidi"/>
       <w:spacing w:val="-10"/>
@@ -5617,7 +11209,7 @@
     <w:link w:val="SubtitleChar"/>
     <w:uiPriority w:val="11"/>
     <w:qFormat/>
-    <w:rsid w:val="00137804"/>
+    <w:rsid w:val="0021409A"/>
     <w:pPr>
       <w:numPr>
         <w:ilvl w:val="1"/>
@@ -5636,7 +11228,7 @@
     <w:basedOn w:val="DefaultParagraphFont"/>
     <w:link w:val="Subtitle"/>
     <w:uiPriority w:val="11"/>
-    <w:rsid w:val="00137804"/>
+    <w:rsid w:val="0021409A"/>
     <w:rPr>
       <w:rFonts w:eastAsiaTheme="majorEastAsia" w:cstheme="majorBidi"/>
       <w:color w:val="595959" w:themeColor="text1" w:themeTint="A6"/>
@@ -5652,7 +11244,7 @@
     <w:link w:val="QuoteChar"/>
     <w:uiPriority w:val="29"/>
     <w:qFormat/>
-    <w:rsid w:val="00137804"/>
+    <w:rsid w:val="0021409A"/>
     <w:pPr>
       <w:spacing w:before="160"/>
       <w:jc w:val="center"/>
@@ -5668,7 +11260,7 @@
     <w:basedOn w:val="DefaultParagraphFont"/>
     <w:link w:val="Quote"/>
     <w:uiPriority w:val="29"/>
-    <w:rsid w:val="00137804"/>
+    <w:rsid w:val="0021409A"/>
     <w:rPr>
       <w:i/>
       <w:iCs/>
@@ -5680,7 +11272,7 @@
     <w:basedOn w:val="Normal"/>
     <w:uiPriority w:val="34"/>
     <w:qFormat/>
-    <w:rsid w:val="00137804"/>
+    <w:rsid w:val="0021409A"/>
     <w:pPr>
       <w:ind w:left="720"/>
       <w:contextualSpacing/>
@@ -5691,7 +11283,7 @@
     <w:basedOn w:val="DefaultParagraphFont"/>
     <w:uiPriority w:val="21"/>
     <w:qFormat/>
-    <w:rsid w:val="00137804"/>
+    <w:rsid w:val="0021409A"/>
     <w:rPr>
       <w:i/>
       <w:iCs/>
@@ -5705,7 +11297,7 @@
     <w:link w:val="IntenseQuoteChar"/>
     <w:uiPriority w:val="30"/>
     <w:qFormat/>
-    <w:rsid w:val="00137804"/>
+    <w:rsid w:val="0021409A"/>
     <w:pPr>
       <w:pBdr>
         <w:top w:val="single" w:sz="4" w:space="10" w:color="0F4761" w:themeColor="accent1" w:themeShade="BF"/>
@@ -5726,7 +11318,7 @@
     <w:basedOn w:val="DefaultParagraphFont"/>
     <w:link w:val="IntenseQuote"/>
     <w:uiPriority w:val="30"/>
-    <w:rsid w:val="00137804"/>
+    <w:rsid w:val="0021409A"/>
     <w:rPr>
       <w:i/>
       <w:iCs/>
@@ -5738,7 +11330,7 @@
     <w:basedOn w:val="DefaultParagraphFont"/>
     <w:uiPriority w:val="32"/>
     <w:qFormat/>
-    <w:rsid w:val="00137804"/>
+    <w:rsid w:val="0021409A"/>
     <w:rPr>
       <w:b/>
       <w:bCs/>
@@ -5747,13 +11339,32 @@
       <w:spacing w:val="5"/>
     </w:rPr>
   </w:style>
+  <w:style w:type="paragraph" w:styleId="Caption">
+    <w:name w:val="caption"/>
+    <w:basedOn w:val="Normal"/>
+    <w:next w:val="Normal"/>
+    <w:uiPriority w:val="35"/>
+    <w:unhideWhenUsed/>
+    <w:qFormat/>
+    <w:rsid w:val="0021409A"/>
+    <w:pPr>
+      <w:spacing w:after="200" w:line="240" w:lineRule="auto"/>
+    </w:pPr>
+    <w:rPr>
+      <w:i/>
+      <w:iCs/>
+      <w:color w:val="0E2841" w:themeColor="text2"/>
+      <w:sz w:val="18"/>
+      <w:szCs w:val="18"/>
+    </w:rPr>
+  </w:style>
   <w:style w:type="paragraph" w:styleId="Header">
     <w:name w:val="header"/>
     <w:basedOn w:val="Normal"/>
     <w:link w:val="HeaderChar"/>
     <w:uiPriority w:val="99"/>
     <w:unhideWhenUsed/>
-    <w:rsid w:val="00137804"/>
+    <w:rsid w:val="0021409A"/>
     <w:pPr>
       <w:tabs>
         <w:tab w:val="center" w:pos="4419"/>
@@ -5767,7 +11378,7 @@
     <w:basedOn w:val="DefaultParagraphFont"/>
     <w:link w:val="Header"/>
     <w:uiPriority w:val="99"/>
-    <w:rsid w:val="00137804"/>
+    <w:rsid w:val="0021409A"/>
     <w:rPr>
       <w:rFonts w:ascii="Trebuchet MS" w:hAnsi="Trebuchet MS"/>
       <w:sz w:val="22"/>
@@ -5779,7 +11390,7 @@
     <w:link w:val="FooterChar"/>
     <w:uiPriority w:val="99"/>
     <w:unhideWhenUsed/>
-    <w:rsid w:val="00137804"/>
+    <w:rsid w:val="0021409A"/>
     <w:pPr>
       <w:tabs>
         <w:tab w:val="center" w:pos="4419"/>
@@ -5793,7 +11404,7 @@
     <w:basedOn w:val="DefaultParagraphFont"/>
     <w:link w:val="Footer"/>
     <w:uiPriority w:val="99"/>
-    <w:rsid w:val="00137804"/>
+    <w:rsid w:val="0021409A"/>
     <w:rPr>
       <w:rFonts w:ascii="Trebuchet MS" w:hAnsi="Trebuchet MS"/>
       <w:sz w:val="22"/>
@@ -5805,7 +11416,7 @@
     <w:uiPriority w:val="99"/>
     <w:semiHidden/>
     <w:unhideWhenUsed/>
-    <w:rsid w:val="00137804"/>
+    <w:rsid w:val="0021409A"/>
   </w:style>
   <w:style w:type="paragraph" w:styleId="TOC1">
     <w:name w:val="toc 1"/>
@@ -5814,7 +11425,7 @@
     <w:autoRedefine/>
     <w:uiPriority w:val="39"/>
     <w:unhideWhenUsed/>
-    <w:rsid w:val="00137804"/>
+    <w:rsid w:val="0021409A"/>
     <w:pPr>
       <w:spacing w:after="100"/>
     </w:pPr>
@@ -5826,7 +11437,7 @@
     <w:autoRedefine/>
     <w:uiPriority w:val="39"/>
     <w:unhideWhenUsed/>
-    <w:rsid w:val="00137804"/>
+    <w:rsid w:val="0021409A"/>
     <w:pPr>
       <w:spacing w:after="100"/>
       <w:ind w:left="220"/>
@@ -5839,10 +11450,21 @@
     <w:autoRedefine/>
     <w:uiPriority w:val="39"/>
     <w:unhideWhenUsed/>
-    <w:rsid w:val="00137804"/>
+    <w:rsid w:val="0021409A"/>
     <w:pPr>
       <w:spacing w:after="100"/>
       <w:ind w:left="440"/>
+    </w:pPr>
+  </w:style>
+  <w:style w:type="paragraph" w:styleId="TableofFigures">
+    <w:name w:val="table of figures"/>
+    <w:basedOn w:val="Normal"/>
+    <w:next w:val="Normal"/>
+    <w:uiPriority w:val="99"/>
+    <w:unhideWhenUsed/>
+    <w:rsid w:val="0021409A"/>
+    <w:pPr>
+      <w:spacing w:after="0"/>
     </w:pPr>
   </w:style>
 </w:styles>
